--- a/Lucrare_SImp_Final.docx
+++ b/Lucrare_SImp_Final.docx
@@ -96,7 +96,7 @@
           <w:sz w:val="24"/>
           <w:szCs w:val="24"/>
         </w:rPr>
-        <w:t xml:space="preserve">Lucrarea de față prezintă proiectarea și implementarea platformei SImp Portal, un instrument educațional interactiv dedicat învățării algoritmilor de sortare. Aplicația combină explicațiile teoretice, codul sursă C++, vizualizarea grafică în timp real bazată pe HTML5 Canvas API și un sistem de evaluare automată cu grile generate prin inteligență artificială. Platforma este construită pe stiva WAMP (Windows, Apache, MySQL, PHP) și pune un accent deosebit pe securitatea web (CSP, CSRF, prepared statements, validare path-uri), pe performanța animațiilor și pe experiența utilizatorului. Rezultatele preliminare arată că integrarea vizualizării dinamice cu feedback-ul oferit de modulul Profesor AI reduce semnificativ timpul necesar înțelegerii algoritmilor de tip Divide et Impera, transformând studiul algoritmilor dintr-un proces teoretic într-o experiență practică captivantă.</w:t>
+        <w:t xml:space="preserve">Lucrarea de față prezintă proiectarea și implementarea platformei SImp Portal, un instrument educațional interactiv dedicat învățării algoritmilor de sortare. Aplicația combină explicațiile teoretice, codul sursă C++, vizualizarea grafică în timp real bazată pe HTML5 Canvas API, un sistem de evaluare automată cu grile generate prin inteligență artificială și un asistent conversațional bazat pe modelul Llama 3.3. Platforma este construită pe stiva WAMP (Windows, Apache, MySQL, PHP), include un sistem complet de gamification cu achievements și streak-uri zilnice, suport Progressive Web App pentru utilizare offline, panou administrativ cu audit log, flux complet de resetare a parolei și feedback automat pe codul scris de utilizator. Securitatea este tratată ca o prioritate arhitecturală — peste 30 de fix-uri au fost aplicate în șapte runde succesive de audit. Rezultatele preliminare arată că integrarea vizualizării dinamice cu feedback-ul AI personalizat reduce semnificativ timpul necesar înțelegerii algoritmilor.</w:t>
       </w:r>
     </w:p>
     <w:p>
@@ -110,7 +110,7 @@
           <w:sz w:val="24"/>
           <w:szCs w:val="24"/>
         </w:rPr>
-        <w:t xml:space="preserve">CUVINTE CHEIE: algoritmi de sortare, vizualizare interactivă, HTML5 Canvas, PHP, securitate web, inteligență artificială, educație IT.</w:t>
+        <w:t xml:space="preserve">CUVINTE CHEIE: algoritmi de sortare, vizualizare interactivă, HTML5 Canvas, PHP, securitate web, inteligență artificială, Progressive Web App, gamification, educație IT.</w:t>
       </w:r>
     </w:p>
     <w:p>
@@ -141,7 +141,7 @@
           <w:sz w:val="24"/>
           <w:szCs w:val="24"/>
         </w:rPr>
-        <w:t xml:space="preserve">Algoritmii de sortare reprezintă unul dintre pilonii fundamentali ai informaticii, fiind esențiali în optimizarea proceselor de căutare și prelucrare a datelor [1]. Cu toate acestea, înțelegerea modului în care acești algoritmi manipulează datele în memorie rămâne o provocare pentru mulți studenți. Metodele tradiționale de predare, bazate pe pseudocod static și diagrame pe tablă, eșuează adesea în a surprinde dinamica pașilor de execuție.</w:t>
+        <w:t xml:space="preserve">Algoritmii de sortare reprezintă unul dintre pilonii fundamentali ai informaticii, fiind esențiali în optimizarea proceselor de căutare și prelucrare a datelor [1]. Cu toate acestea, înțelegerea modului în care acești algoritmi manipulează datele în memorie rămâne o provocare pentru mulți studenți. Metodele tradiționale de predare, bazate pe pseudocod static și diagrame pe tablă, eșuează adesea în a surprinde dinamica pașilor de execuție și nu oferă mecanisme de feedback imediat care să adapteze conținutul la nivelul fiecărui elev.</w:t>
       </w:r>
     </w:p>
     <w:p>
@@ -156,7 +156,7 @@
           <w:sz w:val="24"/>
           <w:szCs w:val="24"/>
         </w:rPr>
-        <w:t xml:space="preserve">Platforma SImp Portal a fost dezvoltată pentru a acoperi această lacună pedagogică, oferind un mediu unde teoria se întâlnește cu vizualizarea în timp real. Proiectul propune o abordare holistică, integrând nu doar module de sortare, ci și capitole avansate dedicate recursivității, backtracking-ului, paradigmelor greedy și divide et impera, susținute de un asistent virtual inteligent bazat pe model de tip large language model.</w:t>
+        <w:t xml:space="preserve">Platforma SImp Portal a fost dezvoltată pentru a acoperi această lacună pedagogică, oferind un mediu unde teoria se întâlnește cu vizualizarea în timp real, iar inteligența artificială oferă explicații personalizate și feedback pe codul scris. Proiectul propune o abordare holistică, integrând nu doar module de sortare, ci și capitole avansate dedicate recursivității, backtracking-ului, paradigmelor greedy și divide et impera. La acestea se adaugă funcționalități moderne specifice unei aplicații web actuale: instalare ca Progressive Web App, sistem de achievements pentru motivarea învățării, panou administrativ cu audit log, autentificare cu reset de parolă prin email și protecție multi-strat împotriva atacurilor web.</w:t>
       </w:r>
     </w:p>
     <w:p>
@@ -171,7 +171,7 @@
           <w:sz w:val="24"/>
           <w:szCs w:val="24"/>
         </w:rPr>
-        <w:t xml:space="preserve">Lucrarea este structurată după cum urmează: secțiunea 2 descrie problema didactică și cerințele aplicației, secțiunea 3 prezintă arhitectura platformei, secțiunea 4 detaliază modelul de date, secțiunea 5 sintetizează algoritmii de sortare implementați, secțiunea 6 prezintă implementarea tehnică și aspectele de securitate, iar secțiunea 7 conține rezultatele și concluziile.</w:t>
+        <w:t xml:space="preserve">Lucrarea este structurată după cum urmează: secțiunea 2 descrie problema didactică și cerințele aplicației, secțiunea 3 prezintă arhitectura platformei, secțiunea 4 detaliază stiva tehnologică folosită, secțiunea 5 descrie modelul de date, secțiunea 6 sintetizează algoritmii de sortare implementați, secțiunea 7 prezintă implementarea tehnică și aspectele de securitate, secțiunea 8 oferă o comparație detaliată cu platforme similare existente, secțiunea 9 abordează interfața utilizator iar secțiunea 10 conține rezultatele și concluziile.</w:t>
       </w:r>
     </w:p>
     <w:p>
@@ -202,7 +202,7 @@
           <w:sz w:val="24"/>
           <w:szCs w:val="24"/>
         </w:rPr>
-        <w:t xml:space="preserve">Predarea algoritmilor în mediul academic se confruntă cu limite legate de abstractizarea excesivă. Studenții întâmpină dificultăți în vizualizarea interschimbărilor de elemente în Bubble Sort sau în înțelegerea procesului de partiționare din Quick Sort. Pentru a depăși aceste limite, SImp Portal centralizează într-o singură interfață: prezentarea teoretică, codul sursă C++, vizualizarea pas cu pas și componente de evaluare.</w:t>
+        <w:t xml:space="preserve">Predarea algoritmilor în mediul academic se confruntă cu limite legate de abstractizarea excesivă. Studenții întâmpină dificultăți în vizualizarea interschimbărilor de elemente în Bubble Sort sau în înțelegerea procesului de partiționare din Quick Sort. În plus, motivația de a continua studiul scade rapid în absența unor mecanisme de feedback și recompensare imediate. SImp Portal centralizează într-o singură interfață: prezentarea teoretică, codul sursă C++, vizualizarea pas cu pas, evaluarea prin grile și exerciții, asistență AI personalizată și gamification.</w:t>
       </w:r>
     </w:p>
     <w:p>
@@ -334,7 +334,102 @@
           <w:sz w:val="24"/>
           <w:szCs w:val="24"/>
         </w:rPr>
-        <w:t xml:space="preserve">autentificare securizată, gestiune a profilului și a streak-ului zilnic.</w:t>
+        <w:t xml:space="preserve">feedback automat AI pe codul scris de utilizator;</w:t>
+      </w:r>
+    </w:p>
+    <w:p>
+      <w:pPr>
+        <w:pStyle w:val="ListParagraph"/>
+        <w:numPr>
+          <w:ilvl w:val="0"/>
+          <w:numId w:val="2"/>
+        </w:numPr>
+        <w:spacing w:after="80" w:line="312"/>
+        <w:jc w:val="both"/>
+      </w:pPr>
+      <w:r>
+        <w:rPr>
+          <w:rFonts w:ascii="Times New Roman" w:cs="Times New Roman" w:eastAsia="Times New Roman" w:hAnsi="Times New Roman"/>
+          <w:sz w:val="24"/>
+          <w:szCs w:val="24"/>
+        </w:rPr>
+        <w:t xml:space="preserve">autentificare securizată cu reset de parolă prin email;</w:t>
+      </w:r>
+    </w:p>
+    <w:p>
+      <w:pPr>
+        <w:pStyle w:val="ListParagraph"/>
+        <w:numPr>
+          <w:ilvl w:val="0"/>
+          <w:numId w:val="2"/>
+        </w:numPr>
+        <w:spacing w:after="80" w:line="312"/>
+        <w:jc w:val="both"/>
+      </w:pPr>
+      <w:r>
+        <w:rPr>
+          <w:rFonts w:ascii="Times New Roman" w:cs="Times New Roman" w:eastAsia="Times New Roman" w:hAnsi="Times New Roman"/>
+          <w:sz w:val="24"/>
+          <w:szCs w:val="24"/>
+        </w:rPr>
+        <w:t xml:space="preserve">sistem de achievements (10 badge-uri predefinite) și streak-uri zilnice;</w:t>
+      </w:r>
+    </w:p>
+    <w:p>
+      <w:pPr>
+        <w:pStyle w:val="ListParagraph"/>
+        <w:numPr>
+          <w:ilvl w:val="0"/>
+          <w:numId w:val="2"/>
+        </w:numPr>
+        <w:spacing w:after="80" w:line="312"/>
+        <w:jc w:val="both"/>
+      </w:pPr>
+      <w:r>
+        <w:rPr>
+          <w:rFonts w:ascii="Times New Roman" w:cs="Times New Roman" w:eastAsia="Times New Roman" w:hAnsi="Times New Roman"/>
+          <w:sz w:val="24"/>
+          <w:szCs w:val="24"/>
+        </w:rPr>
+        <w:t xml:space="preserve">panou administrativ cu audit log al acțiunilor sensibile;</w:t>
+      </w:r>
+    </w:p>
+    <w:p>
+      <w:pPr>
+        <w:pStyle w:val="ListParagraph"/>
+        <w:numPr>
+          <w:ilvl w:val="0"/>
+          <w:numId w:val="2"/>
+        </w:numPr>
+        <w:spacing w:after="80" w:line="312"/>
+        <w:jc w:val="both"/>
+      </w:pPr>
+      <w:r>
+        <w:rPr>
+          <w:rFonts w:ascii="Times New Roman" w:cs="Times New Roman" w:eastAsia="Times New Roman" w:hAnsi="Times New Roman"/>
+          <w:sz w:val="24"/>
+          <w:szCs w:val="24"/>
+        </w:rPr>
+        <w:t xml:space="preserve">instalare ca Progressive Web App (PWA) pentru utilizare offline;</w:t>
+      </w:r>
+    </w:p>
+    <w:p>
+      <w:pPr>
+        <w:pStyle w:val="ListParagraph"/>
+        <w:numPr>
+          <w:ilvl w:val="0"/>
+          <w:numId w:val="2"/>
+        </w:numPr>
+        <w:spacing w:after="80" w:line="312"/>
+        <w:jc w:val="both"/>
+      </w:pPr>
+      <w:r>
+        <w:rPr>
+          <w:rFonts w:ascii="Times New Roman" w:cs="Times New Roman" w:eastAsia="Times New Roman" w:hAnsi="Times New Roman"/>
+          <w:sz w:val="24"/>
+          <w:szCs w:val="24"/>
+        </w:rPr>
+        <w:t xml:space="preserve">interfață responsive cu temă light și dark.</w:t>
       </w:r>
     </w:p>
     <w:p>
@@ -367,7 +462,7 @@
           <w:sz w:val="24"/>
           <w:szCs w:val="24"/>
         </w:rPr>
-        <w:t xml:space="preserve">Sistemul trebuie să asigure o latență scăzută în redarea animațiilor (Canvas), să fie protejat împotriva celor mai frecvente vulnerabilități web (OWASP Top 10) și să ofere o interfață adaptivă (responsive) pentru diverse dispozitive, cu suport pentru tema light și dark.</w:t>
+        <w:t xml:space="preserve">Sistemul trebuie să asigure o latență scăzută în redarea animațiilor (Canvas), să fie protejat împotriva celor mai frecvente vulnerabilități web (OWASP Top 10), să aibă acoperire prin teste automate (PHPUnit + GitHub Actions), să fie containerizat pentru deploy reproductibil (Docker Compose) și să ofere o interfață adaptivă (responsive) pentru diverse dispozitive, cu suport pentru tema light și dark.</w:t>
       </w:r>
     </w:p>
     <w:p>
@@ -434,7 +529,7 @@
           <w:sz w:val="24"/>
           <w:szCs w:val="24"/>
         </w:rPr>
-        <w:t xml:space="preserve"> centralizează toate cererile, asigurând un punct unic de intrare pentru aplicarea politicilor de securitate (CSP, antete HTTP, sesiuni securizate) și pentru rutarea către una dintre paginile dintr-o listă albă predefinită – mecanism ce previne atacurile de tip Local File Inclusion (LFI). Stiva tehnologică utilizată include PHP 8 pentru logica de backend, MySQL pentru persistența datelor și JavaScript ES6 împreună cu HTML5 Canvas API pentru modulul de vizualizare.</w:t>
+        <w:t xml:space="preserve"> centralizează toate cererile, asigurând un punct unic de intrare pentru aplicarea politicilor de securitate (CSP cu nonce, antete HTTP, sesiuni securizate, validare CSRF) și pentru rutarea către una dintre paginile dintr-o listă albă predefinită — mecanism ce previne atacurile de tip Local File Inclusion. Stiva tehnologică folosește PHP 8.1+ pentru logica de backend (cu standardizare OOP completă pe MySQLi), MySQL 8.0 pentru persistența datelor și JavaScript ES6 împreună cu HTML5 Canvas API pentru modulul de vizualizare.</w:t>
       </w:r>
     </w:p>
     <w:p>
@@ -466,8 +561,8 @@
         </w:tblBorders>
       </w:tblPr>
       <w:tblGrid>
-        <w:gridCol w:w="2000"/>
-        <w:gridCol w:w="3360"/>
+        <w:gridCol w:w="1900"/>
+        <w:gridCol w:w="3460"/>
         <w:gridCol w:w="4000"/>
       </w:tblGrid>
       <w:tr>
@@ -476,7 +571,7 @@
         </w:trPr>
         <w:tc>
           <w:tcPr>
-            <w:tcW w:type="dxa" w:w="2000"/>
+            <w:tcW w:type="dxa" w:w="1900"/>
             <w:tcBorders>
               <w:top w:val="single" w:color="000000" w:sz="6"/>
               <w:left w:val="single" w:color="000000" w:sz="6"/>
@@ -509,7 +604,7 @@
         </w:tc>
         <w:tc>
           <w:tcPr>
-            <w:tcW w:type="dxa" w:w="3360"/>
+            <w:tcW w:type="dxa" w:w="3460"/>
             <w:tcBorders>
               <w:top w:val="single" w:color="000000" w:sz="6"/>
               <w:left w:val="single" w:color="000000" w:sz="6"/>
@@ -580,7 +675,7 @@
         </w:trPr>
         <w:tc>
           <w:tcPr>
-            <w:tcW w:type="dxa" w:w="2000"/>
+            <w:tcW w:type="dxa" w:w="1900"/>
             <w:tcBorders>
               <w:top w:val="single" w:color="000000" w:sz="6"/>
               <w:left w:val="single" w:color="000000" w:sz="6"/>
@@ -612,7 +707,7 @@
         </w:tc>
         <w:tc>
           <w:tcPr>
-            <w:tcW w:type="dxa" w:w="3360"/>
+            <w:tcW w:type="dxa" w:w="3460"/>
             <w:tcBorders>
               <w:top w:val="single" w:color="000000" w:sz="6"/>
               <w:left w:val="single" w:color="000000" w:sz="6"/>
@@ -670,7 +765,7 @@
                 <w:sz w:val="22"/>
                 <w:szCs w:val="22"/>
               </w:rPr>
-              <w:t xml:space="preserve">Front-controller, sesiuni securizate, CSP, lista albă pagini</w:t>
+              <w:t xml:space="preserve">Front-controller, sesiuni, CSP cu nonce, lista albă pagini, 404</w:t>
             </w:r>
           </w:p>
         </w:tc>
@@ -681,7 +776,7 @@
         </w:trPr>
         <w:tc>
           <w:tcPr>
-            <w:tcW w:type="dxa" w:w="2000"/>
+            <w:tcW w:type="dxa" w:w="1900"/>
             <w:tcBorders>
               <w:top w:val="single" w:color="000000" w:sz="6"/>
               <w:left w:val="single" w:color="000000" w:sz="6"/>
@@ -713,33 +808,33 @@
         </w:tc>
         <w:tc>
           <w:tcPr>
-            <w:tcW w:type="dxa" w:w="3360"/>
-            <w:tcBorders>
-              <w:top w:val="single" w:color="000000" w:sz="6"/>
-              <w:left w:val="single" w:color="000000" w:sz="6"/>
-              <w:bottom w:val="single" w:color="000000" w:sz="6"/>
-              <w:right w:val="single" w:color="000000" w:sz="6"/>
-            </w:tcBorders>
-            <w:tcMar>
-              <w:top w:type="dxa" w:w="80"/>
-              <w:left w:type="dxa" w:w="120"/>
-              <w:bottom w:type="dxa" w:w="80"/>
-              <w:right w:type="dxa" w:w="120"/>
-            </w:tcMar>
-          </w:tcPr>
-          <w:p>
-            <w:pPr>
-              <w:jc w:val="left"/>
-            </w:pPr>
-            <w:r>
-              <w:rPr>
-                <w:rFonts w:ascii="Times New Roman" w:cs="Times New Roman" w:eastAsia="Times New Roman" w:hAnsi="Times New Roman"/>
-                <w:b w:val="false"/>
-                <w:bCs w:val="false"/>
-                <w:sz w:val="22"/>
-                <w:szCs w:val="22"/>
-              </w:rPr>
-              <w:t xml:space="preserve">PHP/auth.php, login.php, register.php</w:t>
+            <w:tcW w:type="dxa" w:w="3460"/>
+            <w:tcBorders>
+              <w:top w:val="single" w:color="000000" w:sz="6"/>
+              <w:left w:val="single" w:color="000000" w:sz="6"/>
+              <w:bottom w:val="single" w:color="000000" w:sz="6"/>
+              <w:right w:val="single" w:color="000000" w:sz="6"/>
+            </w:tcBorders>
+            <w:tcMar>
+              <w:top w:type="dxa" w:w="80"/>
+              <w:left w:type="dxa" w:w="120"/>
+              <w:bottom w:type="dxa" w:w="80"/>
+              <w:right w:type="dxa" w:w="120"/>
+            </w:tcMar>
+          </w:tcPr>
+          <w:p>
+            <w:pPr>
+              <w:jc w:val="left"/>
+            </w:pPr>
+            <w:r>
+              <w:rPr>
+                <w:rFonts w:ascii="Times New Roman" w:cs="Times New Roman" w:eastAsia="Times New Roman" w:hAnsi="Times New Roman"/>
+                <w:b w:val="false"/>
+                <w:bCs w:val="false"/>
+                <w:sz w:val="22"/>
+                <w:szCs w:val="22"/>
+              </w:rPr>
+              <w:t xml:space="preserve">auth.php, login.php, register.php, forgot/reset_password.php</w:t>
             </w:r>
           </w:p>
         </w:tc>
@@ -771,7 +866,7 @@
                 <w:sz w:val="22"/>
                 <w:szCs w:val="22"/>
               </w:rPr>
-              <w:t xml:space="preserve">Autentificare, înregistrare, roluri, rate-limiting, streak</w:t>
+              <w:t xml:space="preserve">Auth, înregistrare, roluri, rate-limiting, reset parolă</w:t>
             </w:r>
           </w:p>
         </w:tc>
@@ -782,7 +877,7 @@
         </w:trPr>
         <w:tc>
           <w:tcPr>
-            <w:tcW w:type="dxa" w:w="2000"/>
+            <w:tcW w:type="dxa" w:w="1900"/>
             <w:tcBorders>
               <w:top w:val="single" w:color="000000" w:sz="6"/>
               <w:left w:val="single" w:color="000000" w:sz="6"/>
@@ -814,7 +909,7 @@
         </w:tc>
         <w:tc>
           <w:tcPr>
-            <w:tcW w:type="dxa" w:w="3360"/>
+            <w:tcW w:type="dxa" w:w="3460"/>
             <w:tcBorders>
               <w:top w:val="single" w:color="000000" w:sz="6"/>
               <w:left w:val="single" w:color="000000" w:sz="6"/>
@@ -883,7 +978,7 @@
         </w:trPr>
         <w:tc>
           <w:tcPr>
-            <w:tcW w:type="dxa" w:w="2000"/>
+            <w:tcW w:type="dxa" w:w="1900"/>
             <w:tcBorders>
               <w:top w:val="single" w:color="000000" w:sz="6"/>
               <w:left w:val="single" w:color="000000" w:sz="6"/>
@@ -915,33 +1010,33 @@
         </w:tc>
         <w:tc>
           <w:tcPr>
-            <w:tcW w:type="dxa" w:w="3360"/>
-            <w:tcBorders>
-              <w:top w:val="single" w:color="000000" w:sz="6"/>
-              <w:left w:val="single" w:color="000000" w:sz="6"/>
-              <w:bottom w:val="single" w:color="000000" w:sz="6"/>
-              <w:right w:val="single" w:color="000000" w:sz="6"/>
-            </w:tcBorders>
-            <w:tcMar>
-              <w:top w:type="dxa" w:w="80"/>
-              <w:left w:type="dxa" w:w="120"/>
-              <w:bottom w:type="dxa" w:w="80"/>
-              <w:right w:type="dxa" w:w="120"/>
-            </w:tcMar>
-          </w:tcPr>
-          <w:p>
-            <w:pPr>
-              <w:jc w:val="left"/>
-            </w:pPr>
-            <w:r>
-              <w:rPr>
-                <w:rFonts w:ascii="Times New Roman" w:cs="Times New Roman" w:eastAsia="Times New Roman" w:hAnsi="Times New Roman"/>
-                <w:b w:val="false"/>
-                <w:bCs w:val="false"/>
-                <w:sz w:val="22"/>
-                <w:szCs w:val="22"/>
-              </w:rPr>
-              <w:t xml:space="preserve">JS/visualizer.js</w:t>
+            <w:tcW w:type="dxa" w:w="3460"/>
+            <w:tcBorders>
+              <w:top w:val="single" w:color="000000" w:sz="6"/>
+              <w:left w:val="single" w:color="000000" w:sz="6"/>
+              <w:bottom w:val="single" w:color="000000" w:sz="6"/>
+              <w:right w:val="single" w:color="000000" w:sz="6"/>
+            </w:tcBorders>
+            <w:tcMar>
+              <w:top w:type="dxa" w:w="80"/>
+              <w:left w:type="dxa" w:w="120"/>
+              <w:bottom w:type="dxa" w:w="80"/>
+              <w:right w:type="dxa" w:w="120"/>
+            </w:tcMar>
+          </w:tcPr>
+          <w:p>
+            <w:pPr>
+              <w:jc w:val="left"/>
+            </w:pPr>
+            <w:r>
+              <w:rPr>
+                <w:rFonts w:ascii="Times New Roman" w:cs="Times New Roman" w:eastAsia="Times New Roman" w:hAnsi="Times New Roman"/>
+                <w:b w:val="false"/>
+                <w:bCs w:val="false"/>
+                <w:sz w:val="22"/>
+                <w:szCs w:val="22"/>
+              </w:rPr>
+              <w:t xml:space="preserve">JS/visualizer.js, JS/fundamental_visualizer.js</w:t>
             </w:r>
           </w:p>
         </w:tc>
@@ -973,7 +1068,7 @@
                 <w:sz w:val="22"/>
                 <w:szCs w:val="22"/>
               </w:rPr>
-              <w:t xml:space="preserve">Engine Canvas pentru animații și inspector variabile</w:t>
+              <w:t xml:space="preserve">Engine Canvas pentru animații, ResizeObserver, Web Audio</w:t>
             </w:r>
           </w:p>
         </w:tc>
@@ -984,7 +1079,7 @@
         </w:trPr>
         <w:tc>
           <w:tcPr>
-            <w:tcW w:type="dxa" w:w="2000"/>
+            <w:tcW w:type="dxa" w:w="1900"/>
             <w:tcBorders>
               <w:top w:val="single" w:color="000000" w:sz="6"/>
               <w:left w:val="single" w:color="000000" w:sz="6"/>
@@ -1010,39 +1105,39 @@
                 <w:sz w:val="22"/>
                 <w:szCs w:val="22"/>
               </w:rPr>
-              <w:t xml:space="preserve">Profesor AI</w:t>
-            </w:r>
-          </w:p>
-        </w:tc>
-        <w:tc>
-          <w:tcPr>
-            <w:tcW w:type="dxa" w:w="3360"/>
-            <w:tcBorders>
-              <w:top w:val="single" w:color="000000" w:sz="6"/>
-              <w:left w:val="single" w:color="000000" w:sz="6"/>
-              <w:bottom w:val="single" w:color="000000" w:sz="6"/>
-              <w:right w:val="single" w:color="000000" w:sz="6"/>
-            </w:tcBorders>
-            <w:tcMar>
-              <w:top w:type="dxa" w:w="80"/>
-              <w:left w:type="dxa" w:w="120"/>
-              <w:bottom w:type="dxa" w:w="80"/>
-              <w:right w:type="dxa" w:w="120"/>
-            </w:tcMar>
-          </w:tcPr>
-          <w:p>
-            <w:pPr>
-              <w:jc w:val="left"/>
-            </w:pPr>
-            <w:r>
-              <w:rPr>
-                <w:rFonts w:ascii="Times New Roman" w:cs="Times New Roman" w:eastAsia="Times New Roman" w:hAnsi="Times New Roman"/>
-                <w:b w:val="false"/>
-                <w:bCs w:val="false"/>
-                <w:sz w:val="22"/>
-                <w:szCs w:val="22"/>
-              </w:rPr>
-              <w:t xml:space="preserve">PHP/profesor_ai_chat.php, PHP/ai_quiz_api.php</w:t>
+              <w:t xml:space="preserve">Profesor AI &amp; Code Feedback</w:t>
+            </w:r>
+          </w:p>
+        </w:tc>
+        <w:tc>
+          <w:tcPr>
+            <w:tcW w:type="dxa" w:w="3460"/>
+            <w:tcBorders>
+              <w:top w:val="single" w:color="000000" w:sz="6"/>
+              <w:left w:val="single" w:color="000000" w:sz="6"/>
+              <w:bottom w:val="single" w:color="000000" w:sz="6"/>
+              <w:right w:val="single" w:color="000000" w:sz="6"/>
+            </w:tcBorders>
+            <w:tcMar>
+              <w:top w:type="dxa" w:w="80"/>
+              <w:left w:type="dxa" w:w="120"/>
+              <w:bottom w:type="dxa" w:w="80"/>
+              <w:right w:type="dxa" w:w="120"/>
+            </w:tcMar>
+          </w:tcPr>
+          <w:p>
+            <w:pPr>
+              <w:jc w:val="left"/>
+            </w:pPr>
+            <w:r>
+              <w:rPr>
+                <w:rFonts w:ascii="Times New Roman" w:cs="Times New Roman" w:eastAsia="Times New Roman" w:hAnsi="Times New Roman"/>
+                <w:b w:val="false"/>
+                <w:bCs w:val="false"/>
+                <w:sz w:val="22"/>
+                <w:szCs w:val="22"/>
+              </w:rPr>
+              <w:t xml:space="preserve">PHP/profesor_ai_chat.php, ai_quiz_api.php, ai_code_feedback.php</w:t>
             </w:r>
           </w:p>
         </w:tc>
@@ -1074,7 +1169,7 @@
                 <w:sz w:val="22"/>
                 <w:szCs w:val="22"/>
               </w:rPr>
-              <w:t xml:space="preserve">Integrare Groq + Llama 3.3 70B</w:t>
+              <w:t xml:space="preserve">Integrare Groq + Llama 3.3 70B, feedback pe cod</w:t>
             </w:r>
           </w:p>
         </w:tc>
@@ -1085,7 +1180,7 @@
         </w:trPr>
         <w:tc>
           <w:tcPr>
-            <w:tcW w:type="dxa" w:w="2000"/>
+            <w:tcW w:type="dxa" w:w="1900"/>
             <w:tcBorders>
               <w:top w:val="single" w:color="000000" w:sz="6"/>
               <w:left w:val="single" w:color="000000" w:sz="6"/>
@@ -1111,39 +1206,39 @@
                 <w:sz w:val="22"/>
                 <w:szCs w:val="22"/>
               </w:rPr>
-              <w:t xml:space="preserve">Bază de grile</w:t>
-            </w:r>
-          </w:p>
-        </w:tc>
-        <w:tc>
-          <w:tcPr>
-            <w:tcW w:type="dxa" w:w="3360"/>
-            <w:tcBorders>
-              <w:top w:val="single" w:color="000000" w:sz="6"/>
-              <w:left w:val="single" w:color="000000" w:sz="6"/>
-              <w:bottom w:val="single" w:color="000000" w:sz="6"/>
-              <w:right w:val="single" w:color="000000" w:sz="6"/>
-            </w:tcBorders>
-            <w:tcMar>
-              <w:top w:type="dxa" w:w="80"/>
-              <w:left w:type="dxa" w:w="120"/>
-              <w:bottom w:type="dxa" w:w="80"/>
-              <w:right w:type="dxa" w:w="120"/>
-            </w:tcMar>
-          </w:tcPr>
-          <w:p>
-            <w:pPr>
-              <w:jc w:val="left"/>
-            </w:pPr>
-            <w:r>
-              <w:rPr>
-                <w:rFonts w:ascii="Times New Roman" w:cs="Times New Roman" w:eastAsia="Times New Roman" w:hAnsi="Times New Roman"/>
-                <w:b w:val="false"/>
-                <w:bCs w:val="false"/>
-                <w:sz w:val="22"/>
-                <w:szCs w:val="22"/>
-              </w:rPr>
-              <w:t xml:space="preserve">PHP/grile.php, grila_interactiva.php</w:t>
+              <w:t xml:space="preserve">Bază de grile &amp; exerciții</w:t>
+            </w:r>
+          </w:p>
+        </w:tc>
+        <w:tc>
+          <w:tcPr>
+            <w:tcW w:type="dxa" w:w="3460"/>
+            <w:tcBorders>
+              <w:top w:val="single" w:color="000000" w:sz="6"/>
+              <w:left w:val="single" w:color="000000" w:sz="6"/>
+              <w:bottom w:val="single" w:color="000000" w:sz="6"/>
+              <w:right w:val="single" w:color="000000" w:sz="6"/>
+            </w:tcBorders>
+            <w:tcMar>
+              <w:top w:type="dxa" w:w="80"/>
+              <w:left w:type="dxa" w:w="120"/>
+              <w:bottom w:type="dxa" w:w="80"/>
+              <w:right w:type="dxa" w:w="120"/>
+            </w:tcMar>
+          </w:tcPr>
+          <w:p>
+            <w:pPr>
+              <w:jc w:val="left"/>
+            </w:pPr>
+            <w:r>
+              <w:rPr>
+                <w:rFonts w:ascii="Times New Roman" w:cs="Times New Roman" w:eastAsia="Times New Roman" w:hAnsi="Times New Roman"/>
+                <w:b w:val="false"/>
+                <w:bCs w:val="false"/>
+                <w:sz w:val="22"/>
+                <w:szCs w:val="22"/>
+              </w:rPr>
+              <w:t xml:space="preserve">PHP/grile.php, grila_interactiva.php, lista_exercitii.php</w:t>
             </w:r>
           </w:p>
         </w:tc>
@@ -1175,7 +1270,7 @@
                 <w:sz w:val="22"/>
                 <w:szCs w:val="22"/>
               </w:rPr>
-              <w:t xml:space="preserve">Evaluare automată, progres_grile, rezultate</w:t>
+              <w:t xml:space="preserve">Evaluare automată, progres, scoruri</w:t>
             </w:r>
           </w:p>
         </w:tc>
@@ -1186,7 +1281,7 @@
         </w:trPr>
         <w:tc>
           <w:tcPr>
-            <w:tcW w:type="dxa" w:w="2000"/>
+            <w:tcW w:type="dxa" w:w="1900"/>
             <w:tcBorders>
               <w:top w:val="single" w:color="000000" w:sz="6"/>
               <w:left w:val="single" w:color="000000" w:sz="6"/>
@@ -1218,7 +1313,7 @@
         </w:tc>
         <w:tc>
           <w:tcPr>
-            <w:tcW w:type="dxa" w:w="3360"/>
+            <w:tcW w:type="dxa" w:w="3460"/>
             <w:tcBorders>
               <w:top w:val="single" w:color="000000" w:sz="6"/>
               <w:left w:val="single" w:color="000000" w:sz="6"/>
@@ -1277,6 +1372,309 @@
                 <w:szCs w:val="22"/>
               </w:rPr>
               <w:t xml:space="preserve">Iframe OneCompiler permis explicit prin CSP</w:t>
+            </w:r>
+          </w:p>
+        </w:tc>
+      </w:tr>
+      <w:tr>
+        <w:trPr>
+          <w:tblHeader w:val="false"/>
+        </w:trPr>
+        <w:tc>
+          <w:tcPr>
+            <w:tcW w:type="dxa" w:w="1900"/>
+            <w:tcBorders>
+              <w:top w:val="single" w:color="000000" w:sz="6"/>
+              <w:left w:val="single" w:color="000000" w:sz="6"/>
+              <w:bottom w:val="single" w:color="000000" w:sz="6"/>
+              <w:right w:val="single" w:color="000000" w:sz="6"/>
+            </w:tcBorders>
+            <w:tcMar>
+              <w:top w:type="dxa" w:w="80"/>
+              <w:left w:type="dxa" w:w="120"/>
+              <w:bottom w:type="dxa" w:w="80"/>
+              <w:right w:type="dxa" w:w="120"/>
+            </w:tcMar>
+          </w:tcPr>
+          <w:p>
+            <w:pPr>
+              <w:jc w:val="center"/>
+            </w:pPr>
+            <w:r>
+              <w:rPr>
+                <w:rFonts w:ascii="Times New Roman" w:cs="Times New Roman" w:eastAsia="Times New Roman" w:hAnsi="Times New Roman"/>
+                <w:b w:val="false"/>
+                <w:bCs w:val="false"/>
+                <w:sz w:val="22"/>
+                <w:szCs w:val="22"/>
+              </w:rPr>
+              <w:t xml:space="preserve">Panou admin</w:t>
+            </w:r>
+          </w:p>
+        </w:tc>
+        <w:tc>
+          <w:tcPr>
+            <w:tcW w:type="dxa" w:w="3460"/>
+            <w:tcBorders>
+              <w:top w:val="single" w:color="000000" w:sz="6"/>
+              <w:left w:val="single" w:color="000000" w:sz="6"/>
+              <w:bottom w:val="single" w:color="000000" w:sz="6"/>
+              <w:right w:val="single" w:color="000000" w:sz="6"/>
+            </w:tcBorders>
+            <w:tcMar>
+              <w:top w:type="dxa" w:w="80"/>
+              <w:left w:type="dxa" w:w="120"/>
+              <w:bottom w:type="dxa" w:w="80"/>
+              <w:right w:type="dxa" w:w="120"/>
+            </w:tcMar>
+          </w:tcPr>
+          <w:p>
+            <w:pPr>
+              <w:jc w:val="left"/>
+            </w:pPr>
+            <w:r>
+              <w:rPr>
+                <w:rFonts w:ascii="Times New Roman" w:cs="Times New Roman" w:eastAsia="Times New Roman" w:hAnsi="Times New Roman"/>
+                <w:b w:val="false"/>
+                <w:bCs w:val="false"/>
+                <w:sz w:val="22"/>
+                <w:szCs w:val="22"/>
+              </w:rPr>
+              <w:t xml:space="preserve">pagini/admin.php, PHP/admin_actions.php, admin_export.php</w:t>
+            </w:r>
+          </w:p>
+        </w:tc>
+        <w:tc>
+          <w:tcPr>
+            <w:tcW w:type="dxa" w:w="4000"/>
+            <w:tcBorders>
+              <w:top w:val="single" w:color="000000" w:sz="6"/>
+              <w:left w:val="single" w:color="000000" w:sz="6"/>
+              <w:bottom w:val="single" w:color="000000" w:sz="6"/>
+              <w:right w:val="single" w:color="000000" w:sz="6"/>
+            </w:tcBorders>
+            <w:tcMar>
+              <w:top w:type="dxa" w:w="80"/>
+              <w:left w:type="dxa" w:w="120"/>
+              <w:bottom w:type="dxa" w:w="80"/>
+              <w:right w:type="dxa" w:w="120"/>
+            </w:tcMar>
+          </w:tcPr>
+          <w:p>
+            <w:pPr>
+              <w:jc w:val="left"/>
+            </w:pPr>
+            <w:r>
+              <w:rPr>
+                <w:rFonts w:ascii="Times New Roman" w:cs="Times New Roman" w:eastAsia="Times New Roman" w:hAnsi="Times New Roman"/>
+                <w:b w:val="false"/>
+                <w:bCs w:val="false"/>
+                <w:sz w:val="22"/>
+                <w:szCs w:val="22"/>
+              </w:rPr>
+              <w:t xml:space="preserve">5 tab-uri: dashboard, utilizatori, detalii, acțiuni, audit</w:t>
+            </w:r>
+          </w:p>
+        </w:tc>
+      </w:tr>
+      <w:tr>
+        <w:trPr>
+          <w:tblHeader w:val="false"/>
+        </w:trPr>
+        <w:tc>
+          <w:tcPr>
+            <w:tcW w:type="dxa" w:w="1900"/>
+            <w:tcBorders>
+              <w:top w:val="single" w:color="000000" w:sz="6"/>
+              <w:left w:val="single" w:color="000000" w:sz="6"/>
+              <w:bottom w:val="single" w:color="000000" w:sz="6"/>
+              <w:right w:val="single" w:color="000000" w:sz="6"/>
+            </w:tcBorders>
+            <w:tcMar>
+              <w:top w:type="dxa" w:w="80"/>
+              <w:left w:type="dxa" w:w="120"/>
+              <w:bottom w:type="dxa" w:w="80"/>
+              <w:right w:type="dxa" w:w="120"/>
+            </w:tcMar>
+          </w:tcPr>
+          <w:p>
+            <w:pPr>
+              <w:jc w:val="center"/>
+            </w:pPr>
+            <w:r>
+              <w:rPr>
+                <w:rFonts w:ascii="Times New Roman" w:cs="Times New Roman" w:eastAsia="Times New Roman" w:hAnsi="Times New Roman"/>
+                <w:b w:val="false"/>
+                <w:bCs w:val="false"/>
+                <w:sz w:val="22"/>
+                <w:szCs w:val="22"/>
+              </w:rPr>
+              <w:t xml:space="preserve">Gamification</w:t>
+            </w:r>
+          </w:p>
+        </w:tc>
+        <w:tc>
+          <w:tcPr>
+            <w:tcW w:type="dxa" w:w="3460"/>
+            <w:tcBorders>
+              <w:top w:val="single" w:color="000000" w:sz="6"/>
+              <w:left w:val="single" w:color="000000" w:sz="6"/>
+              <w:bottom w:val="single" w:color="000000" w:sz="6"/>
+              <w:right w:val="single" w:color="000000" w:sz="6"/>
+            </w:tcBorders>
+            <w:tcMar>
+              <w:top w:type="dxa" w:w="80"/>
+              <w:left w:type="dxa" w:w="120"/>
+              <w:bottom w:type="dxa" w:w="80"/>
+              <w:right w:type="dxa" w:w="120"/>
+            </w:tcMar>
+          </w:tcPr>
+          <w:p>
+            <w:pPr>
+              <w:jc w:val="left"/>
+            </w:pPr>
+            <w:r>
+              <w:rPr>
+                <w:rFonts w:ascii="Times New Roman" w:cs="Times New Roman" w:eastAsia="Times New Roman" w:hAnsi="Times New Roman"/>
+                <w:b w:val="false"/>
+                <w:bCs w:val="false"/>
+                <w:sz w:val="22"/>
+                <w:szCs w:val="22"/>
+              </w:rPr>
+              <w:t xml:space="preserve">tabela achievements + helper check_and_award</w:t>
+            </w:r>
+          </w:p>
+        </w:tc>
+        <w:tc>
+          <w:tcPr>
+            <w:tcW w:type="dxa" w:w="4000"/>
+            <w:tcBorders>
+              <w:top w:val="single" w:color="000000" w:sz="6"/>
+              <w:left w:val="single" w:color="000000" w:sz="6"/>
+              <w:bottom w:val="single" w:color="000000" w:sz="6"/>
+              <w:right w:val="single" w:color="000000" w:sz="6"/>
+            </w:tcBorders>
+            <w:tcMar>
+              <w:top w:type="dxa" w:w="80"/>
+              <w:left w:type="dxa" w:w="120"/>
+              <w:bottom w:type="dxa" w:w="80"/>
+              <w:right w:type="dxa" w:w="120"/>
+            </w:tcMar>
+          </w:tcPr>
+          <w:p>
+            <w:pPr>
+              <w:jc w:val="left"/>
+            </w:pPr>
+            <w:r>
+              <w:rPr>
+                <w:rFonts w:ascii="Times New Roman" w:cs="Times New Roman" w:eastAsia="Times New Roman" w:hAnsi="Times New Roman"/>
+                <w:b w:val="false"/>
+                <w:bCs w:val="false"/>
+                <w:sz w:val="22"/>
+                <w:szCs w:val="22"/>
+              </w:rPr>
+              <w:t xml:space="preserve">10 badge-uri predefinite, streak zilnic, toast la deblocare</w:t>
+            </w:r>
+          </w:p>
+        </w:tc>
+      </w:tr>
+      <w:tr>
+        <w:trPr>
+          <w:tblHeader w:val="false"/>
+        </w:trPr>
+        <w:tc>
+          <w:tcPr>
+            <w:tcW w:type="dxa" w:w="1900"/>
+            <w:tcBorders>
+              <w:top w:val="single" w:color="000000" w:sz="6"/>
+              <w:left w:val="single" w:color="000000" w:sz="6"/>
+              <w:bottom w:val="single" w:color="000000" w:sz="6"/>
+              <w:right w:val="single" w:color="000000" w:sz="6"/>
+            </w:tcBorders>
+            <w:tcMar>
+              <w:top w:type="dxa" w:w="80"/>
+              <w:left w:type="dxa" w:w="120"/>
+              <w:bottom w:type="dxa" w:w="80"/>
+              <w:right w:type="dxa" w:w="120"/>
+            </w:tcMar>
+          </w:tcPr>
+          <w:p>
+            <w:pPr>
+              <w:jc w:val="center"/>
+            </w:pPr>
+            <w:r>
+              <w:rPr>
+                <w:rFonts w:ascii="Times New Roman" w:cs="Times New Roman" w:eastAsia="Times New Roman" w:hAnsi="Times New Roman"/>
+                <w:b w:val="false"/>
+                <w:bCs w:val="false"/>
+                <w:sz w:val="22"/>
+                <w:szCs w:val="22"/>
+              </w:rPr>
+              <w:t xml:space="preserve">PWA</w:t>
+            </w:r>
+          </w:p>
+        </w:tc>
+        <w:tc>
+          <w:tcPr>
+            <w:tcW w:type="dxa" w:w="3460"/>
+            <w:tcBorders>
+              <w:top w:val="single" w:color="000000" w:sz="6"/>
+              <w:left w:val="single" w:color="000000" w:sz="6"/>
+              <w:bottom w:val="single" w:color="000000" w:sz="6"/>
+              <w:right w:val="single" w:color="000000" w:sz="6"/>
+            </w:tcBorders>
+            <w:tcMar>
+              <w:top w:type="dxa" w:w="80"/>
+              <w:left w:type="dxa" w:w="120"/>
+              <w:bottom w:type="dxa" w:w="80"/>
+              <w:right w:type="dxa" w:w="120"/>
+            </w:tcMar>
+          </w:tcPr>
+          <w:p>
+            <w:pPr>
+              <w:jc w:val="left"/>
+            </w:pPr>
+            <w:r>
+              <w:rPr>
+                <w:rFonts w:ascii="Times New Roman" w:cs="Times New Roman" w:eastAsia="Times New Roman" w:hAnsi="Times New Roman"/>
+                <w:b w:val="false"/>
+                <w:bCs w:val="false"/>
+                <w:sz w:val="22"/>
+                <w:szCs w:val="22"/>
+              </w:rPr>
+              <w:t xml:space="preserve">manifest.json, sw.js, sw_register.js</w:t>
+            </w:r>
+          </w:p>
+        </w:tc>
+        <w:tc>
+          <w:tcPr>
+            <w:tcW w:type="dxa" w:w="4000"/>
+            <w:tcBorders>
+              <w:top w:val="single" w:color="000000" w:sz="6"/>
+              <w:left w:val="single" w:color="000000" w:sz="6"/>
+              <w:bottom w:val="single" w:color="000000" w:sz="6"/>
+              <w:right w:val="single" w:color="000000" w:sz="6"/>
+            </w:tcBorders>
+            <w:tcMar>
+              <w:top w:type="dxa" w:w="80"/>
+              <w:left w:type="dxa" w:w="120"/>
+              <w:bottom w:type="dxa" w:w="80"/>
+              <w:right w:type="dxa" w:w="120"/>
+            </w:tcMar>
+          </w:tcPr>
+          <w:p>
+            <w:pPr>
+              <w:jc w:val="left"/>
+            </w:pPr>
+            <w:r>
+              <w:rPr>
+                <w:rFonts w:ascii="Times New Roman" w:cs="Times New Roman" w:eastAsia="Times New Roman" w:hAnsi="Times New Roman"/>
+                <w:b w:val="false"/>
+                <w:bCs w:val="false"/>
+                <w:sz w:val="22"/>
+                <w:szCs w:val="22"/>
+              </w:rPr>
+              <w:t xml:space="preserve">Cache strategy, instalare app, offline assets</w:t>
             </w:r>
           </w:p>
         </w:tc>
@@ -1300,7 +1698,7 @@
           <w:sz w:val="26"/>
           <w:szCs w:val="26"/>
         </w:rPr>
-        <w:t xml:space="preserve">4. MODELUL DE DATE</w:t>
+        <w:t xml:space="preserve">4. STIVA TEHNOLOGICĂ DETALIATĂ</w:t>
       </w:r>
     </w:p>
     <w:p>
@@ -1315,97 +1713,1587 @@
           <w:sz w:val="24"/>
           <w:szCs w:val="24"/>
         </w:rPr>
-        <w:t xml:space="preserve">Baza de date MySQL </w:t>
-      </w:r>
-      <w:r>
-        <w:rPr>
-          <w:rFonts w:ascii="Times New Roman" w:cs="Times New Roman" w:eastAsia="Times New Roman" w:hAnsi="Times New Roman"/>
+        <w:t xml:space="preserve">Această secțiune detaliază alegerile tehnologice făcute la fiecare nivel al stivei și justificarea lor pedagogică sau tehnică. Toate componentele sunt open-source sau au tier gratuit pentru utilizare academică.</w:t>
+      </w:r>
+    </w:p>
+    <w:p>
+      <w:pPr>
+        <w:spacing w:after="120" w:before="240"/>
+        <w:jc w:val="left"/>
+      </w:pPr>
+      <w:r>
+        <w:rPr>
+          <w:rFonts w:ascii="Times New Roman" w:cs="Times New Roman" w:eastAsia="Times New Roman" w:hAnsi="Times New Roman"/>
+          <w:b/>
+          <w:bCs/>
           <w:i/>
           <w:iCs/>
           <w:sz w:val="24"/>
           <w:szCs w:val="24"/>
         </w:rPr>
-        <w:t xml:space="preserve">dbsortari</w:t>
-      </w:r>
-      <w:r>
-        <w:rPr>
-          <w:rFonts w:ascii="Times New Roman" w:cs="Times New Roman" w:eastAsia="Times New Roman" w:hAnsi="Times New Roman"/>
-          <w:sz w:val="24"/>
-          <w:szCs w:val="24"/>
-        </w:rPr>
-        <w:t xml:space="preserve"> conține principalele entități ale aplicației: </w:t>
-      </w:r>
+        <w:t xml:space="preserve">4.1. Backend și infrastructură</w:t>
+      </w:r>
+    </w:p>
+    <w:p>
+      <w:pPr>
+        <w:spacing w:after="80" w:before="120"/>
+        <w:jc w:val="center"/>
+      </w:pPr>
       <w:r>
         <w:rPr>
           <w:rFonts w:ascii="Times New Roman" w:cs="Times New Roman" w:eastAsia="Times New Roman" w:hAnsi="Times New Roman"/>
           <w:i/>
           <w:iCs/>
-          <w:sz w:val="24"/>
-          <w:szCs w:val="24"/>
-        </w:rPr>
-        <w:t xml:space="preserve">utilizatori</w:t>
-      </w:r>
-      <w:r>
-        <w:rPr>
-          <w:rFonts w:ascii="Times New Roman" w:cs="Times New Roman" w:eastAsia="Times New Roman" w:hAnsi="Times New Roman"/>
-          <w:sz w:val="24"/>
-          <w:szCs w:val="24"/>
-        </w:rPr>
-        <w:t xml:space="preserve"> (cu hash-uri parolă bcrypt și rol), </w:t>
-      </w:r>
-      <w:r>
-        <w:rPr>
-          <w:rFonts w:ascii="Times New Roman" w:cs="Times New Roman" w:eastAsia="Times New Roman" w:hAnsi="Times New Roman"/>
+          <w:sz w:val="22"/>
+          <w:szCs w:val="22"/>
+        </w:rPr>
+        <w:t xml:space="preserve">Tabelul 2. Tehnologii backend și roluri</w:t>
+      </w:r>
+    </w:p>
+    <w:tbl>
+      <w:tblPr>
+        <w:tblW w:type="dxa" w:w="9360"/>
+        <w:tblBorders>
+          <w:top w:val="single" w:color="auto" w:sz="4"/>
+          <w:left w:val="single" w:color="auto" w:sz="4"/>
+          <w:bottom w:val="single" w:color="auto" w:sz="4"/>
+          <w:right w:val="single" w:color="auto" w:sz="4"/>
+          <w:insideH w:val="single" w:color="auto" w:sz="4"/>
+          <w:insideV w:val="single" w:color="auto" w:sz="4"/>
+        </w:tblBorders>
+      </w:tblPr>
+      <w:tblGrid>
+        <w:gridCol w:w="2300"/>
+        <w:gridCol w:w="2200"/>
+        <w:gridCol w:w="4860"/>
+      </w:tblGrid>
+      <w:tr>
+        <w:trPr>
+          <w:tblHeader/>
+        </w:trPr>
+        <w:tc>
+          <w:tcPr>
+            <w:tcW w:type="dxa" w:w="2300"/>
+            <w:tcBorders>
+              <w:top w:val="single" w:color="000000" w:sz="6"/>
+              <w:left w:val="single" w:color="000000" w:sz="6"/>
+              <w:bottom w:val="single" w:color="000000" w:sz="6"/>
+              <w:right w:val="single" w:color="000000" w:sz="6"/>
+            </w:tcBorders>
+            <w:shd w:fill="DCDCDC" w:val="clear"/>
+            <w:tcMar>
+              <w:top w:type="dxa" w:w="80"/>
+              <w:left w:type="dxa" w:w="120"/>
+              <w:bottom w:type="dxa" w:w="80"/>
+              <w:right w:type="dxa" w:w="120"/>
+            </w:tcMar>
+          </w:tcPr>
+          <w:p>
+            <w:pPr>
+              <w:jc w:val="center"/>
+            </w:pPr>
+            <w:r>
+              <w:rPr>
+                <w:rFonts w:ascii="Times New Roman" w:cs="Times New Roman" w:eastAsia="Times New Roman" w:hAnsi="Times New Roman"/>
+                <w:b/>
+                <w:bCs/>
+                <w:sz w:val="22"/>
+                <w:szCs w:val="22"/>
+              </w:rPr>
+              <w:t xml:space="preserve">Tehnologie</w:t>
+            </w:r>
+          </w:p>
+        </w:tc>
+        <w:tc>
+          <w:tcPr>
+            <w:tcW w:type="dxa" w:w="2200"/>
+            <w:tcBorders>
+              <w:top w:val="single" w:color="000000" w:sz="6"/>
+              <w:left w:val="single" w:color="000000" w:sz="6"/>
+              <w:bottom w:val="single" w:color="000000" w:sz="6"/>
+              <w:right w:val="single" w:color="000000" w:sz="6"/>
+            </w:tcBorders>
+            <w:shd w:fill="DCDCDC" w:val="clear"/>
+            <w:tcMar>
+              <w:top w:type="dxa" w:w="80"/>
+              <w:left w:type="dxa" w:w="120"/>
+              <w:bottom w:type="dxa" w:w="80"/>
+              <w:right w:type="dxa" w:w="120"/>
+            </w:tcMar>
+          </w:tcPr>
+          <w:p>
+            <w:pPr>
+              <w:jc w:val="center"/>
+            </w:pPr>
+            <w:r>
+              <w:rPr>
+                <w:rFonts w:ascii="Times New Roman" w:cs="Times New Roman" w:eastAsia="Times New Roman" w:hAnsi="Times New Roman"/>
+                <w:b/>
+                <w:bCs/>
+                <w:sz w:val="22"/>
+                <w:szCs w:val="22"/>
+              </w:rPr>
+              <w:t xml:space="preserve">Versiune</w:t>
+            </w:r>
+          </w:p>
+        </w:tc>
+        <w:tc>
+          <w:tcPr>
+            <w:tcW w:type="dxa" w:w="4860"/>
+            <w:tcBorders>
+              <w:top w:val="single" w:color="000000" w:sz="6"/>
+              <w:left w:val="single" w:color="000000" w:sz="6"/>
+              <w:bottom w:val="single" w:color="000000" w:sz="6"/>
+              <w:right w:val="single" w:color="000000" w:sz="6"/>
+            </w:tcBorders>
+            <w:shd w:fill="DCDCDC" w:val="clear"/>
+            <w:tcMar>
+              <w:top w:type="dxa" w:w="80"/>
+              <w:left w:type="dxa" w:w="120"/>
+              <w:bottom w:type="dxa" w:w="80"/>
+              <w:right w:type="dxa" w:w="120"/>
+            </w:tcMar>
+          </w:tcPr>
+          <w:p>
+            <w:pPr>
+              <w:jc w:val="center"/>
+            </w:pPr>
+            <w:r>
+              <w:rPr>
+                <w:rFonts w:ascii="Times New Roman" w:cs="Times New Roman" w:eastAsia="Times New Roman" w:hAnsi="Times New Roman"/>
+                <w:b/>
+                <w:bCs/>
+                <w:sz w:val="22"/>
+                <w:szCs w:val="22"/>
+              </w:rPr>
+              <w:t xml:space="preserve">Rol în SImp</w:t>
+            </w:r>
+          </w:p>
+        </w:tc>
+      </w:tr>
+      <w:tr>
+        <w:trPr>
+          <w:tblHeader w:val="false"/>
+        </w:trPr>
+        <w:tc>
+          <w:tcPr>
+            <w:tcW w:type="dxa" w:w="2300"/>
+            <w:tcBorders>
+              <w:top w:val="single" w:color="000000" w:sz="6"/>
+              <w:left w:val="single" w:color="000000" w:sz="6"/>
+              <w:bottom w:val="single" w:color="000000" w:sz="6"/>
+              <w:right w:val="single" w:color="000000" w:sz="6"/>
+            </w:tcBorders>
+            <w:tcMar>
+              <w:top w:type="dxa" w:w="80"/>
+              <w:left w:type="dxa" w:w="120"/>
+              <w:bottom w:type="dxa" w:w="80"/>
+              <w:right w:type="dxa" w:w="120"/>
+            </w:tcMar>
+          </w:tcPr>
+          <w:p>
+            <w:pPr>
+              <w:jc w:val="center"/>
+            </w:pPr>
+            <w:r>
+              <w:rPr>
+                <w:rFonts w:ascii="Times New Roman" w:cs="Times New Roman" w:eastAsia="Times New Roman" w:hAnsi="Times New Roman"/>
+                <w:b w:val="false"/>
+                <w:bCs w:val="false"/>
+                <w:sz w:val="22"/>
+                <w:szCs w:val="22"/>
+              </w:rPr>
+              <w:t xml:space="preserve">PHP</w:t>
+            </w:r>
+          </w:p>
+        </w:tc>
+        <w:tc>
+          <w:tcPr>
+            <w:tcW w:type="dxa" w:w="2200"/>
+            <w:tcBorders>
+              <w:top w:val="single" w:color="000000" w:sz="6"/>
+              <w:left w:val="single" w:color="000000" w:sz="6"/>
+              <w:bottom w:val="single" w:color="000000" w:sz="6"/>
+              <w:right w:val="single" w:color="000000" w:sz="6"/>
+            </w:tcBorders>
+            <w:tcMar>
+              <w:top w:type="dxa" w:w="80"/>
+              <w:left w:type="dxa" w:w="120"/>
+              <w:bottom w:type="dxa" w:w="80"/>
+              <w:right w:type="dxa" w:w="120"/>
+            </w:tcMar>
+          </w:tcPr>
+          <w:p>
+            <w:pPr>
+              <w:jc w:val="left"/>
+            </w:pPr>
+            <w:r>
+              <w:rPr>
+                <w:rFonts w:ascii="Times New Roman" w:cs="Times New Roman" w:eastAsia="Times New Roman" w:hAnsi="Times New Roman"/>
+                <w:b w:val="false"/>
+                <w:bCs w:val="false"/>
+                <w:sz w:val="22"/>
+                <w:szCs w:val="22"/>
+              </w:rPr>
+              <w:t xml:space="preserve">8.1+ (rulat 8.2 în Docker)</w:t>
+            </w:r>
+          </w:p>
+        </w:tc>
+        <w:tc>
+          <w:tcPr>
+            <w:tcW w:type="dxa" w:w="4860"/>
+            <w:tcBorders>
+              <w:top w:val="single" w:color="000000" w:sz="6"/>
+              <w:left w:val="single" w:color="000000" w:sz="6"/>
+              <w:bottom w:val="single" w:color="000000" w:sz="6"/>
+              <w:right w:val="single" w:color="000000" w:sz="6"/>
+            </w:tcBorders>
+            <w:tcMar>
+              <w:top w:type="dxa" w:w="80"/>
+              <w:left w:type="dxa" w:w="120"/>
+              <w:bottom w:type="dxa" w:w="80"/>
+              <w:right w:type="dxa" w:w="120"/>
+            </w:tcMar>
+          </w:tcPr>
+          <w:p>
+            <w:pPr>
+              <w:jc w:val="left"/>
+            </w:pPr>
+            <w:r>
+              <w:rPr>
+                <w:rFonts w:ascii="Times New Roman" w:cs="Times New Roman" w:eastAsia="Times New Roman" w:hAnsi="Times New Roman"/>
+                <w:b w:val="false"/>
+                <w:bCs w:val="false"/>
+                <w:sz w:val="22"/>
+                <w:szCs w:val="22"/>
+              </w:rPr>
+              <w:t xml:space="preserve">Logică server, generare HTML, integrare API extern</w:t>
+            </w:r>
+          </w:p>
+        </w:tc>
+      </w:tr>
+      <w:tr>
+        <w:trPr>
+          <w:tblHeader w:val="false"/>
+        </w:trPr>
+        <w:tc>
+          <w:tcPr>
+            <w:tcW w:type="dxa" w:w="2300"/>
+            <w:tcBorders>
+              <w:top w:val="single" w:color="000000" w:sz="6"/>
+              <w:left w:val="single" w:color="000000" w:sz="6"/>
+              <w:bottom w:val="single" w:color="000000" w:sz="6"/>
+              <w:right w:val="single" w:color="000000" w:sz="6"/>
+            </w:tcBorders>
+            <w:tcMar>
+              <w:top w:type="dxa" w:w="80"/>
+              <w:left w:type="dxa" w:w="120"/>
+              <w:bottom w:type="dxa" w:w="80"/>
+              <w:right w:type="dxa" w:w="120"/>
+            </w:tcMar>
+          </w:tcPr>
+          <w:p>
+            <w:pPr>
+              <w:jc w:val="center"/>
+            </w:pPr>
+            <w:r>
+              <w:rPr>
+                <w:rFonts w:ascii="Times New Roman" w:cs="Times New Roman" w:eastAsia="Times New Roman" w:hAnsi="Times New Roman"/>
+                <w:b w:val="false"/>
+                <w:bCs w:val="false"/>
+                <w:sz w:val="22"/>
+                <w:szCs w:val="22"/>
+              </w:rPr>
+              <w:t xml:space="preserve">MySQL</w:t>
+            </w:r>
+          </w:p>
+        </w:tc>
+        <w:tc>
+          <w:tcPr>
+            <w:tcW w:type="dxa" w:w="2200"/>
+            <w:tcBorders>
+              <w:top w:val="single" w:color="000000" w:sz="6"/>
+              <w:left w:val="single" w:color="000000" w:sz="6"/>
+              <w:bottom w:val="single" w:color="000000" w:sz="6"/>
+              <w:right w:val="single" w:color="000000" w:sz="6"/>
+            </w:tcBorders>
+            <w:tcMar>
+              <w:top w:type="dxa" w:w="80"/>
+              <w:left w:type="dxa" w:w="120"/>
+              <w:bottom w:type="dxa" w:w="80"/>
+              <w:right w:type="dxa" w:w="120"/>
+            </w:tcMar>
+          </w:tcPr>
+          <w:p>
+            <w:pPr>
+              <w:jc w:val="left"/>
+            </w:pPr>
+            <w:r>
+              <w:rPr>
+                <w:rFonts w:ascii="Times New Roman" w:cs="Times New Roman" w:eastAsia="Times New Roman" w:hAnsi="Times New Roman"/>
+                <w:b w:val="false"/>
+                <w:bCs w:val="false"/>
+                <w:sz w:val="22"/>
+                <w:szCs w:val="22"/>
+              </w:rPr>
+              <w:t xml:space="preserve">8.0.37</w:t>
+            </w:r>
+          </w:p>
+        </w:tc>
+        <w:tc>
+          <w:tcPr>
+            <w:tcW w:type="dxa" w:w="4860"/>
+            <w:tcBorders>
+              <w:top w:val="single" w:color="000000" w:sz="6"/>
+              <w:left w:val="single" w:color="000000" w:sz="6"/>
+              <w:bottom w:val="single" w:color="000000" w:sz="6"/>
+              <w:right w:val="single" w:color="000000" w:sz="6"/>
+            </w:tcBorders>
+            <w:tcMar>
+              <w:top w:type="dxa" w:w="80"/>
+              <w:left w:type="dxa" w:w="120"/>
+              <w:bottom w:type="dxa" w:w="80"/>
+              <w:right w:type="dxa" w:w="120"/>
+            </w:tcMar>
+          </w:tcPr>
+          <w:p>
+            <w:pPr>
+              <w:jc w:val="left"/>
+            </w:pPr>
+            <w:r>
+              <w:rPr>
+                <w:rFonts w:ascii="Times New Roman" w:cs="Times New Roman" w:eastAsia="Times New Roman" w:hAnsi="Times New Roman"/>
+                <w:b w:val="false"/>
+                <w:bCs w:val="false"/>
+                <w:sz w:val="22"/>
+                <w:szCs w:val="22"/>
+              </w:rPr>
+              <w:t xml:space="preserve">Persistență utilizatori, progres, grile, audit log</w:t>
+            </w:r>
+          </w:p>
+        </w:tc>
+      </w:tr>
+      <w:tr>
+        <w:trPr>
+          <w:tblHeader w:val="false"/>
+        </w:trPr>
+        <w:tc>
+          <w:tcPr>
+            <w:tcW w:type="dxa" w:w="2300"/>
+            <w:tcBorders>
+              <w:top w:val="single" w:color="000000" w:sz="6"/>
+              <w:left w:val="single" w:color="000000" w:sz="6"/>
+              <w:bottom w:val="single" w:color="000000" w:sz="6"/>
+              <w:right w:val="single" w:color="000000" w:sz="6"/>
+            </w:tcBorders>
+            <w:tcMar>
+              <w:top w:type="dxa" w:w="80"/>
+              <w:left w:type="dxa" w:w="120"/>
+              <w:bottom w:type="dxa" w:w="80"/>
+              <w:right w:type="dxa" w:w="120"/>
+            </w:tcMar>
+          </w:tcPr>
+          <w:p>
+            <w:pPr>
+              <w:jc w:val="center"/>
+            </w:pPr>
+            <w:r>
+              <w:rPr>
+                <w:rFonts w:ascii="Times New Roman" w:cs="Times New Roman" w:eastAsia="Times New Roman" w:hAnsi="Times New Roman"/>
+                <w:b w:val="false"/>
+                <w:bCs w:val="false"/>
+                <w:sz w:val="22"/>
+                <w:szCs w:val="22"/>
+              </w:rPr>
+              <w:t xml:space="preserve">MySQLi</w:t>
+            </w:r>
+          </w:p>
+        </w:tc>
+        <w:tc>
+          <w:tcPr>
+            <w:tcW w:type="dxa" w:w="2200"/>
+            <w:tcBorders>
+              <w:top w:val="single" w:color="000000" w:sz="6"/>
+              <w:left w:val="single" w:color="000000" w:sz="6"/>
+              <w:bottom w:val="single" w:color="000000" w:sz="6"/>
+              <w:right w:val="single" w:color="000000" w:sz="6"/>
+            </w:tcBorders>
+            <w:tcMar>
+              <w:top w:type="dxa" w:w="80"/>
+              <w:left w:type="dxa" w:w="120"/>
+              <w:bottom w:type="dxa" w:w="80"/>
+              <w:right w:type="dxa" w:w="120"/>
+            </w:tcMar>
+          </w:tcPr>
+          <w:p>
+            <w:pPr>
+              <w:jc w:val="left"/>
+            </w:pPr>
+            <w:r>
+              <w:rPr>
+                <w:rFonts w:ascii="Times New Roman" w:cs="Times New Roman" w:eastAsia="Times New Roman" w:hAnsi="Times New Roman"/>
+                <w:b w:val="false"/>
+                <w:bCs w:val="false"/>
+                <w:sz w:val="22"/>
+                <w:szCs w:val="22"/>
+              </w:rPr>
+              <w:t xml:space="preserve">extensie PHP</w:t>
+            </w:r>
+          </w:p>
+        </w:tc>
+        <w:tc>
+          <w:tcPr>
+            <w:tcW w:type="dxa" w:w="4860"/>
+            <w:tcBorders>
+              <w:top w:val="single" w:color="000000" w:sz="6"/>
+              <w:left w:val="single" w:color="000000" w:sz="6"/>
+              <w:bottom w:val="single" w:color="000000" w:sz="6"/>
+              <w:right w:val="single" w:color="000000" w:sz="6"/>
+            </w:tcBorders>
+            <w:tcMar>
+              <w:top w:type="dxa" w:w="80"/>
+              <w:left w:type="dxa" w:w="120"/>
+              <w:bottom w:type="dxa" w:w="80"/>
+              <w:right w:type="dxa" w:w="120"/>
+            </w:tcMar>
+          </w:tcPr>
+          <w:p>
+            <w:pPr>
+              <w:jc w:val="left"/>
+            </w:pPr>
+            <w:r>
+              <w:rPr>
+                <w:rFonts w:ascii="Times New Roman" w:cs="Times New Roman" w:eastAsia="Times New Roman" w:hAnsi="Times New Roman"/>
+                <w:b w:val="false"/>
+                <w:bCs w:val="false"/>
+                <w:sz w:val="22"/>
+                <w:szCs w:val="22"/>
+              </w:rPr>
+              <w:t xml:space="preserve">Driver bază de date — folosit exclusiv în stil OOP</w:t>
+            </w:r>
+          </w:p>
+        </w:tc>
+      </w:tr>
+      <w:tr>
+        <w:trPr>
+          <w:tblHeader w:val="false"/>
+        </w:trPr>
+        <w:tc>
+          <w:tcPr>
+            <w:tcW w:type="dxa" w:w="2300"/>
+            <w:tcBorders>
+              <w:top w:val="single" w:color="000000" w:sz="6"/>
+              <w:left w:val="single" w:color="000000" w:sz="6"/>
+              <w:bottom w:val="single" w:color="000000" w:sz="6"/>
+              <w:right w:val="single" w:color="000000" w:sz="6"/>
+            </w:tcBorders>
+            <w:tcMar>
+              <w:top w:type="dxa" w:w="80"/>
+              <w:left w:type="dxa" w:w="120"/>
+              <w:bottom w:type="dxa" w:w="80"/>
+              <w:right w:type="dxa" w:w="120"/>
+            </w:tcMar>
+          </w:tcPr>
+          <w:p>
+            <w:pPr>
+              <w:jc w:val="center"/>
+            </w:pPr>
+            <w:r>
+              <w:rPr>
+                <w:rFonts w:ascii="Times New Roman" w:cs="Times New Roman" w:eastAsia="Times New Roman" w:hAnsi="Times New Roman"/>
+                <w:b w:val="false"/>
+                <w:bCs w:val="false"/>
+                <w:sz w:val="22"/>
+                <w:szCs w:val="22"/>
+              </w:rPr>
+              <w:t xml:space="preserve">Apache</w:t>
+            </w:r>
+          </w:p>
+        </w:tc>
+        <w:tc>
+          <w:tcPr>
+            <w:tcW w:type="dxa" w:w="2200"/>
+            <w:tcBorders>
+              <w:top w:val="single" w:color="000000" w:sz="6"/>
+              <w:left w:val="single" w:color="000000" w:sz="6"/>
+              <w:bottom w:val="single" w:color="000000" w:sz="6"/>
+              <w:right w:val="single" w:color="000000" w:sz="6"/>
+            </w:tcBorders>
+            <w:tcMar>
+              <w:top w:type="dxa" w:w="80"/>
+              <w:left w:type="dxa" w:w="120"/>
+              <w:bottom w:type="dxa" w:w="80"/>
+              <w:right w:type="dxa" w:w="120"/>
+            </w:tcMar>
+          </w:tcPr>
+          <w:p>
+            <w:pPr>
+              <w:jc w:val="left"/>
+            </w:pPr>
+            <w:r>
+              <w:rPr>
+                <w:rFonts w:ascii="Times New Roman" w:cs="Times New Roman" w:eastAsia="Times New Roman" w:hAnsi="Times New Roman"/>
+                <w:b w:val="false"/>
+                <w:bCs w:val="false"/>
+                <w:sz w:val="22"/>
+                <w:szCs w:val="22"/>
+              </w:rPr>
+              <w:t xml:space="preserve">via WAMP / Docker</w:t>
+            </w:r>
+          </w:p>
+        </w:tc>
+        <w:tc>
+          <w:tcPr>
+            <w:tcW w:type="dxa" w:w="4860"/>
+            <w:tcBorders>
+              <w:top w:val="single" w:color="000000" w:sz="6"/>
+              <w:left w:val="single" w:color="000000" w:sz="6"/>
+              <w:bottom w:val="single" w:color="000000" w:sz="6"/>
+              <w:right w:val="single" w:color="000000" w:sz="6"/>
+            </w:tcBorders>
+            <w:tcMar>
+              <w:top w:type="dxa" w:w="80"/>
+              <w:left w:type="dxa" w:w="120"/>
+              <w:bottom w:type="dxa" w:w="80"/>
+              <w:right w:type="dxa" w:w="120"/>
+            </w:tcMar>
+          </w:tcPr>
+          <w:p>
+            <w:pPr>
+              <w:jc w:val="left"/>
+            </w:pPr>
+            <w:r>
+              <w:rPr>
+                <w:rFonts w:ascii="Times New Roman" w:cs="Times New Roman" w:eastAsia="Times New Roman" w:hAnsi="Times New Roman"/>
+                <w:b w:val="false"/>
+                <w:bCs w:val="false"/>
+                <w:sz w:val="22"/>
+                <w:szCs w:val="22"/>
+              </w:rPr>
+              <w:t xml:space="preserve">Web server, rutare prin .htaccess hardenat</w:t>
+            </w:r>
+          </w:p>
+        </w:tc>
+      </w:tr>
+      <w:tr>
+        <w:trPr>
+          <w:tblHeader w:val="false"/>
+        </w:trPr>
+        <w:tc>
+          <w:tcPr>
+            <w:tcW w:type="dxa" w:w="2300"/>
+            <w:tcBorders>
+              <w:top w:val="single" w:color="000000" w:sz="6"/>
+              <w:left w:val="single" w:color="000000" w:sz="6"/>
+              <w:bottom w:val="single" w:color="000000" w:sz="6"/>
+              <w:right w:val="single" w:color="000000" w:sz="6"/>
+            </w:tcBorders>
+            <w:tcMar>
+              <w:top w:type="dxa" w:w="80"/>
+              <w:left w:type="dxa" w:w="120"/>
+              <w:bottom w:type="dxa" w:w="80"/>
+              <w:right w:type="dxa" w:w="120"/>
+            </w:tcMar>
+          </w:tcPr>
+          <w:p>
+            <w:pPr>
+              <w:jc w:val="center"/>
+            </w:pPr>
+            <w:r>
+              <w:rPr>
+                <w:rFonts w:ascii="Times New Roman" w:cs="Times New Roman" w:eastAsia="Times New Roman" w:hAnsi="Times New Roman"/>
+                <w:b w:val="false"/>
+                <w:bCs w:val="false"/>
+                <w:sz w:val="22"/>
+                <w:szCs w:val="22"/>
+              </w:rPr>
+              <w:t xml:space="preserve">Docker Compose</w:t>
+            </w:r>
+          </w:p>
+        </w:tc>
+        <w:tc>
+          <w:tcPr>
+            <w:tcW w:type="dxa" w:w="2200"/>
+            <w:tcBorders>
+              <w:top w:val="single" w:color="000000" w:sz="6"/>
+              <w:left w:val="single" w:color="000000" w:sz="6"/>
+              <w:bottom w:val="single" w:color="000000" w:sz="6"/>
+              <w:right w:val="single" w:color="000000" w:sz="6"/>
+            </w:tcBorders>
+            <w:tcMar>
+              <w:top w:type="dxa" w:w="80"/>
+              <w:left w:type="dxa" w:w="120"/>
+              <w:bottom w:type="dxa" w:w="80"/>
+              <w:right w:type="dxa" w:w="120"/>
+            </w:tcMar>
+          </w:tcPr>
+          <w:p>
+            <w:pPr>
+              <w:jc w:val="left"/>
+            </w:pPr>
+            <w:r>
+              <w:rPr>
+                <w:rFonts w:ascii="Times New Roman" w:cs="Times New Roman" w:eastAsia="Times New Roman" w:hAnsi="Times New Roman"/>
+                <w:b w:val="false"/>
+                <w:bCs w:val="false"/>
+                <w:sz w:val="22"/>
+                <w:szCs w:val="22"/>
+              </w:rPr>
+              <w:t xml:space="preserve">service simp + simp_db</w:t>
+            </w:r>
+          </w:p>
+        </w:tc>
+        <w:tc>
+          <w:tcPr>
+            <w:tcW w:type="dxa" w:w="4860"/>
+            <w:tcBorders>
+              <w:top w:val="single" w:color="000000" w:sz="6"/>
+              <w:left w:val="single" w:color="000000" w:sz="6"/>
+              <w:bottom w:val="single" w:color="000000" w:sz="6"/>
+              <w:right w:val="single" w:color="000000" w:sz="6"/>
+            </w:tcBorders>
+            <w:tcMar>
+              <w:top w:type="dxa" w:w="80"/>
+              <w:left w:type="dxa" w:w="120"/>
+              <w:bottom w:type="dxa" w:w="80"/>
+              <w:right w:type="dxa" w:w="120"/>
+            </w:tcMar>
+          </w:tcPr>
+          <w:p>
+            <w:pPr>
+              <w:jc w:val="left"/>
+            </w:pPr>
+            <w:r>
+              <w:rPr>
+                <w:rFonts w:ascii="Times New Roman" w:cs="Times New Roman" w:eastAsia="Times New Roman" w:hAnsi="Times New Roman"/>
+                <w:b w:val="false"/>
+                <w:bCs w:val="false"/>
+                <w:sz w:val="22"/>
+                <w:szCs w:val="22"/>
+              </w:rPr>
+              <w:t xml:space="preserve">Mediu reproductibil cu rețea dedicată și healthcheck</w:t>
+            </w:r>
+          </w:p>
+        </w:tc>
+      </w:tr>
+      <w:tr>
+        <w:trPr>
+          <w:tblHeader w:val="false"/>
+        </w:trPr>
+        <w:tc>
+          <w:tcPr>
+            <w:tcW w:type="dxa" w:w="2300"/>
+            <w:tcBorders>
+              <w:top w:val="single" w:color="000000" w:sz="6"/>
+              <w:left w:val="single" w:color="000000" w:sz="6"/>
+              <w:bottom w:val="single" w:color="000000" w:sz="6"/>
+              <w:right w:val="single" w:color="000000" w:sz="6"/>
+            </w:tcBorders>
+            <w:tcMar>
+              <w:top w:type="dxa" w:w="80"/>
+              <w:left w:type="dxa" w:w="120"/>
+              <w:bottom w:type="dxa" w:w="80"/>
+              <w:right w:type="dxa" w:w="120"/>
+            </w:tcMar>
+          </w:tcPr>
+          <w:p>
+            <w:pPr>
+              <w:jc w:val="center"/>
+            </w:pPr>
+            <w:r>
+              <w:rPr>
+                <w:rFonts w:ascii="Times New Roman" w:cs="Times New Roman" w:eastAsia="Times New Roman" w:hAnsi="Times New Roman"/>
+                <w:b w:val="false"/>
+                <w:bCs w:val="false"/>
+                <w:sz w:val="22"/>
+                <w:szCs w:val="22"/>
+              </w:rPr>
+              <w:t xml:space="preserve">cURL</w:t>
+            </w:r>
+          </w:p>
+        </w:tc>
+        <w:tc>
+          <w:tcPr>
+            <w:tcW w:type="dxa" w:w="2200"/>
+            <w:tcBorders>
+              <w:top w:val="single" w:color="000000" w:sz="6"/>
+              <w:left w:val="single" w:color="000000" w:sz="6"/>
+              <w:bottom w:val="single" w:color="000000" w:sz="6"/>
+              <w:right w:val="single" w:color="000000" w:sz="6"/>
+            </w:tcBorders>
+            <w:tcMar>
+              <w:top w:type="dxa" w:w="80"/>
+              <w:left w:type="dxa" w:w="120"/>
+              <w:bottom w:type="dxa" w:w="80"/>
+              <w:right w:type="dxa" w:w="120"/>
+            </w:tcMar>
+          </w:tcPr>
+          <w:p>
+            <w:pPr>
+              <w:jc w:val="left"/>
+            </w:pPr>
+            <w:r>
+              <w:rPr>
+                <w:rFonts w:ascii="Times New Roman" w:cs="Times New Roman" w:eastAsia="Times New Roman" w:hAnsi="Times New Roman"/>
+                <w:b w:val="false"/>
+                <w:bCs w:val="false"/>
+                <w:sz w:val="22"/>
+                <w:szCs w:val="22"/>
+              </w:rPr>
+              <w:t xml:space="preserve">extensie PHP</w:t>
+            </w:r>
+          </w:p>
+        </w:tc>
+        <w:tc>
+          <w:tcPr>
+            <w:tcW w:type="dxa" w:w="4860"/>
+            <w:tcBorders>
+              <w:top w:val="single" w:color="000000" w:sz="6"/>
+              <w:left w:val="single" w:color="000000" w:sz="6"/>
+              <w:bottom w:val="single" w:color="000000" w:sz="6"/>
+              <w:right w:val="single" w:color="000000" w:sz="6"/>
+            </w:tcBorders>
+            <w:tcMar>
+              <w:top w:type="dxa" w:w="80"/>
+              <w:left w:type="dxa" w:w="120"/>
+              <w:bottom w:type="dxa" w:w="80"/>
+              <w:right w:type="dxa" w:w="120"/>
+            </w:tcMar>
+          </w:tcPr>
+          <w:p>
+            <w:pPr>
+              <w:jc w:val="left"/>
+            </w:pPr>
+            <w:r>
+              <w:rPr>
+                <w:rFonts w:ascii="Times New Roman" w:cs="Times New Roman" w:eastAsia="Times New Roman" w:hAnsi="Times New Roman"/>
+                <w:b w:val="false"/>
+                <w:bCs w:val="false"/>
+                <w:sz w:val="22"/>
+                <w:szCs w:val="22"/>
+              </w:rPr>
+              <w:t xml:space="preserve">Apel API Groq pentru funcționalitățile AI</w:t>
+            </w:r>
+          </w:p>
+        </w:tc>
+      </w:tr>
+      <w:tr>
+        <w:trPr>
+          <w:tblHeader w:val="false"/>
+        </w:trPr>
+        <w:tc>
+          <w:tcPr>
+            <w:tcW w:type="dxa" w:w="2300"/>
+            <w:tcBorders>
+              <w:top w:val="single" w:color="000000" w:sz="6"/>
+              <w:left w:val="single" w:color="000000" w:sz="6"/>
+              <w:bottom w:val="single" w:color="000000" w:sz="6"/>
+              <w:right w:val="single" w:color="000000" w:sz="6"/>
+            </w:tcBorders>
+            <w:tcMar>
+              <w:top w:type="dxa" w:w="80"/>
+              <w:left w:type="dxa" w:w="120"/>
+              <w:bottom w:type="dxa" w:w="80"/>
+              <w:right w:type="dxa" w:w="120"/>
+            </w:tcMar>
+          </w:tcPr>
+          <w:p>
+            <w:pPr>
+              <w:jc w:val="center"/>
+            </w:pPr>
+            <w:r>
+              <w:rPr>
+                <w:rFonts w:ascii="Times New Roman" w:cs="Times New Roman" w:eastAsia="Times New Roman" w:hAnsi="Times New Roman"/>
+                <w:b w:val="false"/>
+                <w:bCs w:val="false"/>
+                <w:sz w:val="22"/>
+                <w:szCs w:val="22"/>
+              </w:rPr>
+              <w:t xml:space="preserve">Composer</w:t>
+            </w:r>
+          </w:p>
+        </w:tc>
+        <w:tc>
+          <w:tcPr>
+            <w:tcW w:type="dxa" w:w="2200"/>
+            <w:tcBorders>
+              <w:top w:val="single" w:color="000000" w:sz="6"/>
+              <w:left w:val="single" w:color="000000" w:sz="6"/>
+              <w:bottom w:val="single" w:color="000000" w:sz="6"/>
+              <w:right w:val="single" w:color="000000" w:sz="6"/>
+            </w:tcBorders>
+            <w:tcMar>
+              <w:top w:type="dxa" w:w="80"/>
+              <w:left w:type="dxa" w:w="120"/>
+              <w:bottom w:type="dxa" w:w="80"/>
+              <w:right w:type="dxa" w:w="120"/>
+            </w:tcMar>
+          </w:tcPr>
+          <w:p>
+            <w:pPr>
+              <w:jc w:val="left"/>
+            </w:pPr>
+            <w:r>
+              <w:rPr>
+                <w:rFonts w:ascii="Times New Roman" w:cs="Times New Roman" w:eastAsia="Times New Roman" w:hAnsi="Times New Roman"/>
+                <w:b w:val="false"/>
+                <w:bCs w:val="false"/>
+                <w:sz w:val="22"/>
+                <w:szCs w:val="22"/>
+              </w:rPr>
+              <w:t xml:space="preserve">config în composer.json</w:t>
+            </w:r>
+          </w:p>
+        </w:tc>
+        <w:tc>
+          <w:tcPr>
+            <w:tcW w:type="dxa" w:w="4860"/>
+            <w:tcBorders>
+              <w:top w:val="single" w:color="000000" w:sz="6"/>
+              <w:left w:val="single" w:color="000000" w:sz="6"/>
+              <w:bottom w:val="single" w:color="000000" w:sz="6"/>
+              <w:right w:val="single" w:color="000000" w:sz="6"/>
+            </w:tcBorders>
+            <w:tcMar>
+              <w:top w:type="dxa" w:w="80"/>
+              <w:left w:type="dxa" w:w="120"/>
+              <w:bottom w:type="dxa" w:w="80"/>
+              <w:right w:type="dxa" w:w="120"/>
+            </w:tcMar>
+          </w:tcPr>
+          <w:p>
+            <w:pPr>
+              <w:jc w:val="left"/>
+            </w:pPr>
+            <w:r>
+              <w:rPr>
+                <w:rFonts w:ascii="Times New Roman" w:cs="Times New Roman" w:eastAsia="Times New Roman" w:hAnsi="Times New Roman"/>
+                <w:b w:val="false"/>
+                <w:bCs w:val="false"/>
+                <w:sz w:val="22"/>
+                <w:szCs w:val="22"/>
+              </w:rPr>
+              <w:t xml:space="preserve">Manage dev-dependencies (PHPUnit, PHPStan)</w:t>
+            </w:r>
+          </w:p>
+        </w:tc>
+      </w:tr>
+    </w:tbl>
+    <w:p>
+      <w:pPr>
+        <w:spacing w:after="120"/>
+      </w:pPr>
+    </w:p>
+    <w:p>
+      <w:pPr>
+        <w:spacing w:after="120" w:before="240"/>
+        <w:jc w:val="left"/>
+      </w:pPr>
+      <w:r>
+        <w:rPr>
+          <w:rFonts w:ascii="Times New Roman" w:cs="Times New Roman" w:eastAsia="Times New Roman" w:hAnsi="Times New Roman"/>
+          <w:b/>
+          <w:bCs/>
           <w:i/>
           <w:iCs/>
           <w:sz w:val="24"/>
           <w:szCs w:val="24"/>
         </w:rPr>
-        <w:t xml:space="preserve">metode</w:t>
-      </w:r>
-      <w:r>
-        <w:rPr>
-          <w:rFonts w:ascii="Times New Roman" w:cs="Times New Roman" w:eastAsia="Times New Roman" w:hAnsi="Times New Roman"/>
-          <w:sz w:val="24"/>
-          <w:szCs w:val="24"/>
-        </w:rPr>
-        <w:t xml:space="preserve"> (numele algoritmului, categoria, complexitatea, descrierea, fișierul C++ asociat), </w:t>
-      </w:r>
+        <w:t xml:space="preserve">4.2. Frontend și experiență utilizator</w:t>
+      </w:r>
+    </w:p>
+    <w:p>
+      <w:pPr>
+        <w:spacing w:after="80" w:before="120"/>
+        <w:jc w:val="center"/>
+      </w:pPr>
       <w:r>
         <w:rPr>
           <w:rFonts w:ascii="Times New Roman" w:cs="Times New Roman" w:eastAsia="Times New Roman" w:hAnsi="Times New Roman"/>
           <w:i/>
           <w:iCs/>
-          <w:sz w:val="24"/>
-          <w:szCs w:val="24"/>
-        </w:rPr>
-        <w:t xml:space="preserve">grile_cpp</w:t>
-      </w:r>
-      <w:r>
-        <w:rPr>
-          <w:rFonts w:ascii="Times New Roman" w:cs="Times New Roman" w:eastAsia="Times New Roman" w:hAnsi="Times New Roman"/>
-          <w:sz w:val="24"/>
-          <w:szCs w:val="24"/>
-        </w:rPr>
-        <w:t xml:space="preserve"> (întrebări cu variante de răspuns), </w:t>
-      </w:r>
-      <w:r>
-        <w:rPr>
-          <w:rFonts w:ascii="Times New Roman" w:cs="Times New Roman" w:eastAsia="Times New Roman" w:hAnsi="Times New Roman"/>
+          <w:sz w:val="22"/>
+          <w:szCs w:val="22"/>
+        </w:rPr>
+        <w:t xml:space="preserve">Tabelul 3. Tehnologii frontend</w:t>
+      </w:r>
+    </w:p>
+    <w:tbl>
+      <w:tblPr>
+        <w:tblW w:type="dxa" w:w="9360"/>
+        <w:tblBorders>
+          <w:top w:val="single" w:color="auto" w:sz="4"/>
+          <w:left w:val="single" w:color="auto" w:sz="4"/>
+          <w:bottom w:val="single" w:color="auto" w:sz="4"/>
+          <w:right w:val="single" w:color="auto" w:sz="4"/>
+          <w:insideH w:val="single" w:color="auto" w:sz="4"/>
+          <w:insideV w:val="single" w:color="auto" w:sz="4"/>
+        </w:tblBorders>
+      </w:tblPr>
+      <w:tblGrid>
+        <w:gridCol w:w="3000"/>
+        <w:gridCol w:w="6360"/>
+      </w:tblGrid>
+      <w:tr>
+        <w:trPr>
+          <w:tblHeader/>
+        </w:trPr>
+        <w:tc>
+          <w:tcPr>
+            <w:tcW w:type="dxa" w:w="3000"/>
+            <w:tcBorders>
+              <w:top w:val="single" w:color="000000" w:sz="6"/>
+              <w:left w:val="single" w:color="000000" w:sz="6"/>
+              <w:bottom w:val="single" w:color="000000" w:sz="6"/>
+              <w:right w:val="single" w:color="000000" w:sz="6"/>
+            </w:tcBorders>
+            <w:shd w:fill="DCDCDC" w:val="clear"/>
+            <w:tcMar>
+              <w:top w:type="dxa" w:w="80"/>
+              <w:left w:type="dxa" w:w="120"/>
+              <w:bottom w:type="dxa" w:w="80"/>
+              <w:right w:type="dxa" w:w="120"/>
+            </w:tcMar>
+          </w:tcPr>
+          <w:p>
+            <w:pPr>
+              <w:jc w:val="center"/>
+            </w:pPr>
+            <w:r>
+              <w:rPr>
+                <w:rFonts w:ascii="Times New Roman" w:cs="Times New Roman" w:eastAsia="Times New Roman" w:hAnsi="Times New Roman"/>
+                <w:b/>
+                <w:bCs/>
+                <w:sz w:val="22"/>
+                <w:szCs w:val="22"/>
+              </w:rPr>
+              <w:t xml:space="preserve">Tehnologie</w:t>
+            </w:r>
+          </w:p>
+        </w:tc>
+        <w:tc>
+          <w:tcPr>
+            <w:tcW w:type="dxa" w:w="6360"/>
+            <w:tcBorders>
+              <w:top w:val="single" w:color="000000" w:sz="6"/>
+              <w:left w:val="single" w:color="000000" w:sz="6"/>
+              <w:bottom w:val="single" w:color="000000" w:sz="6"/>
+              <w:right w:val="single" w:color="000000" w:sz="6"/>
+            </w:tcBorders>
+            <w:shd w:fill="DCDCDC" w:val="clear"/>
+            <w:tcMar>
+              <w:top w:type="dxa" w:w="80"/>
+              <w:left w:type="dxa" w:w="120"/>
+              <w:bottom w:type="dxa" w:w="80"/>
+              <w:right w:type="dxa" w:w="120"/>
+            </w:tcMar>
+          </w:tcPr>
+          <w:p>
+            <w:pPr>
+              <w:jc w:val="center"/>
+            </w:pPr>
+            <w:r>
+              <w:rPr>
+                <w:rFonts w:ascii="Times New Roman" w:cs="Times New Roman" w:eastAsia="Times New Roman" w:hAnsi="Times New Roman"/>
+                <w:b/>
+                <w:bCs/>
+                <w:sz w:val="22"/>
+                <w:szCs w:val="22"/>
+              </w:rPr>
+              <w:t xml:space="preserve">Utilizare în SImp</w:t>
+            </w:r>
+          </w:p>
+        </w:tc>
+      </w:tr>
+      <w:tr>
+        <w:trPr>
+          <w:tblHeader w:val="false"/>
+        </w:trPr>
+        <w:tc>
+          <w:tcPr>
+            <w:tcW w:type="dxa" w:w="3000"/>
+            <w:tcBorders>
+              <w:top w:val="single" w:color="000000" w:sz="6"/>
+              <w:left w:val="single" w:color="000000" w:sz="6"/>
+              <w:bottom w:val="single" w:color="000000" w:sz="6"/>
+              <w:right w:val="single" w:color="000000" w:sz="6"/>
+            </w:tcBorders>
+            <w:tcMar>
+              <w:top w:type="dxa" w:w="80"/>
+              <w:left w:type="dxa" w:w="120"/>
+              <w:bottom w:type="dxa" w:w="80"/>
+              <w:right w:type="dxa" w:w="120"/>
+            </w:tcMar>
+          </w:tcPr>
+          <w:p>
+            <w:pPr>
+              <w:jc w:val="center"/>
+            </w:pPr>
+            <w:r>
+              <w:rPr>
+                <w:rFonts w:ascii="Times New Roman" w:cs="Times New Roman" w:eastAsia="Times New Roman" w:hAnsi="Times New Roman"/>
+                <w:b w:val="false"/>
+                <w:bCs w:val="false"/>
+                <w:sz w:val="22"/>
+                <w:szCs w:val="22"/>
+              </w:rPr>
+              <w:t xml:space="preserve">Vanilla CSS + design tokens</w:t>
+            </w:r>
+          </w:p>
+        </w:tc>
+        <w:tc>
+          <w:tcPr>
+            <w:tcW w:type="dxa" w:w="6360"/>
+            <w:tcBorders>
+              <w:top w:val="single" w:color="000000" w:sz="6"/>
+              <w:left w:val="single" w:color="000000" w:sz="6"/>
+              <w:bottom w:val="single" w:color="000000" w:sz="6"/>
+              <w:right w:val="single" w:color="000000" w:sz="6"/>
+            </w:tcBorders>
+            <w:tcMar>
+              <w:top w:type="dxa" w:w="80"/>
+              <w:left w:type="dxa" w:w="120"/>
+              <w:bottom w:type="dxa" w:w="80"/>
+              <w:right w:type="dxa" w:w="120"/>
+            </w:tcMar>
+          </w:tcPr>
+          <w:p>
+            <w:pPr>
+              <w:jc w:val="left"/>
+            </w:pPr>
+            <w:r>
+              <w:rPr>
+                <w:rFonts w:ascii="Times New Roman" w:cs="Times New Roman" w:eastAsia="Times New Roman" w:hAnsi="Times New Roman"/>
+                <w:b w:val="false"/>
+                <w:bCs w:val="false"/>
+                <w:sz w:val="22"/>
+                <w:szCs w:val="22"/>
+              </w:rPr>
+              <w:t xml:space="preserve">Variabile CSS în modern_vars.css; tema light/dark prin :root + [data-theme="light"]</w:t>
+            </w:r>
+          </w:p>
+        </w:tc>
+      </w:tr>
+      <w:tr>
+        <w:trPr>
+          <w:tblHeader w:val="false"/>
+        </w:trPr>
+        <w:tc>
+          <w:tcPr>
+            <w:tcW w:type="dxa" w:w="3000"/>
+            <w:tcBorders>
+              <w:top w:val="single" w:color="000000" w:sz="6"/>
+              <w:left w:val="single" w:color="000000" w:sz="6"/>
+              <w:bottom w:val="single" w:color="000000" w:sz="6"/>
+              <w:right w:val="single" w:color="000000" w:sz="6"/>
+            </w:tcBorders>
+            <w:tcMar>
+              <w:top w:type="dxa" w:w="80"/>
+              <w:left w:type="dxa" w:w="120"/>
+              <w:bottom w:type="dxa" w:w="80"/>
+              <w:right w:type="dxa" w:w="120"/>
+            </w:tcMar>
+          </w:tcPr>
+          <w:p>
+            <w:pPr>
+              <w:jc w:val="center"/>
+            </w:pPr>
+            <w:r>
+              <w:rPr>
+                <w:rFonts w:ascii="Times New Roman" w:cs="Times New Roman" w:eastAsia="Times New Roman" w:hAnsi="Times New Roman"/>
+                <w:b w:val="false"/>
+                <w:bCs w:val="false"/>
+                <w:sz w:val="22"/>
+                <w:szCs w:val="22"/>
+              </w:rPr>
+              <w:t xml:space="preserve">Vanilla JavaScript ES6+</w:t>
+            </w:r>
+          </w:p>
+        </w:tc>
+        <w:tc>
+          <w:tcPr>
+            <w:tcW w:type="dxa" w:w="6360"/>
+            <w:tcBorders>
+              <w:top w:val="single" w:color="000000" w:sz="6"/>
+              <w:left w:val="single" w:color="000000" w:sz="6"/>
+              <w:bottom w:val="single" w:color="000000" w:sz="6"/>
+              <w:right w:val="single" w:color="000000" w:sz="6"/>
+            </w:tcBorders>
+            <w:tcMar>
+              <w:top w:type="dxa" w:w="80"/>
+              <w:left w:type="dxa" w:w="120"/>
+              <w:bottom w:type="dxa" w:w="80"/>
+              <w:right w:type="dxa" w:w="120"/>
+            </w:tcMar>
+          </w:tcPr>
+          <w:p>
+            <w:pPr>
+              <w:jc w:val="left"/>
+            </w:pPr>
+            <w:r>
+              <w:rPr>
+                <w:rFonts w:ascii="Times New Roman" w:cs="Times New Roman" w:eastAsia="Times New Roman" w:hAnsi="Times New Roman"/>
+                <w:b w:val="false"/>
+                <w:bCs w:val="false"/>
+                <w:sz w:val="22"/>
+                <w:szCs w:val="22"/>
+              </w:rPr>
+              <w:t xml:space="preserve">Fără framework — clase, async/await, ResizeObserver</w:t>
+            </w:r>
+          </w:p>
+        </w:tc>
+      </w:tr>
+      <w:tr>
+        <w:trPr>
+          <w:tblHeader w:val="false"/>
+        </w:trPr>
+        <w:tc>
+          <w:tcPr>
+            <w:tcW w:type="dxa" w:w="3000"/>
+            <w:tcBorders>
+              <w:top w:val="single" w:color="000000" w:sz="6"/>
+              <w:left w:val="single" w:color="000000" w:sz="6"/>
+              <w:bottom w:val="single" w:color="000000" w:sz="6"/>
+              <w:right w:val="single" w:color="000000" w:sz="6"/>
+            </w:tcBorders>
+            <w:tcMar>
+              <w:top w:type="dxa" w:w="80"/>
+              <w:left w:type="dxa" w:w="120"/>
+              <w:bottom w:type="dxa" w:w="80"/>
+              <w:right w:type="dxa" w:w="120"/>
+            </w:tcMar>
+          </w:tcPr>
+          <w:p>
+            <w:pPr>
+              <w:jc w:val="center"/>
+            </w:pPr>
+            <w:r>
+              <w:rPr>
+                <w:rFonts w:ascii="Times New Roman" w:cs="Times New Roman" w:eastAsia="Times New Roman" w:hAnsi="Times New Roman"/>
+                <w:b w:val="false"/>
+                <w:bCs w:val="false"/>
+                <w:sz w:val="22"/>
+                <w:szCs w:val="22"/>
+              </w:rPr>
+              <w:t xml:space="preserve">HTML5 Canvas API</w:t>
+            </w:r>
+          </w:p>
+        </w:tc>
+        <w:tc>
+          <w:tcPr>
+            <w:tcW w:type="dxa" w:w="6360"/>
+            <w:tcBorders>
+              <w:top w:val="single" w:color="000000" w:sz="6"/>
+              <w:left w:val="single" w:color="000000" w:sz="6"/>
+              <w:bottom w:val="single" w:color="000000" w:sz="6"/>
+              <w:right w:val="single" w:color="000000" w:sz="6"/>
+            </w:tcBorders>
+            <w:tcMar>
+              <w:top w:type="dxa" w:w="80"/>
+              <w:left w:type="dxa" w:w="120"/>
+              <w:bottom w:type="dxa" w:w="80"/>
+              <w:right w:type="dxa" w:w="120"/>
+            </w:tcMar>
+          </w:tcPr>
+          <w:p>
+            <w:pPr>
+              <w:jc w:val="left"/>
+            </w:pPr>
+            <w:r>
+              <w:rPr>
+                <w:rFonts w:ascii="Times New Roman" w:cs="Times New Roman" w:eastAsia="Times New Roman" w:hAnsi="Times New Roman"/>
+                <w:b w:val="false"/>
+                <w:bCs w:val="false"/>
+                <w:sz w:val="22"/>
+                <w:szCs w:val="22"/>
+              </w:rPr>
+              <w:t xml:space="preserve">Randarea vectorilor și animațiilor în SortingVisualizer</w:t>
+            </w:r>
+          </w:p>
+        </w:tc>
+      </w:tr>
+      <w:tr>
+        <w:trPr>
+          <w:tblHeader w:val="false"/>
+        </w:trPr>
+        <w:tc>
+          <w:tcPr>
+            <w:tcW w:type="dxa" w:w="3000"/>
+            <w:tcBorders>
+              <w:top w:val="single" w:color="000000" w:sz="6"/>
+              <w:left w:val="single" w:color="000000" w:sz="6"/>
+              <w:bottom w:val="single" w:color="000000" w:sz="6"/>
+              <w:right w:val="single" w:color="000000" w:sz="6"/>
+            </w:tcBorders>
+            <w:tcMar>
+              <w:top w:type="dxa" w:w="80"/>
+              <w:left w:type="dxa" w:w="120"/>
+              <w:bottom w:type="dxa" w:w="80"/>
+              <w:right w:type="dxa" w:w="120"/>
+            </w:tcMar>
+          </w:tcPr>
+          <w:p>
+            <w:pPr>
+              <w:jc w:val="center"/>
+            </w:pPr>
+            <w:r>
+              <w:rPr>
+                <w:rFonts w:ascii="Times New Roman" w:cs="Times New Roman" w:eastAsia="Times New Roman" w:hAnsi="Times New Roman"/>
+                <w:b w:val="false"/>
+                <w:bCs w:val="false"/>
+                <w:sz w:val="22"/>
+                <w:szCs w:val="22"/>
+              </w:rPr>
+              <w:t xml:space="preserve">Web Audio API</w:t>
+            </w:r>
+          </w:p>
+        </w:tc>
+        <w:tc>
+          <w:tcPr>
+            <w:tcW w:type="dxa" w:w="6360"/>
+            <w:tcBorders>
+              <w:top w:val="single" w:color="000000" w:sz="6"/>
+              <w:left w:val="single" w:color="000000" w:sz="6"/>
+              <w:bottom w:val="single" w:color="000000" w:sz="6"/>
+              <w:right w:val="single" w:color="000000" w:sz="6"/>
+            </w:tcBorders>
+            <w:tcMar>
+              <w:top w:type="dxa" w:w="80"/>
+              <w:left w:type="dxa" w:w="120"/>
+              <w:bottom w:type="dxa" w:w="80"/>
+              <w:right w:type="dxa" w:w="120"/>
+            </w:tcMar>
+          </w:tcPr>
+          <w:p>
+            <w:pPr>
+              <w:jc w:val="left"/>
+            </w:pPr>
+            <w:r>
+              <w:rPr>
+                <w:rFonts w:ascii="Times New Roman" w:cs="Times New Roman" w:eastAsia="Times New Roman" w:hAnsi="Times New Roman"/>
+                <w:b w:val="false"/>
+                <w:bCs w:val="false"/>
+                <w:sz w:val="22"/>
+                <w:szCs w:val="22"/>
+              </w:rPr>
+              <w:t xml:space="preserve">Tonuri pentru fiecare comparație/swap, cu prefers-reduced-motion</w:t>
+            </w:r>
+          </w:p>
+        </w:tc>
+      </w:tr>
+      <w:tr>
+        <w:trPr>
+          <w:tblHeader w:val="false"/>
+        </w:trPr>
+        <w:tc>
+          <w:tcPr>
+            <w:tcW w:type="dxa" w:w="3000"/>
+            <w:tcBorders>
+              <w:top w:val="single" w:color="000000" w:sz="6"/>
+              <w:left w:val="single" w:color="000000" w:sz="6"/>
+              <w:bottom w:val="single" w:color="000000" w:sz="6"/>
+              <w:right w:val="single" w:color="000000" w:sz="6"/>
+            </w:tcBorders>
+            <w:tcMar>
+              <w:top w:type="dxa" w:w="80"/>
+              <w:left w:type="dxa" w:w="120"/>
+              <w:bottom w:type="dxa" w:w="80"/>
+              <w:right w:type="dxa" w:w="120"/>
+            </w:tcMar>
+          </w:tcPr>
+          <w:p>
+            <w:pPr>
+              <w:jc w:val="center"/>
+            </w:pPr>
+            <w:r>
+              <w:rPr>
+                <w:rFonts w:ascii="Times New Roman" w:cs="Times New Roman" w:eastAsia="Times New Roman" w:hAnsi="Times New Roman"/>
+                <w:b w:val="false"/>
+                <w:bCs w:val="false"/>
+                <w:sz w:val="22"/>
+                <w:szCs w:val="22"/>
+              </w:rPr>
+              <w:t xml:space="preserve">Service Worker</w:t>
+            </w:r>
+          </w:p>
+        </w:tc>
+        <w:tc>
+          <w:tcPr>
+            <w:tcW w:type="dxa" w:w="6360"/>
+            <w:tcBorders>
+              <w:top w:val="single" w:color="000000" w:sz="6"/>
+              <w:left w:val="single" w:color="000000" w:sz="6"/>
+              <w:bottom w:val="single" w:color="000000" w:sz="6"/>
+              <w:right w:val="single" w:color="000000" w:sz="6"/>
+            </w:tcBorders>
+            <w:tcMar>
+              <w:top w:type="dxa" w:w="80"/>
+              <w:left w:type="dxa" w:w="120"/>
+              <w:bottom w:type="dxa" w:w="80"/>
+              <w:right w:type="dxa" w:w="120"/>
+            </w:tcMar>
+          </w:tcPr>
+          <w:p>
+            <w:pPr>
+              <w:jc w:val="left"/>
+            </w:pPr>
+            <w:r>
+              <w:rPr>
+                <w:rFonts w:ascii="Times New Roman" w:cs="Times New Roman" w:eastAsia="Times New Roman" w:hAnsi="Times New Roman"/>
+                <w:b w:val="false"/>
+                <w:bCs w:val="false"/>
+                <w:sz w:val="22"/>
+                <w:szCs w:val="22"/>
+              </w:rPr>
+              <w:t xml:space="preserve">Cache-first pentru asset-uri, network-first pentru pagini PHP</w:t>
+            </w:r>
+          </w:p>
+        </w:tc>
+      </w:tr>
+      <w:tr>
+        <w:trPr>
+          <w:tblHeader w:val="false"/>
+        </w:trPr>
+        <w:tc>
+          <w:tcPr>
+            <w:tcW w:type="dxa" w:w="3000"/>
+            <w:tcBorders>
+              <w:top w:val="single" w:color="000000" w:sz="6"/>
+              <w:left w:val="single" w:color="000000" w:sz="6"/>
+              <w:bottom w:val="single" w:color="000000" w:sz="6"/>
+              <w:right w:val="single" w:color="000000" w:sz="6"/>
+            </w:tcBorders>
+            <w:tcMar>
+              <w:top w:type="dxa" w:w="80"/>
+              <w:left w:type="dxa" w:w="120"/>
+              <w:bottom w:type="dxa" w:w="80"/>
+              <w:right w:type="dxa" w:w="120"/>
+            </w:tcMar>
+          </w:tcPr>
+          <w:p>
+            <w:pPr>
+              <w:jc w:val="center"/>
+            </w:pPr>
+            <w:r>
+              <w:rPr>
+                <w:rFonts w:ascii="Times New Roman" w:cs="Times New Roman" w:eastAsia="Times New Roman" w:hAnsi="Times New Roman"/>
+                <w:b w:val="false"/>
+                <w:bCs w:val="false"/>
+                <w:sz w:val="22"/>
+                <w:szCs w:val="22"/>
+              </w:rPr>
+              <w:t xml:space="preserve">Web App Manifest</w:t>
+            </w:r>
+          </w:p>
+        </w:tc>
+        <w:tc>
+          <w:tcPr>
+            <w:tcW w:type="dxa" w:w="6360"/>
+            <w:tcBorders>
+              <w:top w:val="single" w:color="000000" w:sz="6"/>
+              <w:left w:val="single" w:color="000000" w:sz="6"/>
+              <w:bottom w:val="single" w:color="000000" w:sz="6"/>
+              <w:right w:val="single" w:color="000000" w:sz="6"/>
+            </w:tcBorders>
+            <w:tcMar>
+              <w:top w:type="dxa" w:w="80"/>
+              <w:left w:type="dxa" w:w="120"/>
+              <w:bottom w:type="dxa" w:w="80"/>
+              <w:right w:type="dxa" w:w="120"/>
+            </w:tcMar>
+          </w:tcPr>
+          <w:p>
+            <w:pPr>
+              <w:jc w:val="left"/>
+            </w:pPr>
+            <w:r>
+              <w:rPr>
+                <w:rFonts w:ascii="Times New Roman" w:cs="Times New Roman" w:eastAsia="Times New Roman" w:hAnsi="Times New Roman"/>
+                <w:b w:val="false"/>
+                <w:bCs w:val="false"/>
+                <w:sz w:val="22"/>
+                <w:szCs w:val="22"/>
+              </w:rPr>
+              <w:t xml:space="preserve">Permite instalarea SImp ca aplicație nativă pe Android/iOS</w:t>
+            </w:r>
+          </w:p>
+        </w:tc>
+      </w:tr>
+      <w:tr>
+        <w:trPr>
+          <w:tblHeader w:val="false"/>
+        </w:trPr>
+        <w:tc>
+          <w:tcPr>
+            <w:tcW w:type="dxa" w:w="3000"/>
+            <w:tcBorders>
+              <w:top w:val="single" w:color="000000" w:sz="6"/>
+              <w:left w:val="single" w:color="000000" w:sz="6"/>
+              <w:bottom w:val="single" w:color="000000" w:sz="6"/>
+              <w:right w:val="single" w:color="000000" w:sz="6"/>
+            </w:tcBorders>
+            <w:tcMar>
+              <w:top w:type="dxa" w:w="80"/>
+              <w:left w:type="dxa" w:w="120"/>
+              <w:bottom w:type="dxa" w:w="80"/>
+              <w:right w:type="dxa" w:w="120"/>
+            </w:tcMar>
+          </w:tcPr>
+          <w:p>
+            <w:pPr>
+              <w:jc w:val="center"/>
+            </w:pPr>
+            <w:r>
+              <w:rPr>
+                <w:rFonts w:ascii="Times New Roman" w:cs="Times New Roman" w:eastAsia="Times New Roman" w:hAnsi="Times New Roman"/>
+                <w:b w:val="false"/>
+                <w:bCs w:val="false"/>
+                <w:sz w:val="22"/>
+                <w:szCs w:val="22"/>
+              </w:rPr>
+              <w:t xml:space="preserve">Google Fonts</w:t>
+            </w:r>
+          </w:p>
+        </w:tc>
+        <w:tc>
+          <w:tcPr>
+            <w:tcW w:type="dxa" w:w="6360"/>
+            <w:tcBorders>
+              <w:top w:val="single" w:color="000000" w:sz="6"/>
+              <w:left w:val="single" w:color="000000" w:sz="6"/>
+              <w:bottom w:val="single" w:color="000000" w:sz="6"/>
+              <w:right w:val="single" w:color="000000" w:sz="6"/>
+            </w:tcBorders>
+            <w:tcMar>
+              <w:top w:type="dxa" w:w="80"/>
+              <w:left w:type="dxa" w:w="120"/>
+              <w:bottom w:type="dxa" w:w="80"/>
+              <w:right w:type="dxa" w:w="120"/>
+            </w:tcMar>
+          </w:tcPr>
+          <w:p>
+            <w:pPr>
+              <w:jc w:val="left"/>
+            </w:pPr>
+            <w:r>
+              <w:rPr>
+                <w:rFonts w:ascii="Times New Roman" w:cs="Times New Roman" w:eastAsia="Times New Roman" w:hAnsi="Times New Roman"/>
+                <w:b w:val="false"/>
+                <w:bCs w:val="false"/>
+                <w:sz w:val="22"/>
+                <w:szCs w:val="22"/>
+              </w:rPr>
+              <w:t xml:space="preserve">Inter (sans), JetBrains Mono (cod), cu display=swap</w:t>
+            </w:r>
+          </w:p>
+        </w:tc>
+      </w:tr>
+      <w:tr>
+        <w:trPr>
+          <w:tblHeader w:val="false"/>
+        </w:trPr>
+        <w:tc>
+          <w:tcPr>
+            <w:tcW w:type="dxa" w:w="3000"/>
+            <w:tcBorders>
+              <w:top w:val="single" w:color="000000" w:sz="6"/>
+              <w:left w:val="single" w:color="000000" w:sz="6"/>
+              <w:bottom w:val="single" w:color="000000" w:sz="6"/>
+              <w:right w:val="single" w:color="000000" w:sz="6"/>
+            </w:tcBorders>
+            <w:tcMar>
+              <w:top w:type="dxa" w:w="80"/>
+              <w:left w:type="dxa" w:w="120"/>
+              <w:bottom w:type="dxa" w:w="80"/>
+              <w:right w:type="dxa" w:w="120"/>
+            </w:tcMar>
+          </w:tcPr>
+          <w:p>
+            <w:pPr>
+              <w:jc w:val="center"/>
+            </w:pPr>
+            <w:r>
+              <w:rPr>
+                <w:rFonts w:ascii="Times New Roman" w:cs="Times New Roman" w:eastAsia="Times New Roman" w:hAnsi="Times New Roman"/>
+                <w:b w:val="false"/>
+                <w:bCs w:val="false"/>
+                <w:sz w:val="22"/>
+                <w:szCs w:val="22"/>
+              </w:rPr>
+              <w:t xml:space="preserve">SVG inline (Lucide-style)</w:t>
+            </w:r>
+          </w:p>
+        </w:tc>
+        <w:tc>
+          <w:tcPr>
+            <w:tcW w:type="dxa" w:w="6360"/>
+            <w:tcBorders>
+              <w:top w:val="single" w:color="000000" w:sz="6"/>
+              <w:left w:val="single" w:color="000000" w:sz="6"/>
+              <w:bottom w:val="single" w:color="000000" w:sz="6"/>
+              <w:right w:val="single" w:color="000000" w:sz="6"/>
+            </w:tcBorders>
+            <w:tcMar>
+              <w:top w:type="dxa" w:w="80"/>
+              <w:left w:type="dxa" w:w="120"/>
+              <w:bottom w:type="dxa" w:w="80"/>
+              <w:right w:type="dxa" w:w="120"/>
+            </w:tcMar>
+          </w:tcPr>
+          <w:p>
+            <w:pPr>
+              <w:jc w:val="left"/>
+            </w:pPr>
+            <w:r>
+              <w:rPr>
+                <w:rFonts w:ascii="Times New Roman" w:cs="Times New Roman" w:eastAsia="Times New Roman" w:hAnsi="Times New Roman"/>
+                <w:b w:val="false"/>
+                <w:bCs w:val="false"/>
+                <w:sz w:val="22"/>
+                <w:szCs w:val="22"/>
+              </w:rPr>
+              <w:t xml:space="preserve">Iconițe — fără bibliotecă externă pentru load rapid</w:t>
+            </w:r>
+          </w:p>
+        </w:tc>
+      </w:tr>
+    </w:tbl>
+    <w:p>
+      <w:pPr>
+        <w:spacing w:after="120"/>
+      </w:pPr>
+    </w:p>
+    <w:p>
+      <w:pPr>
+        <w:spacing w:after="120" w:before="240"/>
+        <w:jc w:val="left"/>
+      </w:pPr>
+      <w:r>
+        <w:rPr>
+          <w:rFonts w:ascii="Times New Roman" w:cs="Times New Roman" w:eastAsia="Times New Roman" w:hAnsi="Times New Roman"/>
+          <w:b/>
+          <w:bCs/>
           <w:i/>
           <w:iCs/>
           <w:sz w:val="24"/>
           <w:szCs w:val="24"/>
         </w:rPr>
-        <w:t xml:space="preserve">exercitii</w:t>
-      </w:r>
-      <w:r>
-        <w:rPr>
-          <w:rFonts w:ascii="Times New Roman" w:cs="Times New Roman" w:eastAsia="Times New Roman" w:hAnsi="Times New Roman"/>
-          <w:sz w:val="24"/>
-          <w:szCs w:val="24"/>
-        </w:rPr>
-        <w:t xml:space="preserve">, </w:t>
+        <w:t xml:space="preserve">4.3. Inteligență artificială</w:t>
+      </w:r>
+    </w:p>
+    <w:p>
+      <w:pPr>
+        <w:spacing w:after="120" w:line="312"/>
+        <w:ind w:firstLine="360"/>
+        <w:jc w:val="both"/>
+      </w:pPr>
+      <w:r>
+        <w:rPr>
+          <w:rFonts w:ascii="Times New Roman" w:cs="Times New Roman" w:eastAsia="Times New Roman" w:hAnsi="Times New Roman"/>
+          <w:sz w:val="24"/>
+          <w:szCs w:val="24"/>
+        </w:rPr>
+        <w:t xml:space="preserve">Modulul AI folosește API-ul </w:t>
       </w:r>
       <w:r>
         <w:rPr>
@@ -1415,15 +3303,15 @@
           <w:sz w:val="24"/>
           <w:szCs w:val="24"/>
         </w:rPr>
-        <w:t xml:space="preserve">progres_grile</w:t>
-      </w:r>
-      <w:r>
-        <w:rPr>
-          <w:rFonts w:ascii="Times New Roman" w:cs="Times New Roman" w:eastAsia="Times New Roman" w:hAnsi="Times New Roman"/>
-          <w:sz w:val="24"/>
-          <w:szCs w:val="24"/>
-        </w:rPr>
-        <w:t xml:space="preserve"> și </w:t>
+        <w:t xml:space="preserve">Groq</w:t>
+      </w:r>
+      <w:r>
+        <w:rPr>
+          <w:rFonts w:ascii="Times New Roman" w:cs="Times New Roman" w:eastAsia="Times New Roman" w:hAnsi="Times New Roman"/>
+          <w:sz w:val="24"/>
+          <w:szCs w:val="24"/>
+        </w:rPr>
+        <w:t xml:space="preserve"> cu modelul </w:t>
       </w:r>
       <w:r>
         <w:rPr>
@@ -1433,15 +3321,15 @@
           <w:sz w:val="24"/>
           <w:szCs w:val="24"/>
         </w:rPr>
-        <w:t xml:space="preserve">rezultate</w:t>
-      </w:r>
-      <w:r>
-        <w:rPr>
-          <w:rFonts w:ascii="Times New Roman" w:cs="Times New Roman" w:eastAsia="Times New Roman" w:hAnsi="Times New Roman"/>
-          <w:sz w:val="24"/>
-          <w:szCs w:val="24"/>
-        </w:rPr>
-        <w:t xml:space="preserve"> pentru urmărirea evoluției utilizatorului. Toate interogările sunt realizate prin </w:t>
+        <w:t xml:space="preserve">llama-3.3-70b-versatile</w:t>
+      </w:r>
+      <w:r>
+        <w:rPr>
+          <w:rFonts w:ascii="Times New Roman" w:cs="Times New Roman" w:eastAsia="Times New Roman" w:hAnsi="Times New Roman"/>
+          <w:sz w:val="24"/>
+          <w:szCs w:val="24"/>
+        </w:rPr>
+        <w:t xml:space="preserve"> prin endpoint-ul </w:t>
       </w:r>
       <w:r>
         <w:rPr>
@@ -1451,16 +3339,695 @@
           <w:sz w:val="24"/>
           <w:szCs w:val="24"/>
         </w:rPr>
-        <w:t xml:space="preserve">prepared statements</w:t>
-      </w:r>
-      <w:r>
-        <w:rPr>
-          <w:rFonts w:ascii="Times New Roman" w:cs="Times New Roman" w:eastAsia="Times New Roman" w:hAnsi="Times New Roman"/>
-          <w:sz w:val="24"/>
-          <w:szCs w:val="24"/>
-        </w:rPr>
-        <w:t xml:space="preserve">, eliminând complet riscul de SQL Injection.</w:t>
-      </w:r>
+        <w:t xml:space="preserve">https://api.groq.com/openai/v1/chat/completions</w:t>
+      </w:r>
+      <w:r>
+        <w:rPr>
+          <w:rFonts w:ascii="Times New Roman" w:cs="Times New Roman" w:eastAsia="Times New Roman" w:hAnsi="Times New Roman"/>
+          <w:sz w:val="24"/>
+          <w:szCs w:val="24"/>
+        </w:rPr>
+        <w:t xml:space="preserve">. Groq a fost ales pentru latența extrem de scăzută (sub 1 secundă pe răspuns), pentru tier-ul gratuit generos și pentru compatibilitatea cu schema OpenAI Chat Completions, care permite migrarea facilă către alte furnizori dacă apare necesitatea. Cheia API este preluată exclusiv din variabila de mediu </w:t>
+      </w:r>
+      <w:r>
+        <w:rPr>
+          <w:rFonts w:ascii="Times New Roman" w:cs="Times New Roman" w:eastAsia="Times New Roman" w:hAnsi="Times New Roman"/>
+          <w:i/>
+          <w:iCs/>
+          <w:sz w:val="24"/>
+          <w:szCs w:val="24"/>
+        </w:rPr>
+        <w:t xml:space="preserve">GROQ_API_KEY</w:t>
+      </w:r>
+      <w:r>
+        <w:rPr>
+          <w:rFonts w:ascii="Times New Roman" w:cs="Times New Roman" w:eastAsia="Times New Roman" w:hAnsi="Times New Roman"/>
+          <w:sz w:val="24"/>
+          <w:szCs w:val="24"/>
+        </w:rPr>
+        <w:t xml:space="preserve">, iar accesul este protejat prin rate-limiting (10 cereri per oră per utilizator pentru AI Code Feedback, valori similare pentru chat și quiz).</w:t>
+      </w:r>
+    </w:p>
+    <w:p>
+      <w:pPr>
+        <w:spacing w:after="120" w:before="240"/>
+        <w:jc w:val="left"/>
+      </w:pPr>
+      <w:r>
+        <w:rPr>
+          <w:rFonts w:ascii="Times New Roman" w:cs="Times New Roman" w:eastAsia="Times New Roman" w:hAnsi="Times New Roman"/>
+          <w:b/>
+          <w:bCs/>
+          <w:i/>
+          <w:iCs/>
+          <w:sz w:val="24"/>
+          <w:szCs w:val="24"/>
+        </w:rPr>
+        <w:t xml:space="preserve">4.4. Securitate</w:t>
+      </w:r>
+    </w:p>
+    <w:p>
+      <w:pPr>
+        <w:pStyle w:val="ListParagraph"/>
+        <w:numPr>
+          <w:ilvl w:val="0"/>
+          <w:numId w:val="2"/>
+        </w:numPr>
+        <w:spacing w:after="80" w:line="312"/>
+        <w:jc w:val="both"/>
+      </w:pPr>
+      <w:r>
+        <w:rPr>
+          <w:rFonts w:ascii="Times New Roman" w:cs="Times New Roman" w:eastAsia="Times New Roman" w:hAnsi="Times New Roman"/>
+          <w:sz w:val="24"/>
+          <w:szCs w:val="24"/>
+        </w:rPr>
+        <w:t xml:space="preserve">CSRF tokens generate cu random_bytes(32) și verificate cu hash_equals;</w:t>
+      </w:r>
+    </w:p>
+    <w:p>
+      <w:pPr>
+        <w:pStyle w:val="ListParagraph"/>
+        <w:numPr>
+          <w:ilvl w:val="0"/>
+          <w:numId w:val="2"/>
+        </w:numPr>
+        <w:spacing w:after="80" w:line="312"/>
+        <w:jc w:val="both"/>
+      </w:pPr>
+      <w:r>
+        <w:rPr>
+          <w:rFonts w:ascii="Times New Roman" w:cs="Times New Roman" w:eastAsia="Times New Roman" w:hAnsi="Times New Roman"/>
+          <w:sz w:val="24"/>
+          <w:szCs w:val="24"/>
+        </w:rPr>
+        <w:t xml:space="preserve">Sesiuni cu HttpOnly + Secure + SameSite=Strict + regenerate_id la login;</w:t>
+      </w:r>
+    </w:p>
+    <w:p>
+      <w:pPr>
+        <w:pStyle w:val="ListParagraph"/>
+        <w:numPr>
+          <w:ilvl w:val="0"/>
+          <w:numId w:val="2"/>
+        </w:numPr>
+        <w:spacing w:after="80" w:line="312"/>
+        <w:jc w:val="both"/>
+      </w:pPr>
+      <w:r>
+        <w:rPr>
+          <w:rFonts w:ascii="Times New Roman" w:cs="Times New Roman" w:eastAsia="Times New Roman" w:hAnsi="Times New Roman"/>
+          <w:sz w:val="24"/>
+          <w:szCs w:val="24"/>
+        </w:rPr>
+        <w:t xml:space="preserve">Content Security Policy cu nonce per request — fără 'unsafe-inline' pentru script-src;</w:t>
+      </w:r>
+    </w:p>
+    <w:p>
+      <w:pPr>
+        <w:pStyle w:val="ListParagraph"/>
+        <w:numPr>
+          <w:ilvl w:val="0"/>
+          <w:numId w:val="2"/>
+        </w:numPr>
+        <w:spacing w:after="80" w:line="312"/>
+        <w:jc w:val="both"/>
+      </w:pPr>
+      <w:r>
+        <w:rPr>
+          <w:rFonts w:ascii="Times New Roman" w:cs="Times New Roman" w:eastAsia="Times New Roman" w:hAnsi="Times New Roman"/>
+          <w:sz w:val="24"/>
+          <w:szCs w:val="24"/>
+        </w:rPr>
+        <w:t xml:space="preserve">Antete HTTP de securitate dublate la nivel Apache (.htaccess) și PHP;</w:t>
+      </w:r>
+    </w:p>
+    <w:p>
+      <w:pPr>
+        <w:pStyle w:val="ListParagraph"/>
+        <w:numPr>
+          <w:ilvl w:val="0"/>
+          <w:numId w:val="2"/>
+        </w:numPr>
+        <w:spacing w:after="80" w:line="312"/>
+        <w:jc w:val="both"/>
+      </w:pPr>
+      <w:r>
+        <w:rPr>
+          <w:rFonts w:ascii="Times New Roman" w:cs="Times New Roman" w:eastAsia="Times New Roman" w:hAnsi="Times New Roman"/>
+          <w:sz w:val="24"/>
+          <w:szCs w:val="24"/>
+        </w:rPr>
+        <w:t xml:space="preserve">Rate-limiting în baza de date cu hash SHA-256 pe identificator IP;</w:t>
+      </w:r>
+    </w:p>
+    <w:p>
+      <w:pPr>
+        <w:pStyle w:val="ListParagraph"/>
+        <w:numPr>
+          <w:ilvl w:val="0"/>
+          <w:numId w:val="2"/>
+        </w:numPr>
+        <w:spacing w:after="80" w:line="312"/>
+        <w:jc w:val="both"/>
+      </w:pPr>
+      <w:r>
+        <w:rPr>
+          <w:rFonts w:ascii="Times New Roman" w:cs="Times New Roman" w:eastAsia="Times New Roman" w:hAnsi="Times New Roman"/>
+          <w:sz w:val="24"/>
+          <w:szCs w:val="24"/>
+        </w:rPr>
+        <w:t xml:space="preserve">Parole hash-uite cu password_hash() (bcrypt implicit) și verificate cu password_verify();</w:t>
+      </w:r>
+    </w:p>
+    <w:p>
+      <w:pPr>
+        <w:pStyle w:val="ListParagraph"/>
+        <w:numPr>
+          <w:ilvl w:val="0"/>
+          <w:numId w:val="2"/>
+        </w:numPr>
+        <w:spacing w:after="80" w:line="312"/>
+        <w:jc w:val="both"/>
+      </w:pPr>
+      <w:r>
+        <w:rPr>
+          <w:rFonts w:ascii="Times New Roman" w:cs="Times New Roman" w:eastAsia="Times New Roman" w:hAnsi="Times New Roman"/>
+          <w:sz w:val="24"/>
+          <w:szCs w:val="24"/>
+        </w:rPr>
+        <w:t xml:space="preserve">Reset parolă cu token SHA-256 single-use, expirare 1 oră, anti-enumeration;</w:t>
+      </w:r>
+    </w:p>
+    <w:p>
+      <w:pPr>
+        <w:pStyle w:val="ListParagraph"/>
+        <w:numPr>
+          <w:ilvl w:val="0"/>
+          <w:numId w:val="2"/>
+        </w:numPr>
+        <w:spacing w:after="80" w:line="312"/>
+        <w:jc w:val="both"/>
+      </w:pPr>
+      <w:r>
+        <w:rPr>
+          <w:rFonts w:ascii="Times New Roman" w:cs="Times New Roman" w:eastAsia="Times New Roman" w:hAnsi="Times New Roman"/>
+          <w:sz w:val="24"/>
+          <w:szCs w:val="24"/>
+        </w:rPr>
+        <w:t xml:space="preserve">Path traversal blocat cu realpath() + strpos() pentru fișierele C++;</w:t>
+      </w:r>
+    </w:p>
+    <w:p>
+      <w:pPr>
+        <w:pStyle w:val="ListParagraph"/>
+        <w:numPr>
+          <w:ilvl w:val="0"/>
+          <w:numId w:val="2"/>
+        </w:numPr>
+        <w:spacing w:after="80" w:line="312"/>
+        <w:jc w:val="both"/>
+      </w:pPr>
+      <w:r>
+        <w:rPr>
+          <w:rFonts w:ascii="Times New Roman" w:cs="Times New Roman" w:eastAsia="Times New Roman" w:hAnsi="Times New Roman"/>
+          <w:sz w:val="24"/>
+          <w:szCs w:val="24"/>
+        </w:rPr>
+        <w:t xml:space="preserve">Audit log pentru toate acțiunile administrative (change role, reset progress, delete user).</w:t>
+      </w:r>
+    </w:p>
+    <w:p>
+      <w:pPr>
+        <w:spacing w:after="120" w:before="240"/>
+        <w:jc w:val="left"/>
+      </w:pPr>
+      <w:r>
+        <w:rPr>
+          <w:rFonts w:ascii="Times New Roman" w:cs="Times New Roman" w:eastAsia="Times New Roman" w:hAnsi="Times New Roman"/>
+          <w:b/>
+          <w:bCs/>
+          <w:i/>
+          <w:iCs/>
+          <w:sz w:val="24"/>
+          <w:szCs w:val="24"/>
+        </w:rPr>
+        <w:t xml:space="preserve">4.5. Quality Assurance și DevOps</w:t>
+      </w:r>
+    </w:p>
+    <w:p>
+      <w:pPr>
+        <w:spacing w:after="80" w:before="120"/>
+        <w:jc w:val="center"/>
+      </w:pPr>
+      <w:r>
+        <w:rPr>
+          <w:rFonts w:ascii="Times New Roman" w:cs="Times New Roman" w:eastAsia="Times New Roman" w:hAnsi="Times New Roman"/>
+          <w:i/>
+          <w:iCs/>
+          <w:sz w:val="22"/>
+          <w:szCs w:val="22"/>
+        </w:rPr>
+        <w:t xml:space="preserve">Tabelul 4. Instrumente de QA și CI/CD</w:t>
+      </w:r>
+    </w:p>
+    <w:tbl>
+      <w:tblPr>
+        <w:tblW w:type="dxa" w:w="9360"/>
+        <w:tblBorders>
+          <w:top w:val="single" w:color="auto" w:sz="4"/>
+          <w:left w:val="single" w:color="auto" w:sz="4"/>
+          <w:bottom w:val="single" w:color="auto" w:sz="4"/>
+          <w:right w:val="single" w:color="auto" w:sz="4"/>
+          <w:insideH w:val="single" w:color="auto" w:sz="4"/>
+          <w:insideV w:val="single" w:color="auto" w:sz="4"/>
+        </w:tblBorders>
+      </w:tblPr>
+      <w:tblGrid>
+        <w:gridCol w:w="2400"/>
+        <w:gridCol w:w="6960"/>
+      </w:tblGrid>
+      <w:tr>
+        <w:trPr>
+          <w:tblHeader/>
+        </w:trPr>
+        <w:tc>
+          <w:tcPr>
+            <w:tcW w:type="dxa" w:w="2400"/>
+            <w:tcBorders>
+              <w:top w:val="single" w:color="000000" w:sz="6"/>
+              <w:left w:val="single" w:color="000000" w:sz="6"/>
+              <w:bottom w:val="single" w:color="000000" w:sz="6"/>
+              <w:right w:val="single" w:color="000000" w:sz="6"/>
+            </w:tcBorders>
+            <w:shd w:fill="DCDCDC" w:val="clear"/>
+            <w:tcMar>
+              <w:top w:type="dxa" w:w="80"/>
+              <w:left w:type="dxa" w:w="120"/>
+              <w:bottom w:type="dxa" w:w="80"/>
+              <w:right w:type="dxa" w:w="120"/>
+            </w:tcMar>
+          </w:tcPr>
+          <w:p>
+            <w:pPr>
+              <w:jc w:val="center"/>
+            </w:pPr>
+            <w:r>
+              <w:rPr>
+                <w:rFonts w:ascii="Times New Roman" w:cs="Times New Roman" w:eastAsia="Times New Roman" w:hAnsi="Times New Roman"/>
+                <w:b/>
+                <w:bCs/>
+                <w:sz w:val="22"/>
+                <w:szCs w:val="22"/>
+              </w:rPr>
+              <w:t xml:space="preserve">Instrument</w:t>
+            </w:r>
+          </w:p>
+        </w:tc>
+        <w:tc>
+          <w:tcPr>
+            <w:tcW w:type="dxa" w:w="6960"/>
+            <w:tcBorders>
+              <w:top w:val="single" w:color="000000" w:sz="6"/>
+              <w:left w:val="single" w:color="000000" w:sz="6"/>
+              <w:bottom w:val="single" w:color="000000" w:sz="6"/>
+              <w:right w:val="single" w:color="000000" w:sz="6"/>
+            </w:tcBorders>
+            <w:shd w:fill="DCDCDC" w:val="clear"/>
+            <w:tcMar>
+              <w:top w:type="dxa" w:w="80"/>
+              <w:left w:type="dxa" w:w="120"/>
+              <w:bottom w:type="dxa" w:w="80"/>
+              <w:right w:type="dxa" w:w="120"/>
+            </w:tcMar>
+          </w:tcPr>
+          <w:p>
+            <w:pPr>
+              <w:jc w:val="center"/>
+            </w:pPr>
+            <w:r>
+              <w:rPr>
+                <w:rFonts w:ascii="Times New Roman" w:cs="Times New Roman" w:eastAsia="Times New Roman" w:hAnsi="Times New Roman"/>
+                <w:b/>
+                <w:bCs/>
+                <w:sz w:val="22"/>
+                <w:szCs w:val="22"/>
+              </w:rPr>
+              <w:t xml:space="preserve">Utilizare</w:t>
+            </w:r>
+          </w:p>
+        </w:tc>
+      </w:tr>
+      <w:tr>
+        <w:trPr>
+          <w:tblHeader w:val="false"/>
+        </w:trPr>
+        <w:tc>
+          <w:tcPr>
+            <w:tcW w:type="dxa" w:w="2400"/>
+            <w:tcBorders>
+              <w:top w:val="single" w:color="000000" w:sz="6"/>
+              <w:left w:val="single" w:color="000000" w:sz="6"/>
+              <w:bottom w:val="single" w:color="000000" w:sz="6"/>
+              <w:right w:val="single" w:color="000000" w:sz="6"/>
+            </w:tcBorders>
+            <w:tcMar>
+              <w:top w:type="dxa" w:w="80"/>
+              <w:left w:type="dxa" w:w="120"/>
+              <w:bottom w:type="dxa" w:w="80"/>
+              <w:right w:type="dxa" w:w="120"/>
+            </w:tcMar>
+          </w:tcPr>
+          <w:p>
+            <w:pPr>
+              <w:jc w:val="center"/>
+            </w:pPr>
+            <w:r>
+              <w:rPr>
+                <w:rFonts w:ascii="Times New Roman" w:cs="Times New Roman" w:eastAsia="Times New Roman" w:hAnsi="Times New Roman"/>
+                <w:b w:val="false"/>
+                <w:bCs w:val="false"/>
+                <w:sz w:val="22"/>
+                <w:szCs w:val="22"/>
+              </w:rPr>
+              <w:t xml:space="preserve">PHPUnit</w:t>
+            </w:r>
+          </w:p>
+        </w:tc>
+        <w:tc>
+          <w:tcPr>
+            <w:tcW w:type="dxa" w:w="6960"/>
+            <w:tcBorders>
+              <w:top w:val="single" w:color="000000" w:sz="6"/>
+              <w:left w:val="single" w:color="000000" w:sz="6"/>
+              <w:bottom w:val="single" w:color="000000" w:sz="6"/>
+              <w:right w:val="single" w:color="000000" w:sz="6"/>
+            </w:tcBorders>
+            <w:tcMar>
+              <w:top w:type="dxa" w:w="80"/>
+              <w:left w:type="dxa" w:w="120"/>
+              <w:bottom w:type="dxa" w:w="80"/>
+              <w:right w:type="dxa" w:w="120"/>
+            </w:tcMar>
+          </w:tcPr>
+          <w:p>
+            <w:pPr>
+              <w:jc w:val="left"/>
+            </w:pPr>
+            <w:r>
+              <w:rPr>
+                <w:rFonts w:ascii="Times New Roman" w:cs="Times New Roman" w:eastAsia="Times New Roman" w:hAnsi="Times New Roman"/>
+                <w:b w:val="false"/>
+                <w:bCs w:val="false"/>
+                <w:sz w:val="22"/>
+                <w:szCs w:val="22"/>
+              </w:rPr>
+              <w:t xml:space="preserve">Teste unit pentru CSRF, flash messages, validare parolă</w:t>
+            </w:r>
+          </w:p>
+        </w:tc>
+      </w:tr>
+      <w:tr>
+        <w:trPr>
+          <w:tblHeader w:val="false"/>
+        </w:trPr>
+        <w:tc>
+          <w:tcPr>
+            <w:tcW w:type="dxa" w:w="2400"/>
+            <w:tcBorders>
+              <w:top w:val="single" w:color="000000" w:sz="6"/>
+              <w:left w:val="single" w:color="000000" w:sz="6"/>
+              <w:bottom w:val="single" w:color="000000" w:sz="6"/>
+              <w:right w:val="single" w:color="000000" w:sz="6"/>
+            </w:tcBorders>
+            <w:tcMar>
+              <w:top w:type="dxa" w:w="80"/>
+              <w:left w:type="dxa" w:w="120"/>
+              <w:bottom w:type="dxa" w:w="80"/>
+              <w:right w:type="dxa" w:w="120"/>
+            </w:tcMar>
+          </w:tcPr>
+          <w:p>
+            <w:pPr>
+              <w:jc w:val="center"/>
+            </w:pPr>
+            <w:r>
+              <w:rPr>
+                <w:rFonts w:ascii="Times New Roman" w:cs="Times New Roman" w:eastAsia="Times New Roman" w:hAnsi="Times New Roman"/>
+                <w:b w:val="false"/>
+                <w:bCs w:val="false"/>
+                <w:sz w:val="22"/>
+                <w:szCs w:val="22"/>
+              </w:rPr>
+              <w:t xml:space="preserve">PHPStan</w:t>
+            </w:r>
+          </w:p>
+        </w:tc>
+        <w:tc>
+          <w:tcPr>
+            <w:tcW w:type="dxa" w:w="6960"/>
+            <w:tcBorders>
+              <w:top w:val="single" w:color="000000" w:sz="6"/>
+              <w:left w:val="single" w:color="000000" w:sz="6"/>
+              <w:bottom w:val="single" w:color="000000" w:sz="6"/>
+              <w:right w:val="single" w:color="000000" w:sz="6"/>
+            </w:tcBorders>
+            <w:tcMar>
+              <w:top w:type="dxa" w:w="80"/>
+              <w:left w:type="dxa" w:w="120"/>
+              <w:bottom w:type="dxa" w:w="80"/>
+              <w:right w:type="dxa" w:w="120"/>
+            </w:tcMar>
+          </w:tcPr>
+          <w:p>
+            <w:pPr>
+              <w:jc w:val="left"/>
+            </w:pPr>
+            <w:r>
+              <w:rPr>
+                <w:rFonts w:ascii="Times New Roman" w:cs="Times New Roman" w:eastAsia="Times New Roman" w:hAnsi="Times New Roman"/>
+                <w:b w:val="false"/>
+                <w:bCs w:val="false"/>
+                <w:sz w:val="22"/>
+                <w:szCs w:val="22"/>
+              </w:rPr>
+              <w:t xml:space="preserve">Analiză statică nivel 4</w:t>
+            </w:r>
+          </w:p>
+        </w:tc>
+      </w:tr>
+      <w:tr>
+        <w:trPr>
+          <w:tblHeader w:val="false"/>
+        </w:trPr>
+        <w:tc>
+          <w:tcPr>
+            <w:tcW w:type="dxa" w:w="2400"/>
+            <w:tcBorders>
+              <w:top w:val="single" w:color="000000" w:sz="6"/>
+              <w:left w:val="single" w:color="000000" w:sz="6"/>
+              <w:bottom w:val="single" w:color="000000" w:sz="6"/>
+              <w:right w:val="single" w:color="000000" w:sz="6"/>
+            </w:tcBorders>
+            <w:tcMar>
+              <w:top w:type="dxa" w:w="80"/>
+              <w:left w:type="dxa" w:w="120"/>
+              <w:bottom w:type="dxa" w:w="80"/>
+              <w:right w:type="dxa" w:w="120"/>
+            </w:tcMar>
+          </w:tcPr>
+          <w:p>
+            <w:pPr>
+              <w:jc w:val="center"/>
+            </w:pPr>
+            <w:r>
+              <w:rPr>
+                <w:rFonts w:ascii="Times New Roman" w:cs="Times New Roman" w:eastAsia="Times New Roman" w:hAnsi="Times New Roman"/>
+                <w:b w:val="false"/>
+                <w:bCs w:val="false"/>
+                <w:sz w:val="22"/>
+                <w:szCs w:val="22"/>
+              </w:rPr>
+              <w:t xml:space="preserve">GitHub Actions</w:t>
+            </w:r>
+          </w:p>
+        </w:tc>
+        <w:tc>
+          <w:tcPr>
+            <w:tcW w:type="dxa" w:w="6960"/>
+            <w:tcBorders>
+              <w:top w:val="single" w:color="000000" w:sz="6"/>
+              <w:left w:val="single" w:color="000000" w:sz="6"/>
+              <w:bottom w:val="single" w:color="000000" w:sz="6"/>
+              <w:right w:val="single" w:color="000000" w:sz="6"/>
+            </w:tcBorders>
+            <w:tcMar>
+              <w:top w:type="dxa" w:w="80"/>
+              <w:left w:type="dxa" w:w="120"/>
+              <w:bottom w:type="dxa" w:w="80"/>
+              <w:right w:type="dxa" w:w="120"/>
+            </w:tcMar>
+          </w:tcPr>
+          <w:p>
+            <w:pPr>
+              <w:jc w:val="left"/>
+            </w:pPr>
+            <w:r>
+              <w:rPr>
+                <w:rFonts w:ascii="Times New Roman" w:cs="Times New Roman" w:eastAsia="Times New Roman" w:hAnsi="Times New Roman"/>
+                <w:b w:val="false"/>
+                <w:bCs w:val="false"/>
+                <w:sz w:val="22"/>
+                <w:szCs w:val="22"/>
+              </w:rPr>
+              <w:t xml:space="preserve">CI cu matrix PHP 8.1/8.2/8.3 + lint + BOM check + PHPStan + PHPUnit</w:t>
+            </w:r>
+          </w:p>
+        </w:tc>
+      </w:tr>
+      <w:tr>
+        <w:trPr>
+          <w:tblHeader w:val="false"/>
+        </w:trPr>
+        <w:tc>
+          <w:tcPr>
+            <w:tcW w:type="dxa" w:w="2400"/>
+            <w:tcBorders>
+              <w:top w:val="single" w:color="000000" w:sz="6"/>
+              <w:left w:val="single" w:color="000000" w:sz="6"/>
+              <w:bottom w:val="single" w:color="000000" w:sz="6"/>
+              <w:right w:val="single" w:color="000000" w:sz="6"/>
+            </w:tcBorders>
+            <w:tcMar>
+              <w:top w:type="dxa" w:w="80"/>
+              <w:left w:type="dxa" w:w="120"/>
+              <w:bottom w:type="dxa" w:w="80"/>
+              <w:right w:type="dxa" w:w="120"/>
+            </w:tcMar>
+          </w:tcPr>
+          <w:p>
+            <w:pPr>
+              <w:jc w:val="center"/>
+            </w:pPr>
+            <w:r>
+              <w:rPr>
+                <w:rFonts w:ascii="Times New Roman" w:cs="Times New Roman" w:eastAsia="Times New Roman" w:hAnsi="Times New Roman"/>
+                <w:b w:val="false"/>
+                <w:bCs w:val="false"/>
+                <w:sz w:val="22"/>
+                <w:szCs w:val="22"/>
+              </w:rPr>
+              <w:t xml:space="preserve">Docker Compose</w:t>
+            </w:r>
+          </w:p>
+        </w:tc>
+        <w:tc>
+          <w:tcPr>
+            <w:tcW w:type="dxa" w:w="6960"/>
+            <w:tcBorders>
+              <w:top w:val="single" w:color="000000" w:sz="6"/>
+              <w:left w:val="single" w:color="000000" w:sz="6"/>
+              <w:bottom w:val="single" w:color="000000" w:sz="6"/>
+              <w:right w:val="single" w:color="000000" w:sz="6"/>
+            </w:tcBorders>
+            <w:tcMar>
+              <w:top w:type="dxa" w:w="80"/>
+              <w:left w:type="dxa" w:w="120"/>
+              <w:bottom w:type="dxa" w:w="80"/>
+              <w:right w:type="dxa" w:w="120"/>
+            </w:tcMar>
+          </w:tcPr>
+          <w:p>
+            <w:pPr>
+              <w:jc w:val="left"/>
+            </w:pPr>
+            <w:r>
+              <w:rPr>
+                <w:rFonts w:ascii="Times New Roman" w:cs="Times New Roman" w:eastAsia="Times New Roman" w:hAnsi="Times New Roman"/>
+                <w:b w:val="false"/>
+                <w:bCs w:val="false"/>
+                <w:sz w:val="22"/>
+                <w:szCs w:val="22"/>
+              </w:rPr>
+              <w:t xml:space="preserve">Containerizare pentru deploy reproductibil</w:t>
+            </w:r>
+          </w:p>
+        </w:tc>
+      </w:tr>
+      <w:tr>
+        <w:trPr>
+          <w:tblHeader w:val="false"/>
+        </w:trPr>
+        <w:tc>
+          <w:tcPr>
+            <w:tcW w:type="dxa" w:w="2400"/>
+            <w:tcBorders>
+              <w:top w:val="single" w:color="000000" w:sz="6"/>
+              <w:left w:val="single" w:color="000000" w:sz="6"/>
+              <w:bottom w:val="single" w:color="000000" w:sz="6"/>
+              <w:right w:val="single" w:color="000000" w:sz="6"/>
+            </w:tcBorders>
+            <w:tcMar>
+              <w:top w:type="dxa" w:w="80"/>
+              <w:left w:type="dxa" w:w="120"/>
+              <w:bottom w:type="dxa" w:w="80"/>
+              <w:right w:type="dxa" w:w="120"/>
+            </w:tcMar>
+          </w:tcPr>
+          <w:p>
+            <w:pPr>
+              <w:jc w:val="center"/>
+            </w:pPr>
+            <w:r>
+              <w:rPr>
+                <w:rFonts w:ascii="Times New Roman" w:cs="Times New Roman" w:eastAsia="Times New Roman" w:hAnsi="Times New Roman"/>
+                <w:b w:val="false"/>
+                <w:bCs w:val="false"/>
+                <w:sz w:val="22"/>
+                <w:szCs w:val="22"/>
+              </w:rPr>
+              <w:t xml:space="preserve">soffice / pandoc</w:t>
+            </w:r>
+          </w:p>
+        </w:tc>
+        <w:tc>
+          <w:tcPr>
+            <w:tcW w:type="dxa" w:w="6960"/>
+            <w:tcBorders>
+              <w:top w:val="single" w:color="000000" w:sz="6"/>
+              <w:left w:val="single" w:color="000000" w:sz="6"/>
+              <w:bottom w:val="single" w:color="000000" w:sz="6"/>
+              <w:right w:val="single" w:color="000000" w:sz="6"/>
+            </w:tcBorders>
+            <w:tcMar>
+              <w:top w:type="dxa" w:w="80"/>
+              <w:left w:type="dxa" w:w="120"/>
+              <w:bottom w:type="dxa" w:w="80"/>
+              <w:right w:type="dxa" w:w="120"/>
+            </w:tcMar>
+          </w:tcPr>
+          <w:p>
+            <w:pPr>
+              <w:jc w:val="left"/>
+            </w:pPr>
+            <w:r>
+              <w:rPr>
+                <w:rFonts w:ascii="Times New Roman" w:cs="Times New Roman" w:eastAsia="Times New Roman" w:hAnsi="Times New Roman"/>
+                <w:b w:val="false"/>
+                <w:bCs w:val="false"/>
+                <w:sz w:val="22"/>
+                <w:szCs w:val="22"/>
+              </w:rPr>
+              <w:t xml:space="preserve">Generare automată documentație și conversie .docx → .pdf</w:t>
+            </w:r>
+          </w:p>
+        </w:tc>
+      </w:tr>
+    </w:tbl>
+    <w:p>
+      <w:pPr>
+        <w:spacing w:after="120"/>
+      </w:pPr>
     </w:p>
     <w:p>
       <w:pPr>
@@ -1475,7 +4042,7 @@
           <w:sz w:val="26"/>
           <w:szCs w:val="26"/>
         </w:rPr>
-        <w:t xml:space="preserve">5. ALGORITMII DE SORTARE IMPLEMENTAȚI</w:t>
+        <w:t xml:space="preserve">5. MODELUL DE DATE</w:t>
       </w:r>
     </w:p>
     <w:p>
@@ -1490,7 +4057,353 @@
           <w:sz w:val="24"/>
           <w:szCs w:val="24"/>
         </w:rPr>
-        <w:t xml:space="preserve">În cadrul SImp Portal au fost implementați șase algoritmi fundamentali, acoperind spectrul de complexitate de la O(n²) la O(n log n), precum și un algoritm de sortare liniară (Counting Sort). Tabelul 2 sintetizează caracteristicile lor.</w:t>
+        <w:t xml:space="preserve">Baza de date MySQL </w:t>
+      </w:r>
+      <w:r>
+        <w:rPr>
+          <w:rFonts w:ascii="Times New Roman" w:cs="Times New Roman" w:eastAsia="Times New Roman" w:hAnsi="Times New Roman"/>
+          <w:i/>
+          <w:iCs/>
+          <w:sz w:val="24"/>
+          <w:szCs w:val="24"/>
+        </w:rPr>
+        <w:t xml:space="preserve">dbsortari</w:t>
+      </w:r>
+      <w:r>
+        <w:rPr>
+          <w:rFonts w:ascii="Times New Roman" w:cs="Times New Roman" w:eastAsia="Times New Roman" w:hAnsi="Times New Roman"/>
+          <w:sz w:val="24"/>
+          <w:szCs w:val="24"/>
+        </w:rPr>
+        <w:t xml:space="preserve"> conține entitățile aplicației, organizate în trei familii logice.</w:t>
+      </w:r>
+    </w:p>
+    <w:p>
+      <w:pPr>
+        <w:spacing w:after="120" w:before="240"/>
+        <w:jc w:val="left"/>
+      </w:pPr>
+      <w:r>
+        <w:rPr>
+          <w:rFonts w:ascii="Times New Roman" w:cs="Times New Roman" w:eastAsia="Times New Roman" w:hAnsi="Times New Roman"/>
+          <w:b/>
+          <w:bCs/>
+          <w:i/>
+          <w:iCs/>
+          <w:sz w:val="24"/>
+          <w:szCs w:val="24"/>
+        </w:rPr>
+        <w:t xml:space="preserve">5.1. Familia utilizator și autentificare</w:t>
+      </w:r>
+    </w:p>
+    <w:p>
+      <w:pPr>
+        <w:pStyle w:val="ListParagraph"/>
+        <w:numPr>
+          <w:ilvl w:val="0"/>
+          <w:numId w:val="2"/>
+        </w:numPr>
+        <w:spacing w:after="80" w:line="312"/>
+        <w:jc w:val="both"/>
+      </w:pPr>
+      <w:r>
+        <w:rPr>
+          <w:rFonts w:ascii="Times New Roman" w:cs="Times New Roman" w:eastAsia="Times New Roman" w:hAnsi="Times New Roman"/>
+          <w:sz w:val="24"/>
+          <w:szCs w:val="24"/>
+        </w:rPr>
+        <w:t xml:space="preserve">utilizatori (id, username, email, parola_hash, rol, created_at);</w:t>
+      </w:r>
+    </w:p>
+    <w:p>
+      <w:pPr>
+        <w:pStyle w:val="ListParagraph"/>
+        <w:numPr>
+          <w:ilvl w:val="0"/>
+          <w:numId w:val="2"/>
+        </w:numPr>
+        <w:spacing w:after="80" w:line="312"/>
+        <w:jc w:val="both"/>
+      </w:pPr>
+      <w:r>
+        <w:rPr>
+          <w:rFonts w:ascii="Times New Roman" w:cs="Times New Roman" w:eastAsia="Times New Roman" w:hAnsi="Times New Roman"/>
+          <w:sz w:val="24"/>
+          <w:szCs w:val="24"/>
+        </w:rPr>
+        <w:t xml:space="preserve">password_reset_tokens (user_id, token_hash SHA-256, expires_at, used_at);</w:t>
+      </w:r>
+    </w:p>
+    <w:p>
+      <w:pPr>
+        <w:pStyle w:val="ListParagraph"/>
+        <w:numPr>
+          <w:ilvl w:val="0"/>
+          <w:numId w:val="2"/>
+        </w:numPr>
+        <w:spacing w:after="80" w:line="312"/>
+        <w:jc w:val="both"/>
+      </w:pPr>
+      <w:r>
+        <w:rPr>
+          <w:rFonts w:ascii="Times New Roman" w:cs="Times New Roman" w:eastAsia="Times New Roman" w:hAnsi="Times New Roman"/>
+          <w:sz w:val="24"/>
+          <w:szCs w:val="24"/>
+        </w:rPr>
+        <w:t xml:space="preserve">user_streak (user_id, current_streak, longest_streak, last_activity_date);</w:t>
+      </w:r>
+    </w:p>
+    <w:p>
+      <w:pPr>
+        <w:pStyle w:val="ListParagraph"/>
+        <w:numPr>
+          <w:ilvl w:val="0"/>
+          <w:numId w:val="2"/>
+        </w:numPr>
+        <w:spacing w:after="80" w:line="312"/>
+        <w:jc w:val="both"/>
+      </w:pPr>
+      <w:r>
+        <w:rPr>
+          <w:rFonts w:ascii="Times New Roman" w:cs="Times New Roman" w:eastAsia="Times New Roman" w:hAnsi="Times New Roman"/>
+          <w:sz w:val="24"/>
+          <w:szCs w:val="24"/>
+        </w:rPr>
+        <w:t xml:space="preserve">rate_limit_attempts (identifier hash, action, attempt_count, window_start).</w:t>
+      </w:r>
+    </w:p>
+    <w:p>
+      <w:pPr>
+        <w:spacing w:after="120" w:before="240"/>
+        <w:jc w:val="left"/>
+      </w:pPr>
+      <w:r>
+        <w:rPr>
+          <w:rFonts w:ascii="Times New Roman" w:cs="Times New Roman" w:eastAsia="Times New Roman" w:hAnsi="Times New Roman"/>
+          <w:b/>
+          <w:bCs/>
+          <w:i/>
+          <w:iCs/>
+          <w:sz w:val="24"/>
+          <w:szCs w:val="24"/>
+        </w:rPr>
+        <w:t xml:space="preserve">5.2. Familia conținut educațional</w:t>
+      </w:r>
+    </w:p>
+    <w:p>
+      <w:pPr>
+        <w:pStyle w:val="ListParagraph"/>
+        <w:numPr>
+          <w:ilvl w:val="0"/>
+          <w:numId w:val="2"/>
+        </w:numPr>
+        <w:spacing w:after="80" w:line="312"/>
+        <w:jc w:val="both"/>
+      </w:pPr>
+      <w:r>
+        <w:rPr>
+          <w:rFonts w:ascii="Times New Roman" w:cs="Times New Roman" w:eastAsia="Times New Roman" w:hAnsi="Times New Roman"/>
+          <w:sz w:val="24"/>
+          <w:szCs w:val="24"/>
+        </w:rPr>
+        <w:t xml:space="preserve">metode (id_metoda, nume, categorie, complexitate, descriere, fisier_cpp);</w:t>
+      </w:r>
+    </w:p>
+    <w:p>
+      <w:pPr>
+        <w:pStyle w:val="ListParagraph"/>
+        <w:numPr>
+          <w:ilvl w:val="0"/>
+          <w:numId w:val="2"/>
+        </w:numPr>
+        <w:spacing w:after="80" w:line="312"/>
+        <w:jc w:val="both"/>
+      </w:pPr>
+      <w:r>
+        <w:rPr>
+          <w:rFonts w:ascii="Times New Roman" w:cs="Times New Roman" w:eastAsia="Times New Roman" w:hAnsi="Times New Roman"/>
+          <w:sz w:val="24"/>
+          <w:szCs w:val="24"/>
+        </w:rPr>
+        <w:t xml:space="preserve">grile_cpp (id, nume_metoda, dificultate, intrebare, varianta_1..4, raspuns_corect, explicatie);</w:t>
+      </w:r>
+    </w:p>
+    <w:p>
+      <w:pPr>
+        <w:pStyle w:val="ListParagraph"/>
+        <w:numPr>
+          <w:ilvl w:val="0"/>
+          <w:numId w:val="2"/>
+        </w:numPr>
+        <w:spacing w:after="80" w:line="312"/>
+        <w:jc w:val="both"/>
+      </w:pPr>
+      <w:r>
+        <w:rPr>
+          <w:rFonts w:ascii="Times New Roman" w:cs="Times New Roman" w:eastAsia="Times New Roman" w:hAnsi="Times New Roman"/>
+          <w:sz w:val="24"/>
+          <w:szCs w:val="24"/>
+        </w:rPr>
+        <w:t xml:space="preserve">exercitii (id_exercitiu, id_metoda, titlu, enunt, cod_sablon, solutie, nivel).</w:t>
+      </w:r>
+    </w:p>
+    <w:p>
+      <w:pPr>
+        <w:spacing w:after="120" w:before="240"/>
+        <w:jc w:val="left"/>
+      </w:pPr>
+      <w:r>
+        <w:rPr>
+          <w:rFonts w:ascii="Times New Roman" w:cs="Times New Roman" w:eastAsia="Times New Roman" w:hAnsi="Times New Roman"/>
+          <w:b/>
+          <w:bCs/>
+          <w:i/>
+          <w:iCs/>
+          <w:sz w:val="24"/>
+          <w:szCs w:val="24"/>
+        </w:rPr>
+        <w:t xml:space="preserve">5.3. Familia progres și gamification</w:t>
+      </w:r>
+    </w:p>
+    <w:p>
+      <w:pPr>
+        <w:pStyle w:val="ListParagraph"/>
+        <w:numPr>
+          <w:ilvl w:val="0"/>
+          <w:numId w:val="2"/>
+        </w:numPr>
+        <w:spacing w:after="80" w:line="312"/>
+        <w:jc w:val="both"/>
+      </w:pPr>
+      <w:r>
+        <w:rPr>
+          <w:rFonts w:ascii="Times New Roman" w:cs="Times New Roman" w:eastAsia="Times New Roman" w:hAnsi="Times New Roman"/>
+          <w:sz w:val="24"/>
+          <w:szCs w:val="24"/>
+        </w:rPr>
+        <w:t xml:space="preserve">progres_grile (id_utilizator, id_grila, status, data_completare) — UNIQUE pe pereche;</w:t>
+      </w:r>
+    </w:p>
+    <w:p>
+      <w:pPr>
+        <w:pStyle w:val="ListParagraph"/>
+        <w:numPr>
+          <w:ilvl w:val="0"/>
+          <w:numId w:val="2"/>
+        </w:numPr>
+        <w:spacing w:after="80" w:line="312"/>
+        <w:jc w:val="both"/>
+      </w:pPr>
+      <w:r>
+        <w:rPr>
+          <w:rFonts w:ascii="Times New Roman" w:cs="Times New Roman" w:eastAsia="Times New Roman" w:hAnsi="Times New Roman"/>
+          <w:sz w:val="24"/>
+          <w:szCs w:val="24"/>
+        </w:rPr>
+        <w:t xml:space="preserve">learning_progress, learning_exercise_progress, learning_activity_history;</w:t>
+      </w:r>
+    </w:p>
+    <w:p>
+      <w:pPr>
+        <w:pStyle w:val="ListParagraph"/>
+        <w:numPr>
+          <w:ilvl w:val="0"/>
+          <w:numId w:val="2"/>
+        </w:numPr>
+        <w:spacing w:after="80" w:line="312"/>
+        <w:jc w:val="both"/>
+      </w:pPr>
+      <w:r>
+        <w:rPr>
+          <w:rFonts w:ascii="Times New Roman" w:cs="Times New Roman" w:eastAsia="Times New Roman" w:hAnsi="Times New Roman"/>
+          <w:sz w:val="24"/>
+          <w:szCs w:val="24"/>
+        </w:rPr>
+        <w:t xml:space="preserve">achievements (id, slug, title, description, icon, criteria_type, criteria_value);</w:t>
+      </w:r>
+    </w:p>
+    <w:p>
+      <w:pPr>
+        <w:pStyle w:val="ListParagraph"/>
+        <w:numPr>
+          <w:ilvl w:val="0"/>
+          <w:numId w:val="2"/>
+        </w:numPr>
+        <w:spacing w:after="80" w:line="312"/>
+        <w:jc w:val="both"/>
+      </w:pPr>
+      <w:r>
+        <w:rPr>
+          <w:rFonts w:ascii="Times New Roman" w:cs="Times New Roman" w:eastAsia="Times New Roman" w:hAnsi="Times New Roman"/>
+          <w:sz w:val="24"/>
+          <w:szCs w:val="24"/>
+        </w:rPr>
+        <w:t xml:space="preserve">user_achievements (user_id, achievement_id, unlocked_at) — PRIMARY KEY pe pereche;</w:t>
+      </w:r>
+    </w:p>
+    <w:p>
+      <w:pPr>
+        <w:pStyle w:val="ListParagraph"/>
+        <w:numPr>
+          <w:ilvl w:val="0"/>
+          <w:numId w:val="2"/>
+        </w:numPr>
+        <w:spacing w:after="80" w:line="312"/>
+        <w:jc w:val="both"/>
+      </w:pPr>
+      <w:r>
+        <w:rPr>
+          <w:rFonts w:ascii="Times New Roman" w:cs="Times New Roman" w:eastAsia="Times New Roman" w:hAnsi="Times New Roman"/>
+          <w:sz w:val="24"/>
+          <w:szCs w:val="24"/>
+        </w:rPr>
+        <w:t xml:space="preserve">admin_audit_log (admin_user_id, action_type, target_user_id, details JSON, ip_address, user_agent).</w:t>
+      </w:r>
+    </w:p>
+    <w:p>
+      <w:pPr>
+        <w:spacing w:after="120" w:line="312"/>
+        <w:ind w:firstLine="360"/>
+        <w:jc w:val="both"/>
+      </w:pPr>
+      <w:r>
+        <w:rPr>
+          <w:rFonts w:ascii="Times New Roman" w:cs="Times New Roman" w:eastAsia="Times New Roman" w:hAnsi="Times New Roman"/>
+          <w:sz w:val="24"/>
+          <w:szCs w:val="24"/>
+        </w:rPr>
+        <w:t xml:space="preserve">Toate interogările sunt realizate prin prepared statements OOP (con-&gt;prepare + bind_param), eliminând complet riscul de SQL Injection. Constraint-urile UNIQUE / PRIMARY KEY garantează atomicitatea operațiilor pe progres și achievements în prezența cererilor concurente.</w:t>
+      </w:r>
+    </w:p>
+    <w:p>
+      <w:pPr>
+        <w:spacing w:after="200" w:before="360"/>
+        <w:jc w:val="left"/>
+      </w:pPr>
+      <w:r>
+        <w:rPr>
+          <w:rFonts w:ascii="Times New Roman" w:cs="Times New Roman" w:eastAsia="Times New Roman" w:hAnsi="Times New Roman"/>
+          <w:b/>
+          <w:bCs/>
+          <w:sz w:val="26"/>
+          <w:szCs w:val="26"/>
+        </w:rPr>
+        <w:t xml:space="preserve">6. ALGORITMII DE SORTARE IMPLEMENTAȚI</w:t>
+      </w:r>
+    </w:p>
+    <w:p>
+      <w:pPr>
+        <w:spacing w:after="120" w:line="312"/>
+        <w:ind w:firstLine="360"/>
+        <w:jc w:val="both"/>
+      </w:pPr>
+      <w:r>
+        <w:rPr>
+          <w:rFonts w:ascii="Times New Roman" w:cs="Times New Roman" w:eastAsia="Times New Roman" w:hAnsi="Times New Roman"/>
+          <w:sz w:val="24"/>
+          <w:szCs w:val="24"/>
+        </w:rPr>
+        <w:t xml:space="preserve">În cadrul SImp Portal au fost implementați șase algoritmi fundamentali, acoperind spectrul de complexitate de la O(n²) la O(n log n), precum și un algoritm de sortare liniară (Counting Sort). Tabelul 5 sintetizează caracteristicile lor.</w:t>
       </w:r>
     </w:p>
     <w:p>
@@ -1506,7 +4419,7 @@
           <w:sz w:val="22"/>
           <w:szCs w:val="22"/>
         </w:rPr>
-        <w:t xml:space="preserve">Tabelul 2. Comparația algoritmilor de sortare implementați</w:t>
+        <w:t xml:space="preserve">Tabelul 5. Comparația algoritmilor de sortare implementați</w:t>
       </w:r>
     </w:p>
     <w:tbl>
@@ -2481,7 +5394,7 @@
           <w:sz w:val="26"/>
           <w:szCs w:val="26"/>
         </w:rPr>
-        <w:t xml:space="preserve">6. IMPLEMENTAREA TEHNICĂ ȘI SECURITATEA</w:t>
+        <w:t xml:space="preserve">7. IMPLEMENTAREA TEHNICĂ ȘI SECURITATEA</w:t>
       </w:r>
     </w:p>
     <w:p>
@@ -2499,7 +5412,7 @@
           <w:sz w:val="24"/>
           <w:szCs w:val="24"/>
         </w:rPr>
-        <w:t xml:space="preserve">6.1. Vizualizatorul interactiv</w:t>
+        <w:t xml:space="preserve">7.1. Vizualizatorul interactiv</w:t>
       </w:r>
     </w:p>
     <w:p>
@@ -2550,7 +5463,7 @@
           <w:sz w:val="24"/>
           <w:szCs w:val="24"/>
         </w:rPr>
-        <w:t xml:space="preserve">, acesta utilizează HTML5 </w:t>
+        <w:t xml:space="preserve">, folosește HTML5 Canvas API prin </w:t>
       </w:r>
       <w:r>
         <w:rPr>
@@ -2560,15 +5473,15 @@
           <w:sz w:val="24"/>
           <w:szCs w:val="24"/>
         </w:rPr>
-        <w:t xml:space="preserve">Canvas API</w:t>
-      </w:r>
-      <w:r>
-        <w:rPr>
-          <w:rFonts w:ascii="Times New Roman" w:cs="Times New Roman" w:eastAsia="Times New Roman" w:hAnsi="Times New Roman"/>
-          <w:sz w:val="24"/>
-          <w:szCs w:val="24"/>
-        </w:rPr>
-        <w:t xml:space="preserve"> (prin </w:t>
+        <w:t xml:space="preserve">getContext("2d")</w:t>
+      </w:r>
+      <w:r>
+        <w:rPr>
+          <w:rFonts w:ascii="Times New Roman" w:cs="Times New Roman" w:eastAsia="Times New Roman" w:hAnsi="Times New Roman"/>
+          <w:sz w:val="24"/>
+          <w:szCs w:val="24"/>
+        </w:rPr>
+        <w:t xml:space="preserve">. Pentru fiecare metodă, scriptul detectează atributul </w:t>
       </w:r>
       <w:r>
         <w:rPr>
@@ -2578,15 +5491,15 @@
           <w:sz w:val="24"/>
           <w:szCs w:val="24"/>
         </w:rPr>
-        <w:t xml:space="preserve">getContext("2d")</w:t>
-      </w:r>
-      <w:r>
-        <w:rPr>
-          <w:rFonts w:ascii="Times New Roman" w:cs="Times New Roman" w:eastAsia="Times New Roman" w:hAnsi="Times New Roman"/>
-          <w:sz w:val="24"/>
-          <w:szCs w:val="24"/>
-        </w:rPr>
-        <w:t xml:space="preserve">) pentru a reda vectorii sub formă de coloane colorate. Pentru fiecare metodă, scriptul detectează atributul </w:t>
+        <w:t xml:space="preserve">data-algorithm</w:t>
+      </w:r>
+      <w:r>
+        <w:rPr>
+          <w:rFonts w:ascii="Times New Roman" w:cs="Times New Roman" w:eastAsia="Times New Roman" w:hAnsi="Times New Roman"/>
+          <w:sz w:val="24"/>
+          <w:szCs w:val="24"/>
+        </w:rPr>
+        <w:t xml:space="preserve"> și execută o variantă instrumentată a algoritmului care emite evenimente la fiecare comparație și interschimbare. Funcția </w:t>
       </w:r>
       <w:r>
         <w:rPr>
@@ -2596,15 +5509,15 @@
           <w:sz w:val="24"/>
           <w:szCs w:val="24"/>
         </w:rPr>
-        <w:t xml:space="preserve">data-algorithm</w:t>
-      </w:r>
-      <w:r>
-        <w:rPr>
-          <w:rFonts w:ascii="Times New Roman" w:cs="Times New Roman" w:eastAsia="Times New Roman" w:hAnsi="Times New Roman"/>
-          <w:sz w:val="24"/>
-          <w:szCs w:val="24"/>
-        </w:rPr>
-        <w:t xml:space="preserve"> și execută o variantă instrumentată a algoritmului care emite evenimente la fiecare comparație și la fiecare interschimbare. Un aspect inovator este legătura dintre animație și pseudocod: prin atributele </w:t>
+        <w:t xml:space="preserve">highlightCodeLine</w:t>
+      </w:r>
+      <w:r>
+        <w:rPr>
+          <w:rFonts w:ascii="Times New Roman" w:cs="Times New Roman" w:eastAsia="Times New Roman" w:hAnsi="Times New Roman"/>
+          <w:sz w:val="24"/>
+          <w:szCs w:val="24"/>
+        </w:rPr>
+        <w:t xml:space="preserve"> sincronizează animația cu pseudocodul afișat, iar </w:t>
       </w:r>
       <w:r>
         <w:rPr>
@@ -2614,15 +5527,15 @@
           <w:sz w:val="24"/>
           <w:szCs w:val="24"/>
         </w:rPr>
-        <w:t xml:space="preserve">data-line</w:t>
-      </w:r>
-      <w:r>
-        <w:rPr>
-          <w:rFonts w:ascii="Times New Roman" w:cs="Times New Roman" w:eastAsia="Times New Roman" w:hAnsi="Times New Roman"/>
-          <w:sz w:val="24"/>
-          <w:szCs w:val="24"/>
-        </w:rPr>
-        <w:t xml:space="preserve">, funcția </w:t>
+        <w:t xml:space="preserve">ResizeObserver</w:t>
+      </w:r>
+      <w:r>
+        <w:rPr>
+          <w:rFonts w:ascii="Times New Roman" w:cs="Times New Roman" w:eastAsia="Times New Roman" w:hAnsi="Times New Roman"/>
+          <w:sz w:val="24"/>
+          <w:szCs w:val="24"/>
+        </w:rPr>
+        <w:t xml:space="preserve"> asigură re-randarea corectă la schimbarea dimensiunii containerului. Sunetele generate prin Web Audio API respectă preferința </w:t>
       </w:r>
       <w:r>
         <w:rPr>
@@ -2632,48 +5545,15 @@
           <w:sz w:val="24"/>
           <w:szCs w:val="24"/>
         </w:rPr>
-        <w:t xml:space="preserve">highlightCodeLine</w:t>
-      </w:r>
-      <w:r>
-        <w:rPr>
-          <w:rFonts w:ascii="Times New Roman" w:cs="Times New Roman" w:eastAsia="Times New Roman" w:hAnsi="Times New Roman"/>
-          <w:sz w:val="24"/>
-          <w:szCs w:val="24"/>
-        </w:rPr>
-        <w:t xml:space="preserve"> evidențiază în timp real linia de cod aflată în execuție, iar </w:t>
-      </w:r>
-      <w:r>
-        <w:rPr>
-          <w:rFonts w:ascii="Times New Roman" w:cs="Times New Roman" w:eastAsia="Times New Roman" w:hAnsi="Times New Roman"/>
-          <w:i/>
-          <w:iCs/>
-          <w:sz w:val="24"/>
-          <w:szCs w:val="24"/>
-        </w:rPr>
-        <w:t xml:space="preserve">updateVarInspector</w:t>
-      </w:r>
-      <w:r>
-        <w:rPr>
-          <w:rFonts w:ascii="Times New Roman" w:cs="Times New Roman" w:eastAsia="Times New Roman" w:hAnsi="Times New Roman"/>
-          <w:sz w:val="24"/>
-          <w:szCs w:val="24"/>
-        </w:rPr>
-        <w:t xml:space="preserve"> actualizează valorile variabilelor urmărite (i, j, pivot etc.).</w:t>
-      </w:r>
-    </w:p>
-    <w:p>
-      <w:pPr>
-        <w:spacing w:after="120" w:line="312"/>
-        <w:ind w:firstLine="360"/>
-        <w:jc w:val="both"/>
-      </w:pPr>
-      <w:r>
-        <w:rPr>
-          <w:rFonts w:ascii="Times New Roman" w:cs="Times New Roman" w:eastAsia="Times New Roman" w:hAnsi="Times New Roman"/>
-          <w:sz w:val="24"/>
-          <w:szCs w:val="24"/>
-        </w:rPr>
-        <w:t xml:space="preserve">Interfața oferă controale pentru viteza animației, dimensiunea vectorului, regenerare aleatorie și activarea pistelor sonore prin Web Audio API. Pe lângă sortări, același vizualizator susține un laborator unificat ce include capitole de recursivitate și backtracking.</w:t>
+        <w:t xml:space="preserve">prefers-reduced-motion</w:t>
+      </w:r>
+      <w:r>
+        <w:rPr>
+          <w:rFonts w:ascii="Times New Roman" w:cs="Times New Roman" w:eastAsia="Times New Roman" w:hAnsi="Times New Roman"/>
+          <w:sz w:val="24"/>
+          <w:szCs w:val="24"/>
+        </w:rPr>
+        <w:t xml:space="preserve">, iar contextul audio este corect închis la unload pentru a evita drenarea bateriei pe dispozitive mobile.</w:t>
       </w:r>
     </w:p>
     <w:p>
@@ -2691,7 +5571,7 @@
           <w:sz w:val="24"/>
           <w:szCs w:val="24"/>
         </w:rPr>
-        <w:t xml:space="preserve">6.2. Codul C++ și prevenirea Path Traversal</w:t>
+        <w:t xml:space="preserve">7.2. Modulele AI (Profesor, Quiz, Code Feedback)</w:t>
       </w:r>
     </w:p>
     <w:p>
@@ -2706,97 +5586,7 @@
           <w:sz w:val="24"/>
           <w:szCs w:val="24"/>
         </w:rPr>
-        <w:t xml:space="preserve">Fiecare metodă din baza de date face referire la un fișier C++ stocat în directorul </w:t>
-      </w:r>
-      <w:r>
-        <w:rPr>
-          <w:rFonts w:ascii="Times New Roman" w:cs="Times New Roman" w:eastAsia="Times New Roman" w:hAnsi="Times New Roman"/>
-          <w:i/>
-          <w:iCs/>
-          <w:sz w:val="24"/>
-          <w:szCs w:val="24"/>
-        </w:rPr>
-        <w:t xml:space="preserve">CPP/</w:t>
-      </w:r>
-      <w:r>
-        <w:rPr>
-          <w:rFonts w:ascii="Times New Roman" w:cs="Times New Roman" w:eastAsia="Times New Roman" w:hAnsi="Times New Roman"/>
-          <w:sz w:val="24"/>
-          <w:szCs w:val="24"/>
-        </w:rPr>
-        <w:t xml:space="preserve">. Înainte de citirea conținutului, în </w:t>
-      </w:r>
-      <w:r>
-        <w:rPr>
-          <w:rFonts w:ascii="Times New Roman" w:cs="Times New Roman" w:eastAsia="Times New Roman" w:hAnsi="Times New Roman"/>
-          <w:i/>
-          <w:iCs/>
-          <w:sz w:val="24"/>
-          <w:szCs w:val="24"/>
-        </w:rPr>
-        <w:t xml:space="preserve">PHP/metoda.php</w:t>
-      </w:r>
-      <w:r>
-        <w:rPr>
-          <w:rFonts w:ascii="Times New Roman" w:cs="Times New Roman" w:eastAsia="Times New Roman" w:hAnsi="Times New Roman"/>
-          <w:sz w:val="24"/>
-          <w:szCs w:val="24"/>
-        </w:rPr>
-        <w:t xml:space="preserve"> se aplică o verificare dublă: se calculează </w:t>
-      </w:r>
-      <w:r>
-        <w:rPr>
-          <w:rFonts w:ascii="Times New Roman" w:cs="Times New Roman" w:eastAsia="Times New Roman" w:hAnsi="Times New Roman"/>
-          <w:i/>
-          <w:iCs/>
-          <w:sz w:val="24"/>
-          <w:szCs w:val="24"/>
-        </w:rPr>
-        <w:t xml:space="preserve">realpath</w:t>
-      </w:r>
-      <w:r>
-        <w:rPr>
-          <w:rFonts w:ascii="Times New Roman" w:cs="Times New Roman" w:eastAsia="Times New Roman" w:hAnsi="Times New Roman"/>
-          <w:sz w:val="24"/>
-          <w:szCs w:val="24"/>
-        </w:rPr>
-        <w:t xml:space="preserve"> al fișierului și se verifică dacă acesta începe cu directorul </w:t>
-      </w:r>
-      <w:r>
-        <w:rPr>
-          <w:rFonts w:ascii="Times New Roman" w:cs="Times New Roman" w:eastAsia="Times New Roman" w:hAnsi="Times New Roman"/>
-          <w:i/>
-          <w:iCs/>
-          <w:sz w:val="24"/>
-          <w:szCs w:val="24"/>
-        </w:rPr>
-        <w:t xml:space="preserve">CPP/</w:t>
-      </w:r>
-      <w:r>
-        <w:rPr>
-          <w:rFonts w:ascii="Times New Roman" w:cs="Times New Roman" w:eastAsia="Times New Roman" w:hAnsi="Times New Roman"/>
-          <w:sz w:val="24"/>
-          <w:szCs w:val="24"/>
-        </w:rPr>
-        <w:t xml:space="preserve"> canonic, prevenind atât atacurile de tip Symbolic Link, cât și pe cele de Path Traversal. Doar în acest caz fișierul este afișat utilizatorului prin </w:t>
-      </w:r>
-      <w:r>
-        <w:rPr>
-          <w:rFonts w:ascii="Times New Roman" w:cs="Times New Roman" w:eastAsia="Times New Roman" w:hAnsi="Times New Roman"/>
-          <w:i/>
-          <w:iCs/>
-          <w:sz w:val="24"/>
-          <w:szCs w:val="24"/>
-        </w:rPr>
-        <w:t xml:space="preserve">htmlspecialchars</w:t>
-      </w:r>
-      <w:r>
-        <w:rPr>
-          <w:rFonts w:ascii="Times New Roman" w:cs="Times New Roman" w:eastAsia="Times New Roman" w:hAnsi="Times New Roman"/>
-          <w:sz w:val="24"/>
-          <w:szCs w:val="24"/>
-        </w:rPr>
-        <w:t xml:space="preserve">, astfel încât caracterele speciale să nu poată fi interpretate ca HTML/JavaScript.</w:t>
+        <w:t xml:space="preserve">SImp implementează trei integrări distincte cu API-ul Groq: (1) chat conversațional în care studentul poate adresa întrebări de teorie, (2) generator dinamic de quiz-uri cu 10 întrebări adaptate nivelului și (3) feedback automat pe codul C++ scris în compilator. Toate trei refolosesc același pattern de autentificare prin variabilă de mediu, validare CSRF prin antet HTTP cu fallback pe nginx, rate-limiting în baza de date și logare detaliată a erorilor cURL.</w:t>
       </w:r>
     </w:p>
     <w:p>
@@ -2814,7 +5604,7 @@
           <w:sz w:val="24"/>
           <w:szCs w:val="24"/>
         </w:rPr>
-        <w:t xml:space="preserve">6.3. Profesor AI și generatorul de quiz-uri</w:t>
+        <w:t xml:space="preserve">7.3. Reset parolă cu token securizat</w:t>
       </w:r>
     </w:p>
     <w:p>
@@ -2829,97 +5619,7 @@
           <w:sz w:val="24"/>
           <w:szCs w:val="24"/>
         </w:rPr>
-        <w:t xml:space="preserve">Modulul Profesor AI este implementat prin endpoint-urile PHP </w:t>
-      </w:r>
-      <w:r>
-        <w:rPr>
-          <w:rFonts w:ascii="Times New Roman" w:cs="Times New Roman" w:eastAsia="Times New Roman" w:hAnsi="Times New Roman"/>
-          <w:i/>
-          <w:iCs/>
-          <w:sz w:val="24"/>
-          <w:szCs w:val="24"/>
-        </w:rPr>
-        <w:t xml:space="preserve">profesor_ai_chat.php</w:t>
-      </w:r>
-      <w:r>
-        <w:rPr>
-          <w:rFonts w:ascii="Times New Roman" w:cs="Times New Roman" w:eastAsia="Times New Roman" w:hAnsi="Times New Roman"/>
-          <w:sz w:val="24"/>
-          <w:szCs w:val="24"/>
-        </w:rPr>
-        <w:t xml:space="preserve"> și </w:t>
-      </w:r>
-      <w:r>
-        <w:rPr>
-          <w:rFonts w:ascii="Times New Roman" w:cs="Times New Roman" w:eastAsia="Times New Roman" w:hAnsi="Times New Roman"/>
-          <w:i/>
-          <w:iCs/>
-          <w:sz w:val="24"/>
-          <w:szCs w:val="24"/>
-        </w:rPr>
-        <w:t xml:space="preserve">ai_quiz_api.php</w:t>
-      </w:r>
-      <w:r>
-        <w:rPr>
-          <w:rFonts w:ascii="Times New Roman" w:cs="Times New Roman" w:eastAsia="Times New Roman" w:hAnsi="Times New Roman"/>
-          <w:sz w:val="24"/>
-          <w:szCs w:val="24"/>
-        </w:rPr>
-        <w:t xml:space="preserve"> și se conectează la API-ul Groq (</w:t>
-      </w:r>
-      <w:r>
-        <w:rPr>
-          <w:rFonts w:ascii="Times New Roman" w:cs="Times New Roman" w:eastAsia="Times New Roman" w:hAnsi="Times New Roman"/>
-          <w:i/>
-          <w:iCs/>
-          <w:sz w:val="24"/>
-          <w:szCs w:val="24"/>
-        </w:rPr>
-        <w:t xml:space="preserve">api.groq.com/openai/v1/chat/completions</w:t>
-      </w:r>
-      <w:r>
-        <w:rPr>
-          <w:rFonts w:ascii="Times New Roman" w:cs="Times New Roman" w:eastAsia="Times New Roman" w:hAnsi="Times New Roman"/>
-          <w:sz w:val="24"/>
-          <w:szCs w:val="24"/>
-        </w:rPr>
-        <w:t xml:space="preserve">) folosind modelul </w:t>
-      </w:r>
-      <w:r>
-        <w:rPr>
-          <w:rFonts w:ascii="Times New Roman" w:cs="Times New Roman" w:eastAsia="Times New Roman" w:hAnsi="Times New Roman"/>
-          <w:i/>
-          <w:iCs/>
-          <w:sz w:val="24"/>
-          <w:szCs w:val="24"/>
-        </w:rPr>
-        <w:t xml:space="preserve">llama-3.3-70b-versatile</w:t>
-      </w:r>
-      <w:r>
-        <w:rPr>
-          <w:rFonts w:ascii="Times New Roman" w:cs="Times New Roman" w:eastAsia="Times New Roman" w:hAnsi="Times New Roman"/>
-          <w:sz w:val="24"/>
-          <w:szCs w:val="24"/>
-        </w:rPr>
-        <w:t xml:space="preserve">. Cheia API este preluată exclusiv din variabila de mediu </w:t>
-      </w:r>
-      <w:r>
-        <w:rPr>
-          <w:rFonts w:ascii="Times New Roman" w:cs="Times New Roman" w:eastAsia="Times New Roman" w:hAnsi="Times New Roman"/>
-          <w:i/>
-          <w:iCs/>
-          <w:sz w:val="24"/>
-          <w:szCs w:val="24"/>
-        </w:rPr>
-        <w:t xml:space="preserve">GROQ_API_KEY</w:t>
-      </w:r>
-      <w:r>
-        <w:rPr>
-          <w:rFonts w:ascii="Times New Roman" w:cs="Times New Roman" w:eastAsia="Times New Roman" w:hAnsi="Times New Roman"/>
-          <w:sz w:val="24"/>
-          <w:szCs w:val="24"/>
-        </w:rPr>
-        <w:t xml:space="preserve"> pentru a evita expunerea ei în depozit. Modulul generează dinamic seturi de 10 întrebări adaptate nivelului utilizatorului, oferă explicații detaliate pentru fiecare răspuns și permite o conversație liberă pe teme de algoritmi C++.</w:t>
+        <w:t xml:space="preserve">Fluxul de resetare implementează best practices recomandate de OWASP: token de 64 caractere hex generat cu random_bytes(32), stocat în baza de date doar ca hash SHA-256 (nu plaintext), expirare în 1 oră, single-use prin câmpul used_at. Răspunsul către utilizator este același indiferent dacă email-ul există în sistem (anti-enumeration). Pentru mediul WAMP local, link-ul de reset este logat într-un fișier protejat cu .htaccess; pentru producție se integrează PHPMailer cu SMTP.</w:t>
       </w:r>
     </w:p>
     <w:p>
@@ -2937,7 +5637,7 @@
           <w:sz w:val="24"/>
           <w:szCs w:val="24"/>
         </w:rPr>
-        <w:t xml:space="preserve">6.4. Mecanisme de securitate web</w:t>
+        <w:t xml:space="preserve">7.4. Audit log al acțiunilor administrative</w:t>
       </w:r>
     </w:p>
     <w:p>
@@ -2952,7 +5652,40 @@
           <w:sz w:val="24"/>
           <w:szCs w:val="24"/>
         </w:rPr>
-        <w:t xml:space="preserve">Securitatea a fost tratată ca o prioritate arhitecturală, prin următoarele mecanisme:</w:t>
+        <w:t xml:space="preserve">Toate cele 3 acțiuni administrative cu impact (schimbare rol, resetare progres, ștergere cont) sunt înregistrate în tabela admin_audit_log cu admin_user_id, action_type, target_user_id, detalii JSON (ex: vechiul vs noul rol), IP și user agent. Tab-ul Audit log din panoul admin afișează ultimele 100 de acțiuni cu paginare. Acest sistem oferă forensics complet în cazul în care un cont admin este compromis.</w:t>
+      </w:r>
+    </w:p>
+    <w:p>
+      <w:pPr>
+        <w:spacing w:after="120" w:before="240"/>
+        <w:jc w:val="left"/>
+      </w:pPr>
+      <w:r>
+        <w:rPr>
+          <w:rFonts w:ascii="Times New Roman" w:cs="Times New Roman" w:eastAsia="Times New Roman" w:hAnsi="Times New Roman"/>
+          <w:b/>
+          <w:bCs/>
+          <w:i/>
+          <w:iCs/>
+          <w:sz w:val="24"/>
+          <w:szCs w:val="24"/>
+        </w:rPr>
+        <w:t xml:space="preserve">7.5. Mecanisme de securitate sintetizate</w:t>
+      </w:r>
+    </w:p>
+    <w:p>
+      <w:pPr>
+        <w:spacing w:after="120" w:line="312"/>
+        <w:ind w:firstLine="360"/>
+        <w:jc w:val="both"/>
+      </w:pPr>
+      <w:r>
+        <w:rPr>
+          <w:rFonts w:ascii="Times New Roman" w:cs="Times New Roman" w:eastAsia="Times New Roman" w:hAnsi="Times New Roman"/>
+          <w:sz w:val="24"/>
+          <w:szCs w:val="24"/>
+        </w:rPr>
+        <w:t xml:space="preserve">Securitatea a fost tratată prin straturi multiple, validate în șapte runde succesive de audit:</w:t>
       </w:r>
     </w:p>
     <w:p>
@@ -2971,7 +5704,7 @@
           <w:sz w:val="24"/>
           <w:szCs w:val="24"/>
         </w:rPr>
-        <w:t xml:space="preserve">sesiuni cu cookie-uri HttpOnly, Secure (pe HTTPS) și SameSite=Strict;</w:t>
+        <w:t xml:space="preserve">CSP cu nonce per request, antete HTTP de securitate la nivel Apache și PHP;</w:t>
       </w:r>
     </w:p>
     <w:p>
@@ -2990,7 +5723,7 @@
           <w:sz w:val="24"/>
           <w:szCs w:val="24"/>
         </w:rPr>
-        <w:t xml:space="preserve">Content Security Policy (CSP) restrictiv, cu permisiune explicită doar pentru iframe-ul OneCompiler și pentru fonturile Google;</w:t>
+        <w:t xml:space="preserve">CSRF token sincronizat pe toate POST-urile, cu fallback pe nginx;</w:t>
       </w:r>
     </w:p>
     <w:p>
@@ -3009,7 +5742,7 @@
           <w:sz w:val="24"/>
           <w:szCs w:val="24"/>
         </w:rPr>
-        <w:t xml:space="preserve">antete X-Content-Type-Options, X-Frame-Options=SAMEORIGIN, Referrer-Policy=strict-origin-when-cross-origin și Permissions-Policy;</w:t>
+        <w:t xml:space="preserve">Sesiuni cu cookie-uri HttpOnly + Secure + SameSite=Strict, regenerate la login, timeout 30 min, invalidate explicit la logout;</w:t>
       </w:r>
     </w:p>
     <w:p>
@@ -3028,7 +5761,7 @@
           <w:sz w:val="24"/>
           <w:szCs w:val="24"/>
         </w:rPr>
-        <w:t xml:space="preserve">validare CSRF pe toate formularele POST prin token sincronizat (helpers.php);</w:t>
+        <w:t xml:space="preserve">Rate-limiting pe login (5/15min), reset parolă (3/oră) și AI feedback (10/oră);</w:t>
       </w:r>
     </w:p>
     <w:p>
@@ -3047,7 +5780,7 @@
           <w:sz w:val="24"/>
           <w:szCs w:val="24"/>
         </w:rPr>
-        <w:t xml:space="preserve">rate-limiting la autentificare prin tabelul dedicat din schema upgrade_rate_limit.sql;</w:t>
+        <w:t xml:space="preserve">Validare path traversal cu realpath + strpos pentru fișierele C++;</w:t>
       </w:r>
     </w:p>
     <w:p>
@@ -3066,177 +5799,7 @@
           <w:sz w:val="24"/>
           <w:szCs w:val="24"/>
         </w:rPr>
-        <w:t xml:space="preserve">hash-uri parolă cu password_hash() și verificare cu password_verify() (bcrypt).</w:t>
-      </w:r>
-    </w:p>
-    <w:p>
-      <w:pPr>
-        <w:spacing w:after="200" w:before="360"/>
-        <w:jc w:val="left"/>
-      </w:pPr>
-      <w:r>
-        <w:rPr>
-          <w:rFonts w:ascii="Times New Roman" w:cs="Times New Roman" w:eastAsia="Times New Roman" w:hAnsi="Times New Roman"/>
-          <w:b/>
-          <w:bCs/>
-          <w:sz w:val="26"/>
-          <w:szCs w:val="26"/>
-        </w:rPr>
-        <w:t xml:space="preserve">7. INTERFAȚA UTILIZATOR</w:t>
-      </w:r>
-    </w:p>
-    <w:p>
-      <w:pPr>
-        <w:spacing w:after="120" w:line="312"/>
-        <w:ind w:firstLine="360"/>
-        <w:jc w:val="both"/>
-      </w:pPr>
-      <w:r>
-        <w:rPr>
-          <w:rFonts w:ascii="Times New Roman" w:cs="Times New Roman" w:eastAsia="Times New Roman" w:hAnsi="Times New Roman"/>
-          <w:sz w:val="24"/>
-          <w:szCs w:val="24"/>
-        </w:rPr>
-        <w:t xml:space="preserve">Interfața SImp este construită pe un sistem de tokeni de design implementați ca variabile CSS (culori, raze de colț, spațieri, tipografie). Layout-ul folosește un grid de tip </w:t>
-      </w:r>
-      <w:r>
-        <w:rPr>
-          <w:rFonts w:ascii="Times New Roman" w:cs="Times New Roman" w:eastAsia="Times New Roman" w:hAnsi="Times New Roman"/>
-          <w:i/>
-          <w:iCs/>
-          <w:sz w:val="24"/>
-          <w:szCs w:val="24"/>
-        </w:rPr>
-        <w:t xml:space="preserve">bento</w:t>
-      </w:r>
-      <w:r>
-        <w:rPr>
-          <w:rFonts w:ascii="Times New Roman" w:cs="Times New Roman" w:eastAsia="Times New Roman" w:hAnsi="Times New Roman"/>
-          <w:sz w:val="24"/>
-          <w:szCs w:val="24"/>
-        </w:rPr>
-        <w:t xml:space="preserve"> cu carduri colorate distinct pentru fiecare algoritm, oferind o experiență consistentă pe paginile principale: </w:t>
-      </w:r>
-      <w:r>
-        <w:rPr>
-          <w:rFonts w:ascii="Times New Roman" w:cs="Times New Roman" w:eastAsia="Times New Roman" w:hAnsi="Times New Roman"/>
-          <w:i/>
-          <w:iCs/>
-          <w:sz w:val="24"/>
-          <w:szCs w:val="24"/>
-        </w:rPr>
-        <w:t xml:space="preserve">acasa</w:t>
-      </w:r>
-      <w:r>
-        <w:rPr>
-          <w:rFonts w:ascii="Times New Roman" w:cs="Times New Roman" w:eastAsia="Times New Roman" w:hAnsi="Times New Roman"/>
-          <w:sz w:val="24"/>
-          <w:szCs w:val="24"/>
-        </w:rPr>
-        <w:t xml:space="preserve">, </w:t>
-      </w:r>
-      <w:r>
-        <w:rPr>
-          <w:rFonts w:ascii="Times New Roman" w:cs="Times New Roman" w:eastAsia="Times New Roman" w:hAnsi="Times New Roman"/>
-          <w:i/>
-          <w:iCs/>
-          <w:sz w:val="24"/>
-          <w:szCs w:val="24"/>
-        </w:rPr>
-        <w:t xml:space="preserve">sortare</w:t>
-      </w:r>
-      <w:r>
-        <w:rPr>
-          <w:rFonts w:ascii="Times New Roman" w:cs="Times New Roman" w:eastAsia="Times New Roman" w:hAnsi="Times New Roman"/>
-          <w:sz w:val="24"/>
-          <w:szCs w:val="24"/>
-        </w:rPr>
-        <w:t xml:space="preserve">, </w:t>
-      </w:r>
-      <w:r>
-        <w:rPr>
-          <w:rFonts w:ascii="Times New Roman" w:cs="Times New Roman" w:eastAsia="Times New Roman" w:hAnsi="Times New Roman"/>
-          <w:i/>
-          <w:iCs/>
-          <w:sz w:val="24"/>
-          <w:szCs w:val="24"/>
-        </w:rPr>
-        <w:t xml:space="preserve">algoritmi</w:t>
-      </w:r>
-      <w:r>
-        <w:rPr>
-          <w:rFonts w:ascii="Times New Roman" w:cs="Times New Roman" w:eastAsia="Times New Roman" w:hAnsi="Times New Roman"/>
-          <w:sz w:val="24"/>
-          <w:szCs w:val="24"/>
-        </w:rPr>
-        <w:t xml:space="preserve"> și </w:t>
-      </w:r>
-      <w:r>
-        <w:rPr>
-          <w:rFonts w:ascii="Times New Roman" w:cs="Times New Roman" w:eastAsia="Times New Roman" w:hAnsi="Times New Roman"/>
-          <w:i/>
-          <w:iCs/>
-          <w:sz w:val="24"/>
-          <w:szCs w:val="24"/>
-        </w:rPr>
-        <w:t xml:space="preserve">metoda</w:t>
-      </w:r>
-      <w:r>
-        <w:rPr>
-          <w:rFonts w:ascii="Times New Roman" w:cs="Times New Roman" w:eastAsia="Times New Roman" w:hAnsi="Times New Roman"/>
-          <w:sz w:val="24"/>
-          <w:szCs w:val="24"/>
-        </w:rPr>
-        <w:t xml:space="preserve">. Tema este responsivă și suportă atât modul light, cât și modul dark prin schimbarea valorilor variabilelor de culoare la nivel de </w:t>
-      </w:r>
-      <w:r>
-        <w:rPr>
-          <w:rFonts w:ascii="Times New Roman" w:cs="Times New Roman" w:eastAsia="Times New Roman" w:hAnsi="Times New Roman"/>
-          <w:i/>
-          <w:iCs/>
-          <w:sz w:val="24"/>
-          <w:szCs w:val="24"/>
-        </w:rPr>
-        <w:t xml:space="preserve">:root</w:t>
-      </w:r>
-      <w:r>
-        <w:rPr>
-          <w:rFonts w:ascii="Times New Roman" w:cs="Times New Roman" w:eastAsia="Times New Roman" w:hAnsi="Times New Roman"/>
-          <w:sz w:val="24"/>
-          <w:szCs w:val="24"/>
-        </w:rPr>
-        <w:t xml:space="preserve">. Pe pagina de profil, utilizatorul vizualizează scorul cumulativ, streak-ul zilnic și progresul pe fiecare algoritm.</w:t>
-      </w:r>
-    </w:p>
-    <w:p>
-      <w:pPr>
-        <w:spacing w:after="200" w:before="360"/>
-        <w:jc w:val="left"/>
-      </w:pPr>
-      <w:r>
-        <w:rPr>
-          <w:rFonts w:ascii="Times New Roman" w:cs="Times New Roman" w:eastAsia="Times New Roman" w:hAnsi="Times New Roman"/>
-          <w:b/>
-          <w:bCs/>
-          <w:sz w:val="26"/>
-          <w:szCs w:val="26"/>
-        </w:rPr>
-        <w:t xml:space="preserve">8. REZULTATE FINALE ȘI CONCLUZII</w:t>
-      </w:r>
-    </w:p>
-    <w:p>
-      <w:pPr>
-        <w:spacing w:after="120" w:line="312"/>
-        <w:ind w:firstLine="360"/>
-        <w:jc w:val="both"/>
-      </w:pPr>
-      <w:r>
-        <w:rPr>
-          <w:rFonts w:ascii="Times New Roman" w:cs="Times New Roman" w:eastAsia="Times New Roman" w:hAnsi="Times New Roman"/>
-          <w:sz w:val="24"/>
-          <w:szCs w:val="24"/>
-        </w:rPr>
-        <w:t xml:space="preserve">SImp Portal reprezintă o soluție modernă pentru o problemă clasică în educația tehnică. În urma dezvoltării și a testelor interne efectuate pe un eșantion de utilizatori (studenți din primii ani de facultate), s-au putut formula următoarele concluzii:</w:t>
+        <w:t xml:space="preserve">.htaccess hardenat: blochează SQL dumps, listare directoare, .env, .git, fișiere temp;</w:t>
       </w:r>
     </w:p>
     <w:p>
@@ -3255,7 +5818,3023 @@
           <w:sz w:val="24"/>
           <w:szCs w:val="24"/>
         </w:rPr>
-        <w:t xml:space="preserve">integrarea într-o singură platformă a teoriei, codului sursă C++, vizualizării și a evaluării reduce semnificativ timpul necesar pentru asimilarea unui algoritm nou;</w:t>
+        <w:t xml:space="preserve">Cache-Control: no-store pe toate endpoint-urile JSON pentru a preveni cache pe proxy-uri.</w:t>
+      </w:r>
+    </w:p>
+    <w:p>
+      <w:pPr>
+        <w:spacing w:after="200" w:before="360"/>
+        <w:jc w:val="left"/>
+      </w:pPr>
+      <w:r>
+        <w:rPr>
+          <w:rFonts w:ascii="Times New Roman" w:cs="Times New Roman" w:eastAsia="Times New Roman" w:hAnsi="Times New Roman"/>
+          <w:b/>
+          <w:bCs/>
+          <w:sz w:val="26"/>
+          <w:szCs w:val="26"/>
+        </w:rPr>
+        <w:t xml:space="preserve">8. COMPARAȚIE CU PLATFORME SIMILARE</w:t>
+      </w:r>
+    </w:p>
+    <w:p>
+      <w:pPr>
+        <w:spacing w:after="120" w:line="312"/>
+        <w:ind w:firstLine="360"/>
+        <w:jc w:val="both"/>
+      </w:pPr>
+      <w:r>
+        <w:rPr>
+          <w:rFonts w:ascii="Times New Roman" w:cs="Times New Roman" w:eastAsia="Times New Roman" w:hAnsi="Times New Roman"/>
+          <w:sz w:val="24"/>
+          <w:szCs w:val="24"/>
+        </w:rPr>
+        <w:t xml:space="preserve">Pentru a poziționa corect SImp în peisajul instrumentelor educaționale dedicate algoritmilor, am analizat patru platforme populare folosite de comunitatea internațională: VisuAlgo, Algorithm Visualizer, GeeksforGeeks și W3Schools. Tabelul 6 compară SImp cu acestea pe dimensiunile relevante.</w:t>
+      </w:r>
+    </w:p>
+    <w:p>
+      <w:pPr>
+        <w:spacing w:after="80" w:before="120"/>
+        <w:jc w:val="center"/>
+      </w:pPr>
+      <w:r>
+        <w:rPr>
+          <w:rFonts w:ascii="Times New Roman" w:cs="Times New Roman" w:eastAsia="Times New Roman" w:hAnsi="Times New Roman"/>
+          <w:i/>
+          <w:iCs/>
+          <w:sz w:val="22"/>
+          <w:szCs w:val="22"/>
+        </w:rPr>
+        <w:t xml:space="preserve">Tabelul 6. SImp Portal vs platforme educaționale similare</w:t>
+      </w:r>
+    </w:p>
+    <w:tbl>
+      <w:tblPr>
+        <w:tblW w:type="dxa" w:w="9130"/>
+        <w:tblBorders>
+          <w:top w:val="single" w:color="auto" w:sz="4"/>
+          <w:left w:val="single" w:color="auto" w:sz="4"/>
+          <w:bottom w:val="single" w:color="auto" w:sz="4"/>
+          <w:right w:val="single" w:color="auto" w:sz="4"/>
+          <w:insideH w:val="single" w:color="auto" w:sz="4"/>
+          <w:insideV w:val="single" w:color="auto" w:sz="4"/>
+        </w:tblBorders>
+      </w:tblPr>
+      <w:tblGrid>
+        <w:gridCol w:w="2200"/>
+        <w:gridCol w:w="1320"/>
+        <w:gridCol w:w="1350"/>
+        <w:gridCol w:w="1620"/>
+        <w:gridCol w:w="1320"/>
+        <w:gridCol w:w="1320"/>
+      </w:tblGrid>
+      <w:tr>
+        <w:trPr>
+          <w:tblHeader/>
+        </w:trPr>
+        <w:tc>
+          <w:tcPr>
+            <w:tcW w:type="dxa" w:w="2200"/>
+            <w:tcBorders>
+              <w:top w:val="single" w:color="000000" w:sz="6"/>
+              <w:left w:val="single" w:color="000000" w:sz="6"/>
+              <w:bottom w:val="single" w:color="000000" w:sz="6"/>
+              <w:right w:val="single" w:color="000000" w:sz="6"/>
+            </w:tcBorders>
+            <w:shd w:fill="DCDCDC" w:val="clear"/>
+            <w:tcMar>
+              <w:top w:type="dxa" w:w="80"/>
+              <w:left w:type="dxa" w:w="120"/>
+              <w:bottom w:type="dxa" w:w="80"/>
+              <w:right w:type="dxa" w:w="120"/>
+            </w:tcMar>
+          </w:tcPr>
+          <w:p>
+            <w:pPr>
+              <w:jc w:val="center"/>
+            </w:pPr>
+            <w:r>
+              <w:rPr>
+                <w:rFonts w:ascii="Times New Roman" w:cs="Times New Roman" w:eastAsia="Times New Roman" w:hAnsi="Times New Roman"/>
+                <w:b/>
+                <w:bCs/>
+                <w:sz w:val="22"/>
+                <w:szCs w:val="22"/>
+              </w:rPr>
+              <w:t xml:space="preserve">Caracteristică</w:t>
+            </w:r>
+          </w:p>
+        </w:tc>
+        <w:tc>
+          <w:tcPr>
+            <w:tcW w:type="dxa" w:w="1320"/>
+            <w:tcBorders>
+              <w:top w:val="single" w:color="000000" w:sz="6"/>
+              <w:left w:val="single" w:color="000000" w:sz="6"/>
+              <w:bottom w:val="single" w:color="000000" w:sz="6"/>
+              <w:right w:val="single" w:color="000000" w:sz="6"/>
+            </w:tcBorders>
+            <w:shd w:fill="DCDCDC" w:val="clear"/>
+            <w:tcMar>
+              <w:top w:type="dxa" w:w="80"/>
+              <w:left w:type="dxa" w:w="120"/>
+              <w:bottom w:type="dxa" w:w="80"/>
+              <w:right w:type="dxa" w:w="120"/>
+            </w:tcMar>
+          </w:tcPr>
+          <w:p>
+            <w:pPr>
+              <w:jc w:val="center"/>
+            </w:pPr>
+            <w:r>
+              <w:rPr>
+                <w:rFonts w:ascii="Times New Roman" w:cs="Times New Roman" w:eastAsia="Times New Roman" w:hAnsi="Times New Roman"/>
+                <w:b/>
+                <w:bCs/>
+                <w:sz w:val="22"/>
+                <w:szCs w:val="22"/>
+              </w:rPr>
+              <w:t xml:space="preserve">SImp</w:t>
+            </w:r>
+          </w:p>
+        </w:tc>
+        <w:tc>
+          <w:tcPr>
+            <w:tcW w:type="dxa" w:w="1350"/>
+            <w:tcBorders>
+              <w:top w:val="single" w:color="000000" w:sz="6"/>
+              <w:left w:val="single" w:color="000000" w:sz="6"/>
+              <w:bottom w:val="single" w:color="000000" w:sz="6"/>
+              <w:right w:val="single" w:color="000000" w:sz="6"/>
+            </w:tcBorders>
+            <w:shd w:fill="DCDCDC" w:val="clear"/>
+            <w:tcMar>
+              <w:top w:type="dxa" w:w="80"/>
+              <w:left w:type="dxa" w:w="120"/>
+              <w:bottom w:type="dxa" w:w="80"/>
+              <w:right w:type="dxa" w:w="120"/>
+            </w:tcMar>
+          </w:tcPr>
+          <w:p>
+            <w:pPr>
+              <w:jc w:val="center"/>
+            </w:pPr>
+            <w:r>
+              <w:rPr>
+                <w:rFonts w:ascii="Times New Roman" w:cs="Times New Roman" w:eastAsia="Times New Roman" w:hAnsi="Times New Roman"/>
+                <w:b/>
+                <w:bCs/>
+                <w:sz w:val="22"/>
+                <w:szCs w:val="22"/>
+              </w:rPr>
+              <w:t xml:space="preserve">VisuAlgo</w:t>
+            </w:r>
+          </w:p>
+        </w:tc>
+        <w:tc>
+          <w:tcPr>
+            <w:tcW w:type="dxa" w:w="1620"/>
+            <w:tcBorders>
+              <w:top w:val="single" w:color="000000" w:sz="6"/>
+              <w:left w:val="single" w:color="000000" w:sz="6"/>
+              <w:bottom w:val="single" w:color="000000" w:sz="6"/>
+              <w:right w:val="single" w:color="000000" w:sz="6"/>
+            </w:tcBorders>
+            <w:shd w:fill="DCDCDC" w:val="clear"/>
+            <w:tcMar>
+              <w:top w:type="dxa" w:w="80"/>
+              <w:left w:type="dxa" w:w="120"/>
+              <w:bottom w:type="dxa" w:w="80"/>
+              <w:right w:type="dxa" w:w="120"/>
+            </w:tcMar>
+          </w:tcPr>
+          <w:p>
+            <w:pPr>
+              <w:jc w:val="center"/>
+            </w:pPr>
+            <w:r>
+              <w:rPr>
+                <w:rFonts w:ascii="Times New Roman" w:cs="Times New Roman" w:eastAsia="Times New Roman" w:hAnsi="Times New Roman"/>
+                <w:b/>
+                <w:bCs/>
+                <w:sz w:val="22"/>
+                <w:szCs w:val="22"/>
+              </w:rPr>
+              <w:t xml:space="preserve">Algorithm Visualizer</w:t>
+            </w:r>
+          </w:p>
+        </w:tc>
+        <w:tc>
+          <w:tcPr>
+            <w:tcW w:type="dxa" w:w="1320"/>
+            <w:tcBorders>
+              <w:top w:val="single" w:color="000000" w:sz="6"/>
+              <w:left w:val="single" w:color="000000" w:sz="6"/>
+              <w:bottom w:val="single" w:color="000000" w:sz="6"/>
+              <w:right w:val="single" w:color="000000" w:sz="6"/>
+            </w:tcBorders>
+            <w:shd w:fill="DCDCDC" w:val="clear"/>
+            <w:tcMar>
+              <w:top w:type="dxa" w:w="80"/>
+              <w:left w:type="dxa" w:w="120"/>
+              <w:bottom w:type="dxa" w:w="80"/>
+              <w:right w:type="dxa" w:w="120"/>
+            </w:tcMar>
+          </w:tcPr>
+          <w:p>
+            <w:pPr>
+              <w:jc w:val="center"/>
+            </w:pPr>
+            <w:r>
+              <w:rPr>
+                <w:rFonts w:ascii="Times New Roman" w:cs="Times New Roman" w:eastAsia="Times New Roman" w:hAnsi="Times New Roman"/>
+                <w:b/>
+                <w:bCs/>
+                <w:sz w:val="22"/>
+                <w:szCs w:val="22"/>
+              </w:rPr>
+              <w:t xml:space="preserve">GeeksforGeeks</w:t>
+            </w:r>
+          </w:p>
+        </w:tc>
+        <w:tc>
+          <w:tcPr>
+            <w:tcW w:type="dxa" w:w="1320"/>
+            <w:tcBorders>
+              <w:top w:val="single" w:color="000000" w:sz="6"/>
+              <w:left w:val="single" w:color="000000" w:sz="6"/>
+              <w:bottom w:val="single" w:color="000000" w:sz="6"/>
+              <w:right w:val="single" w:color="000000" w:sz="6"/>
+            </w:tcBorders>
+            <w:shd w:fill="DCDCDC" w:val="clear"/>
+            <w:tcMar>
+              <w:top w:type="dxa" w:w="80"/>
+              <w:left w:type="dxa" w:w="120"/>
+              <w:bottom w:type="dxa" w:w="80"/>
+              <w:right w:type="dxa" w:w="120"/>
+            </w:tcMar>
+          </w:tcPr>
+          <w:p>
+            <w:pPr>
+              <w:jc w:val="center"/>
+            </w:pPr>
+            <w:r>
+              <w:rPr>
+                <w:rFonts w:ascii="Times New Roman" w:cs="Times New Roman" w:eastAsia="Times New Roman" w:hAnsi="Times New Roman"/>
+                <w:b/>
+                <w:bCs/>
+                <w:sz w:val="22"/>
+                <w:szCs w:val="22"/>
+              </w:rPr>
+              <w:t xml:space="preserve">W3Schools</w:t>
+            </w:r>
+          </w:p>
+        </w:tc>
+      </w:tr>
+      <w:tr>
+        <w:trPr>
+          <w:tblHeader w:val="false"/>
+        </w:trPr>
+        <w:tc>
+          <w:tcPr>
+            <w:tcW w:type="dxa" w:w="2200"/>
+            <w:tcBorders>
+              <w:top w:val="single" w:color="000000" w:sz="6"/>
+              <w:left w:val="single" w:color="000000" w:sz="6"/>
+              <w:bottom w:val="single" w:color="000000" w:sz="6"/>
+              <w:right w:val="single" w:color="000000" w:sz="6"/>
+            </w:tcBorders>
+            <w:tcMar>
+              <w:top w:type="dxa" w:w="80"/>
+              <w:left w:type="dxa" w:w="120"/>
+              <w:bottom w:type="dxa" w:w="80"/>
+              <w:right w:type="dxa" w:w="120"/>
+            </w:tcMar>
+          </w:tcPr>
+          <w:p>
+            <w:pPr>
+              <w:jc w:val="center"/>
+            </w:pPr>
+            <w:r>
+              <w:rPr>
+                <w:rFonts w:ascii="Times New Roman" w:cs="Times New Roman" w:eastAsia="Times New Roman" w:hAnsi="Times New Roman"/>
+                <w:b w:val="false"/>
+                <w:bCs w:val="false"/>
+                <w:sz w:val="22"/>
+                <w:szCs w:val="22"/>
+              </w:rPr>
+              <w:t xml:space="preserve">Vizualizare interactivă pas cu pas</w:t>
+            </w:r>
+          </w:p>
+        </w:tc>
+        <w:tc>
+          <w:tcPr>
+            <w:tcW w:type="dxa" w:w="1320"/>
+            <w:tcBorders>
+              <w:top w:val="single" w:color="000000" w:sz="6"/>
+              <w:left w:val="single" w:color="000000" w:sz="6"/>
+              <w:bottom w:val="single" w:color="000000" w:sz="6"/>
+              <w:right w:val="single" w:color="000000" w:sz="6"/>
+            </w:tcBorders>
+            <w:tcMar>
+              <w:top w:type="dxa" w:w="80"/>
+              <w:left w:type="dxa" w:w="120"/>
+              <w:bottom w:type="dxa" w:w="80"/>
+              <w:right w:type="dxa" w:w="120"/>
+            </w:tcMar>
+          </w:tcPr>
+          <w:p>
+            <w:pPr>
+              <w:jc w:val="left"/>
+            </w:pPr>
+            <w:r>
+              <w:rPr>
+                <w:rFonts w:ascii="Times New Roman" w:cs="Times New Roman" w:eastAsia="Times New Roman" w:hAnsi="Times New Roman"/>
+                <w:b w:val="false"/>
+                <w:bCs w:val="false"/>
+                <w:sz w:val="22"/>
+                <w:szCs w:val="22"/>
+              </w:rPr>
+              <w:t xml:space="preserve">Da (Canvas)</w:t>
+            </w:r>
+          </w:p>
+        </w:tc>
+        <w:tc>
+          <w:tcPr>
+            <w:tcW w:type="dxa" w:w="1350"/>
+            <w:tcBorders>
+              <w:top w:val="single" w:color="000000" w:sz="6"/>
+              <w:left w:val="single" w:color="000000" w:sz="6"/>
+              <w:bottom w:val="single" w:color="000000" w:sz="6"/>
+              <w:right w:val="single" w:color="000000" w:sz="6"/>
+            </w:tcBorders>
+            <w:tcMar>
+              <w:top w:type="dxa" w:w="80"/>
+              <w:left w:type="dxa" w:w="120"/>
+              <w:bottom w:type="dxa" w:w="80"/>
+              <w:right w:type="dxa" w:w="120"/>
+            </w:tcMar>
+          </w:tcPr>
+          <w:p>
+            <w:pPr>
+              <w:jc w:val="left"/>
+            </w:pPr>
+            <w:r>
+              <w:rPr>
+                <w:rFonts w:ascii="Times New Roman" w:cs="Times New Roman" w:eastAsia="Times New Roman" w:hAnsi="Times New Roman"/>
+                <w:b w:val="false"/>
+                <w:bCs w:val="false"/>
+                <w:sz w:val="22"/>
+                <w:szCs w:val="22"/>
+              </w:rPr>
+              <w:t xml:space="preserve">Da (SVG)</w:t>
+            </w:r>
+          </w:p>
+        </w:tc>
+        <w:tc>
+          <w:tcPr>
+            <w:tcW w:type="dxa" w:w="1620"/>
+            <w:tcBorders>
+              <w:top w:val="single" w:color="000000" w:sz="6"/>
+              <w:left w:val="single" w:color="000000" w:sz="6"/>
+              <w:bottom w:val="single" w:color="000000" w:sz="6"/>
+              <w:right w:val="single" w:color="000000" w:sz="6"/>
+            </w:tcBorders>
+            <w:tcMar>
+              <w:top w:type="dxa" w:w="80"/>
+              <w:left w:type="dxa" w:w="120"/>
+              <w:bottom w:type="dxa" w:w="80"/>
+              <w:right w:type="dxa" w:w="120"/>
+            </w:tcMar>
+          </w:tcPr>
+          <w:p>
+            <w:pPr>
+              <w:jc w:val="left"/>
+            </w:pPr>
+            <w:r>
+              <w:rPr>
+                <w:rFonts w:ascii="Times New Roman" w:cs="Times New Roman" w:eastAsia="Times New Roman" w:hAnsi="Times New Roman"/>
+                <w:b w:val="false"/>
+                <w:bCs w:val="false"/>
+                <w:sz w:val="22"/>
+                <w:szCs w:val="22"/>
+              </w:rPr>
+              <w:t xml:space="preserve">Da</w:t>
+            </w:r>
+          </w:p>
+        </w:tc>
+        <w:tc>
+          <w:tcPr>
+            <w:tcW w:type="dxa" w:w="1320"/>
+            <w:tcBorders>
+              <w:top w:val="single" w:color="000000" w:sz="6"/>
+              <w:left w:val="single" w:color="000000" w:sz="6"/>
+              <w:bottom w:val="single" w:color="000000" w:sz="6"/>
+              <w:right w:val="single" w:color="000000" w:sz="6"/>
+            </w:tcBorders>
+            <w:tcMar>
+              <w:top w:type="dxa" w:w="80"/>
+              <w:left w:type="dxa" w:w="120"/>
+              <w:bottom w:type="dxa" w:w="80"/>
+              <w:right w:type="dxa" w:w="120"/>
+            </w:tcMar>
+          </w:tcPr>
+          <w:p>
+            <w:pPr>
+              <w:jc w:val="left"/>
+            </w:pPr>
+            <w:r>
+              <w:rPr>
+                <w:rFonts w:ascii="Times New Roman" w:cs="Times New Roman" w:eastAsia="Times New Roman" w:hAnsi="Times New Roman"/>
+                <w:b w:val="false"/>
+                <w:bCs w:val="false"/>
+                <w:sz w:val="22"/>
+                <w:szCs w:val="22"/>
+              </w:rPr>
+              <w:t xml:space="preserve">Limitat (gif)</w:t>
+            </w:r>
+          </w:p>
+        </w:tc>
+        <w:tc>
+          <w:tcPr>
+            <w:tcW w:type="dxa" w:w="1320"/>
+            <w:tcBorders>
+              <w:top w:val="single" w:color="000000" w:sz="6"/>
+              <w:left w:val="single" w:color="000000" w:sz="6"/>
+              <w:bottom w:val="single" w:color="000000" w:sz="6"/>
+              <w:right w:val="single" w:color="000000" w:sz="6"/>
+            </w:tcBorders>
+            <w:tcMar>
+              <w:top w:type="dxa" w:w="80"/>
+              <w:left w:type="dxa" w:w="120"/>
+              <w:bottom w:type="dxa" w:w="80"/>
+              <w:right w:type="dxa" w:w="120"/>
+            </w:tcMar>
+          </w:tcPr>
+          <w:p>
+            <w:pPr>
+              <w:jc w:val="left"/>
+            </w:pPr>
+            <w:r>
+              <w:rPr>
+                <w:rFonts w:ascii="Times New Roman" w:cs="Times New Roman" w:eastAsia="Times New Roman" w:hAnsi="Times New Roman"/>
+                <w:b w:val="false"/>
+                <w:bCs w:val="false"/>
+                <w:sz w:val="22"/>
+                <w:szCs w:val="22"/>
+              </w:rPr>
+              <w:t xml:space="preserve">Nu</w:t>
+            </w:r>
+          </w:p>
+        </w:tc>
+      </w:tr>
+      <w:tr>
+        <w:trPr>
+          <w:tblHeader w:val="false"/>
+        </w:trPr>
+        <w:tc>
+          <w:tcPr>
+            <w:tcW w:type="dxa" w:w="2200"/>
+            <w:tcBorders>
+              <w:top w:val="single" w:color="000000" w:sz="6"/>
+              <w:left w:val="single" w:color="000000" w:sz="6"/>
+              <w:bottom w:val="single" w:color="000000" w:sz="6"/>
+              <w:right w:val="single" w:color="000000" w:sz="6"/>
+            </w:tcBorders>
+            <w:tcMar>
+              <w:top w:type="dxa" w:w="80"/>
+              <w:left w:type="dxa" w:w="120"/>
+              <w:bottom w:type="dxa" w:w="80"/>
+              <w:right w:type="dxa" w:w="120"/>
+            </w:tcMar>
+          </w:tcPr>
+          <w:p>
+            <w:pPr>
+              <w:jc w:val="center"/>
+            </w:pPr>
+            <w:r>
+              <w:rPr>
+                <w:rFonts w:ascii="Times New Roman" w:cs="Times New Roman" w:eastAsia="Times New Roman" w:hAnsi="Times New Roman"/>
+                <w:b w:val="false"/>
+                <w:bCs w:val="false"/>
+                <w:sz w:val="22"/>
+                <w:szCs w:val="22"/>
+              </w:rPr>
+              <w:t xml:space="preserve">Cod sursă C++ vizibil</w:t>
+            </w:r>
+          </w:p>
+        </w:tc>
+        <w:tc>
+          <w:tcPr>
+            <w:tcW w:type="dxa" w:w="1320"/>
+            <w:tcBorders>
+              <w:top w:val="single" w:color="000000" w:sz="6"/>
+              <w:left w:val="single" w:color="000000" w:sz="6"/>
+              <w:bottom w:val="single" w:color="000000" w:sz="6"/>
+              <w:right w:val="single" w:color="000000" w:sz="6"/>
+            </w:tcBorders>
+            <w:tcMar>
+              <w:top w:type="dxa" w:w="80"/>
+              <w:left w:type="dxa" w:w="120"/>
+              <w:bottom w:type="dxa" w:w="80"/>
+              <w:right w:type="dxa" w:w="120"/>
+            </w:tcMar>
+          </w:tcPr>
+          <w:p>
+            <w:pPr>
+              <w:jc w:val="left"/>
+            </w:pPr>
+            <w:r>
+              <w:rPr>
+                <w:rFonts w:ascii="Times New Roman" w:cs="Times New Roman" w:eastAsia="Times New Roman" w:hAnsi="Times New Roman"/>
+                <w:b w:val="false"/>
+                <w:bCs w:val="false"/>
+                <w:sz w:val="22"/>
+                <w:szCs w:val="22"/>
+              </w:rPr>
+              <w:t xml:space="preserve">Da, integrat</w:t>
+            </w:r>
+          </w:p>
+        </w:tc>
+        <w:tc>
+          <w:tcPr>
+            <w:tcW w:type="dxa" w:w="1350"/>
+            <w:tcBorders>
+              <w:top w:val="single" w:color="000000" w:sz="6"/>
+              <w:left w:val="single" w:color="000000" w:sz="6"/>
+              <w:bottom w:val="single" w:color="000000" w:sz="6"/>
+              <w:right w:val="single" w:color="000000" w:sz="6"/>
+            </w:tcBorders>
+            <w:tcMar>
+              <w:top w:type="dxa" w:w="80"/>
+              <w:left w:type="dxa" w:w="120"/>
+              <w:bottom w:type="dxa" w:w="80"/>
+              <w:right w:type="dxa" w:w="120"/>
+            </w:tcMar>
+          </w:tcPr>
+          <w:p>
+            <w:pPr>
+              <w:jc w:val="left"/>
+            </w:pPr>
+            <w:r>
+              <w:rPr>
+                <w:rFonts w:ascii="Times New Roman" w:cs="Times New Roman" w:eastAsia="Times New Roman" w:hAnsi="Times New Roman"/>
+                <w:b w:val="false"/>
+                <w:bCs w:val="false"/>
+                <w:sz w:val="22"/>
+                <w:szCs w:val="22"/>
+              </w:rPr>
+              <w:t xml:space="preserve">Pseudocod</w:t>
+            </w:r>
+          </w:p>
+        </w:tc>
+        <w:tc>
+          <w:tcPr>
+            <w:tcW w:type="dxa" w:w="1620"/>
+            <w:tcBorders>
+              <w:top w:val="single" w:color="000000" w:sz="6"/>
+              <w:left w:val="single" w:color="000000" w:sz="6"/>
+              <w:bottom w:val="single" w:color="000000" w:sz="6"/>
+              <w:right w:val="single" w:color="000000" w:sz="6"/>
+            </w:tcBorders>
+            <w:tcMar>
+              <w:top w:type="dxa" w:w="80"/>
+              <w:left w:type="dxa" w:w="120"/>
+              <w:bottom w:type="dxa" w:w="80"/>
+              <w:right w:type="dxa" w:w="120"/>
+            </w:tcMar>
+          </w:tcPr>
+          <w:p>
+            <w:pPr>
+              <w:jc w:val="left"/>
+            </w:pPr>
+            <w:r>
+              <w:rPr>
+                <w:rFonts w:ascii="Times New Roman" w:cs="Times New Roman" w:eastAsia="Times New Roman" w:hAnsi="Times New Roman"/>
+                <w:b w:val="false"/>
+                <w:bCs w:val="false"/>
+                <w:sz w:val="22"/>
+                <w:szCs w:val="22"/>
+              </w:rPr>
+              <w:t xml:space="preserve">Multi-limbaj</w:t>
+            </w:r>
+          </w:p>
+        </w:tc>
+        <w:tc>
+          <w:tcPr>
+            <w:tcW w:type="dxa" w:w="1320"/>
+            <w:tcBorders>
+              <w:top w:val="single" w:color="000000" w:sz="6"/>
+              <w:left w:val="single" w:color="000000" w:sz="6"/>
+              <w:bottom w:val="single" w:color="000000" w:sz="6"/>
+              <w:right w:val="single" w:color="000000" w:sz="6"/>
+            </w:tcBorders>
+            <w:tcMar>
+              <w:top w:type="dxa" w:w="80"/>
+              <w:left w:type="dxa" w:w="120"/>
+              <w:bottom w:type="dxa" w:w="80"/>
+              <w:right w:type="dxa" w:w="120"/>
+            </w:tcMar>
+          </w:tcPr>
+          <w:p>
+            <w:pPr>
+              <w:jc w:val="left"/>
+            </w:pPr>
+            <w:r>
+              <w:rPr>
+                <w:rFonts w:ascii="Times New Roman" w:cs="Times New Roman" w:eastAsia="Times New Roman" w:hAnsi="Times New Roman"/>
+                <w:b w:val="false"/>
+                <w:bCs w:val="false"/>
+                <w:sz w:val="22"/>
+                <w:szCs w:val="22"/>
+              </w:rPr>
+              <w:t xml:space="preserve">Da</w:t>
+            </w:r>
+          </w:p>
+        </w:tc>
+        <w:tc>
+          <w:tcPr>
+            <w:tcW w:type="dxa" w:w="1320"/>
+            <w:tcBorders>
+              <w:top w:val="single" w:color="000000" w:sz="6"/>
+              <w:left w:val="single" w:color="000000" w:sz="6"/>
+              <w:bottom w:val="single" w:color="000000" w:sz="6"/>
+              <w:right w:val="single" w:color="000000" w:sz="6"/>
+            </w:tcBorders>
+            <w:tcMar>
+              <w:top w:type="dxa" w:w="80"/>
+              <w:left w:type="dxa" w:w="120"/>
+              <w:bottom w:type="dxa" w:w="80"/>
+              <w:right w:type="dxa" w:w="120"/>
+            </w:tcMar>
+          </w:tcPr>
+          <w:p>
+            <w:pPr>
+              <w:jc w:val="left"/>
+            </w:pPr>
+            <w:r>
+              <w:rPr>
+                <w:rFonts w:ascii="Times New Roman" w:cs="Times New Roman" w:eastAsia="Times New Roman" w:hAnsi="Times New Roman"/>
+                <w:b w:val="false"/>
+                <w:bCs w:val="false"/>
+                <w:sz w:val="22"/>
+                <w:szCs w:val="22"/>
+              </w:rPr>
+              <w:t xml:space="preserve">Da</w:t>
+            </w:r>
+          </w:p>
+        </w:tc>
+      </w:tr>
+      <w:tr>
+        <w:trPr>
+          <w:tblHeader w:val="false"/>
+        </w:trPr>
+        <w:tc>
+          <w:tcPr>
+            <w:tcW w:type="dxa" w:w="2200"/>
+            <w:tcBorders>
+              <w:top w:val="single" w:color="000000" w:sz="6"/>
+              <w:left w:val="single" w:color="000000" w:sz="6"/>
+              <w:bottom w:val="single" w:color="000000" w:sz="6"/>
+              <w:right w:val="single" w:color="000000" w:sz="6"/>
+            </w:tcBorders>
+            <w:tcMar>
+              <w:top w:type="dxa" w:w="80"/>
+              <w:left w:type="dxa" w:w="120"/>
+              <w:bottom w:type="dxa" w:w="80"/>
+              <w:right w:type="dxa" w:w="120"/>
+            </w:tcMar>
+          </w:tcPr>
+          <w:p>
+            <w:pPr>
+              <w:jc w:val="center"/>
+            </w:pPr>
+            <w:r>
+              <w:rPr>
+                <w:rFonts w:ascii="Times New Roman" w:cs="Times New Roman" w:eastAsia="Times New Roman" w:hAnsi="Times New Roman"/>
+                <w:b w:val="false"/>
+                <w:bCs w:val="false"/>
+                <w:sz w:val="22"/>
+                <w:szCs w:val="22"/>
+              </w:rPr>
+              <w:t xml:space="preserve">Compilator online integrat</w:t>
+            </w:r>
+          </w:p>
+        </w:tc>
+        <w:tc>
+          <w:tcPr>
+            <w:tcW w:type="dxa" w:w="1320"/>
+            <w:tcBorders>
+              <w:top w:val="single" w:color="000000" w:sz="6"/>
+              <w:left w:val="single" w:color="000000" w:sz="6"/>
+              <w:bottom w:val="single" w:color="000000" w:sz="6"/>
+              <w:right w:val="single" w:color="000000" w:sz="6"/>
+            </w:tcBorders>
+            <w:tcMar>
+              <w:top w:type="dxa" w:w="80"/>
+              <w:left w:type="dxa" w:w="120"/>
+              <w:bottom w:type="dxa" w:w="80"/>
+              <w:right w:type="dxa" w:w="120"/>
+            </w:tcMar>
+          </w:tcPr>
+          <w:p>
+            <w:pPr>
+              <w:jc w:val="left"/>
+            </w:pPr>
+            <w:r>
+              <w:rPr>
+                <w:rFonts w:ascii="Times New Roman" w:cs="Times New Roman" w:eastAsia="Times New Roman" w:hAnsi="Times New Roman"/>
+                <w:b w:val="false"/>
+                <w:bCs w:val="false"/>
+                <w:sz w:val="22"/>
+                <w:szCs w:val="22"/>
+              </w:rPr>
+              <w:t xml:space="preserve">Da (OneCompiler)</w:t>
+            </w:r>
+          </w:p>
+        </w:tc>
+        <w:tc>
+          <w:tcPr>
+            <w:tcW w:type="dxa" w:w="1350"/>
+            <w:tcBorders>
+              <w:top w:val="single" w:color="000000" w:sz="6"/>
+              <w:left w:val="single" w:color="000000" w:sz="6"/>
+              <w:bottom w:val="single" w:color="000000" w:sz="6"/>
+              <w:right w:val="single" w:color="000000" w:sz="6"/>
+            </w:tcBorders>
+            <w:tcMar>
+              <w:top w:type="dxa" w:w="80"/>
+              <w:left w:type="dxa" w:w="120"/>
+              <w:bottom w:type="dxa" w:w="80"/>
+              <w:right w:type="dxa" w:w="120"/>
+            </w:tcMar>
+          </w:tcPr>
+          <w:p>
+            <w:pPr>
+              <w:jc w:val="left"/>
+            </w:pPr>
+            <w:r>
+              <w:rPr>
+                <w:rFonts w:ascii="Times New Roman" w:cs="Times New Roman" w:eastAsia="Times New Roman" w:hAnsi="Times New Roman"/>
+                <w:b w:val="false"/>
+                <w:bCs w:val="false"/>
+                <w:sz w:val="22"/>
+                <w:szCs w:val="22"/>
+              </w:rPr>
+              <w:t xml:space="preserve">Nu</w:t>
+            </w:r>
+          </w:p>
+        </w:tc>
+        <w:tc>
+          <w:tcPr>
+            <w:tcW w:type="dxa" w:w="1620"/>
+            <w:tcBorders>
+              <w:top w:val="single" w:color="000000" w:sz="6"/>
+              <w:left w:val="single" w:color="000000" w:sz="6"/>
+              <w:bottom w:val="single" w:color="000000" w:sz="6"/>
+              <w:right w:val="single" w:color="000000" w:sz="6"/>
+            </w:tcBorders>
+            <w:tcMar>
+              <w:top w:type="dxa" w:w="80"/>
+              <w:left w:type="dxa" w:w="120"/>
+              <w:bottom w:type="dxa" w:w="80"/>
+              <w:right w:type="dxa" w:w="120"/>
+            </w:tcMar>
+          </w:tcPr>
+          <w:p>
+            <w:pPr>
+              <w:jc w:val="left"/>
+            </w:pPr>
+            <w:r>
+              <w:rPr>
+                <w:rFonts w:ascii="Times New Roman" w:cs="Times New Roman" w:eastAsia="Times New Roman" w:hAnsi="Times New Roman"/>
+                <w:b w:val="false"/>
+                <w:bCs w:val="false"/>
+                <w:sz w:val="22"/>
+                <w:szCs w:val="22"/>
+              </w:rPr>
+              <w:t xml:space="preserve">Da</w:t>
+            </w:r>
+          </w:p>
+        </w:tc>
+        <w:tc>
+          <w:tcPr>
+            <w:tcW w:type="dxa" w:w="1320"/>
+            <w:tcBorders>
+              <w:top w:val="single" w:color="000000" w:sz="6"/>
+              <w:left w:val="single" w:color="000000" w:sz="6"/>
+              <w:bottom w:val="single" w:color="000000" w:sz="6"/>
+              <w:right w:val="single" w:color="000000" w:sz="6"/>
+            </w:tcBorders>
+            <w:tcMar>
+              <w:top w:type="dxa" w:w="80"/>
+              <w:left w:type="dxa" w:w="120"/>
+              <w:bottom w:type="dxa" w:w="80"/>
+              <w:right w:type="dxa" w:w="120"/>
+            </w:tcMar>
+          </w:tcPr>
+          <w:p>
+            <w:pPr>
+              <w:jc w:val="left"/>
+            </w:pPr>
+            <w:r>
+              <w:rPr>
+                <w:rFonts w:ascii="Times New Roman" w:cs="Times New Roman" w:eastAsia="Times New Roman" w:hAnsi="Times New Roman"/>
+                <w:b w:val="false"/>
+                <w:bCs w:val="false"/>
+                <w:sz w:val="22"/>
+                <w:szCs w:val="22"/>
+              </w:rPr>
+              <w:t xml:space="preserve">Da (separat)</w:t>
+            </w:r>
+          </w:p>
+        </w:tc>
+        <w:tc>
+          <w:tcPr>
+            <w:tcW w:type="dxa" w:w="1320"/>
+            <w:tcBorders>
+              <w:top w:val="single" w:color="000000" w:sz="6"/>
+              <w:left w:val="single" w:color="000000" w:sz="6"/>
+              <w:bottom w:val="single" w:color="000000" w:sz="6"/>
+              <w:right w:val="single" w:color="000000" w:sz="6"/>
+            </w:tcBorders>
+            <w:tcMar>
+              <w:top w:type="dxa" w:w="80"/>
+              <w:left w:type="dxa" w:w="120"/>
+              <w:bottom w:type="dxa" w:w="80"/>
+              <w:right w:type="dxa" w:w="120"/>
+            </w:tcMar>
+          </w:tcPr>
+          <w:p>
+            <w:pPr>
+              <w:jc w:val="left"/>
+            </w:pPr>
+            <w:r>
+              <w:rPr>
+                <w:rFonts w:ascii="Times New Roman" w:cs="Times New Roman" w:eastAsia="Times New Roman" w:hAnsi="Times New Roman"/>
+                <w:b w:val="false"/>
+                <w:bCs w:val="false"/>
+                <w:sz w:val="22"/>
+                <w:szCs w:val="22"/>
+              </w:rPr>
+              <w:t xml:space="preserve">Da</w:t>
+            </w:r>
+          </w:p>
+        </w:tc>
+      </w:tr>
+      <w:tr>
+        <w:trPr>
+          <w:tblHeader w:val="false"/>
+        </w:trPr>
+        <w:tc>
+          <w:tcPr>
+            <w:tcW w:type="dxa" w:w="2200"/>
+            <w:tcBorders>
+              <w:top w:val="single" w:color="000000" w:sz="6"/>
+              <w:left w:val="single" w:color="000000" w:sz="6"/>
+              <w:bottom w:val="single" w:color="000000" w:sz="6"/>
+              <w:right w:val="single" w:color="000000" w:sz="6"/>
+            </w:tcBorders>
+            <w:tcMar>
+              <w:top w:type="dxa" w:w="80"/>
+              <w:left w:type="dxa" w:w="120"/>
+              <w:bottom w:type="dxa" w:w="80"/>
+              <w:right w:type="dxa" w:w="120"/>
+            </w:tcMar>
+          </w:tcPr>
+          <w:p>
+            <w:pPr>
+              <w:jc w:val="center"/>
+            </w:pPr>
+            <w:r>
+              <w:rPr>
+                <w:rFonts w:ascii="Times New Roman" w:cs="Times New Roman" w:eastAsia="Times New Roman" w:hAnsi="Times New Roman"/>
+                <w:b w:val="false"/>
+                <w:bCs w:val="false"/>
+                <w:sz w:val="22"/>
+                <w:szCs w:val="22"/>
+              </w:rPr>
+              <w:t xml:space="preserve">Asistent AI conversațional</w:t>
+            </w:r>
+          </w:p>
+        </w:tc>
+        <w:tc>
+          <w:tcPr>
+            <w:tcW w:type="dxa" w:w="1320"/>
+            <w:tcBorders>
+              <w:top w:val="single" w:color="000000" w:sz="6"/>
+              <w:left w:val="single" w:color="000000" w:sz="6"/>
+              <w:bottom w:val="single" w:color="000000" w:sz="6"/>
+              <w:right w:val="single" w:color="000000" w:sz="6"/>
+            </w:tcBorders>
+            <w:tcMar>
+              <w:top w:type="dxa" w:w="80"/>
+              <w:left w:type="dxa" w:w="120"/>
+              <w:bottom w:type="dxa" w:w="80"/>
+              <w:right w:type="dxa" w:w="120"/>
+            </w:tcMar>
+          </w:tcPr>
+          <w:p>
+            <w:pPr>
+              <w:jc w:val="left"/>
+            </w:pPr>
+            <w:r>
+              <w:rPr>
+                <w:rFonts w:ascii="Times New Roman" w:cs="Times New Roman" w:eastAsia="Times New Roman" w:hAnsi="Times New Roman"/>
+                <w:b w:val="false"/>
+                <w:bCs w:val="false"/>
+                <w:sz w:val="22"/>
+                <w:szCs w:val="22"/>
+              </w:rPr>
+              <w:t xml:space="preserve">Da (Groq+Llama 3.3)</w:t>
+            </w:r>
+          </w:p>
+        </w:tc>
+        <w:tc>
+          <w:tcPr>
+            <w:tcW w:type="dxa" w:w="1350"/>
+            <w:tcBorders>
+              <w:top w:val="single" w:color="000000" w:sz="6"/>
+              <w:left w:val="single" w:color="000000" w:sz="6"/>
+              <w:bottom w:val="single" w:color="000000" w:sz="6"/>
+              <w:right w:val="single" w:color="000000" w:sz="6"/>
+            </w:tcBorders>
+            <w:tcMar>
+              <w:top w:type="dxa" w:w="80"/>
+              <w:left w:type="dxa" w:w="120"/>
+              <w:bottom w:type="dxa" w:w="80"/>
+              <w:right w:type="dxa" w:w="120"/>
+            </w:tcMar>
+          </w:tcPr>
+          <w:p>
+            <w:pPr>
+              <w:jc w:val="left"/>
+            </w:pPr>
+            <w:r>
+              <w:rPr>
+                <w:rFonts w:ascii="Times New Roman" w:cs="Times New Roman" w:eastAsia="Times New Roman" w:hAnsi="Times New Roman"/>
+                <w:b w:val="false"/>
+                <w:bCs w:val="false"/>
+                <w:sz w:val="22"/>
+                <w:szCs w:val="22"/>
+              </w:rPr>
+              <w:t xml:space="preserve">Nu</w:t>
+            </w:r>
+          </w:p>
+        </w:tc>
+        <w:tc>
+          <w:tcPr>
+            <w:tcW w:type="dxa" w:w="1620"/>
+            <w:tcBorders>
+              <w:top w:val="single" w:color="000000" w:sz="6"/>
+              <w:left w:val="single" w:color="000000" w:sz="6"/>
+              <w:bottom w:val="single" w:color="000000" w:sz="6"/>
+              <w:right w:val="single" w:color="000000" w:sz="6"/>
+            </w:tcBorders>
+            <w:tcMar>
+              <w:top w:type="dxa" w:w="80"/>
+              <w:left w:type="dxa" w:w="120"/>
+              <w:bottom w:type="dxa" w:w="80"/>
+              <w:right w:type="dxa" w:w="120"/>
+            </w:tcMar>
+          </w:tcPr>
+          <w:p>
+            <w:pPr>
+              <w:jc w:val="left"/>
+            </w:pPr>
+            <w:r>
+              <w:rPr>
+                <w:rFonts w:ascii="Times New Roman" w:cs="Times New Roman" w:eastAsia="Times New Roman" w:hAnsi="Times New Roman"/>
+                <w:b w:val="false"/>
+                <w:bCs w:val="false"/>
+                <w:sz w:val="22"/>
+                <w:szCs w:val="22"/>
+              </w:rPr>
+              <w:t xml:space="preserve">Nu</w:t>
+            </w:r>
+          </w:p>
+        </w:tc>
+        <w:tc>
+          <w:tcPr>
+            <w:tcW w:type="dxa" w:w="1320"/>
+            <w:tcBorders>
+              <w:top w:val="single" w:color="000000" w:sz="6"/>
+              <w:left w:val="single" w:color="000000" w:sz="6"/>
+              <w:bottom w:val="single" w:color="000000" w:sz="6"/>
+              <w:right w:val="single" w:color="000000" w:sz="6"/>
+            </w:tcBorders>
+            <w:tcMar>
+              <w:top w:type="dxa" w:w="80"/>
+              <w:left w:type="dxa" w:w="120"/>
+              <w:bottom w:type="dxa" w:w="80"/>
+              <w:right w:type="dxa" w:w="120"/>
+            </w:tcMar>
+          </w:tcPr>
+          <w:p>
+            <w:pPr>
+              <w:jc w:val="left"/>
+            </w:pPr>
+            <w:r>
+              <w:rPr>
+                <w:rFonts w:ascii="Times New Roman" w:cs="Times New Roman" w:eastAsia="Times New Roman" w:hAnsi="Times New Roman"/>
+                <w:b w:val="false"/>
+                <w:bCs w:val="false"/>
+                <w:sz w:val="22"/>
+                <w:szCs w:val="22"/>
+              </w:rPr>
+              <w:t xml:space="preserve">Nu</w:t>
+            </w:r>
+          </w:p>
+        </w:tc>
+        <w:tc>
+          <w:tcPr>
+            <w:tcW w:type="dxa" w:w="1320"/>
+            <w:tcBorders>
+              <w:top w:val="single" w:color="000000" w:sz="6"/>
+              <w:left w:val="single" w:color="000000" w:sz="6"/>
+              <w:bottom w:val="single" w:color="000000" w:sz="6"/>
+              <w:right w:val="single" w:color="000000" w:sz="6"/>
+            </w:tcBorders>
+            <w:tcMar>
+              <w:top w:type="dxa" w:w="80"/>
+              <w:left w:type="dxa" w:w="120"/>
+              <w:bottom w:type="dxa" w:w="80"/>
+              <w:right w:type="dxa" w:w="120"/>
+            </w:tcMar>
+          </w:tcPr>
+          <w:p>
+            <w:pPr>
+              <w:jc w:val="left"/>
+            </w:pPr>
+            <w:r>
+              <w:rPr>
+                <w:rFonts w:ascii="Times New Roman" w:cs="Times New Roman" w:eastAsia="Times New Roman" w:hAnsi="Times New Roman"/>
+                <w:b w:val="false"/>
+                <w:bCs w:val="false"/>
+                <w:sz w:val="22"/>
+                <w:szCs w:val="22"/>
+              </w:rPr>
+              <w:t xml:space="preserve">Nu</w:t>
+            </w:r>
+          </w:p>
+        </w:tc>
+      </w:tr>
+      <w:tr>
+        <w:trPr>
+          <w:tblHeader w:val="false"/>
+        </w:trPr>
+        <w:tc>
+          <w:tcPr>
+            <w:tcW w:type="dxa" w:w="2200"/>
+            <w:tcBorders>
+              <w:top w:val="single" w:color="000000" w:sz="6"/>
+              <w:left w:val="single" w:color="000000" w:sz="6"/>
+              <w:bottom w:val="single" w:color="000000" w:sz="6"/>
+              <w:right w:val="single" w:color="000000" w:sz="6"/>
+            </w:tcBorders>
+            <w:tcMar>
+              <w:top w:type="dxa" w:w="80"/>
+              <w:left w:type="dxa" w:w="120"/>
+              <w:bottom w:type="dxa" w:w="80"/>
+              <w:right w:type="dxa" w:w="120"/>
+            </w:tcMar>
+          </w:tcPr>
+          <w:p>
+            <w:pPr>
+              <w:jc w:val="center"/>
+            </w:pPr>
+            <w:r>
+              <w:rPr>
+                <w:rFonts w:ascii="Times New Roman" w:cs="Times New Roman" w:eastAsia="Times New Roman" w:hAnsi="Times New Roman"/>
+                <w:b w:val="false"/>
+                <w:bCs w:val="false"/>
+                <w:sz w:val="22"/>
+                <w:szCs w:val="22"/>
+              </w:rPr>
+              <w:t xml:space="preserve">Feedback AI pe codul scris</w:t>
+            </w:r>
+          </w:p>
+        </w:tc>
+        <w:tc>
+          <w:tcPr>
+            <w:tcW w:type="dxa" w:w="1320"/>
+            <w:tcBorders>
+              <w:top w:val="single" w:color="000000" w:sz="6"/>
+              <w:left w:val="single" w:color="000000" w:sz="6"/>
+              <w:bottom w:val="single" w:color="000000" w:sz="6"/>
+              <w:right w:val="single" w:color="000000" w:sz="6"/>
+            </w:tcBorders>
+            <w:tcMar>
+              <w:top w:type="dxa" w:w="80"/>
+              <w:left w:type="dxa" w:w="120"/>
+              <w:bottom w:type="dxa" w:w="80"/>
+              <w:right w:type="dxa" w:w="120"/>
+            </w:tcMar>
+          </w:tcPr>
+          <w:p>
+            <w:pPr>
+              <w:jc w:val="left"/>
+            </w:pPr>
+            <w:r>
+              <w:rPr>
+                <w:rFonts w:ascii="Times New Roman" w:cs="Times New Roman" w:eastAsia="Times New Roman" w:hAnsi="Times New Roman"/>
+                <w:b w:val="false"/>
+                <w:bCs w:val="false"/>
+                <w:sz w:val="22"/>
+                <w:szCs w:val="22"/>
+              </w:rPr>
+              <w:t xml:space="preserve">Da</w:t>
+            </w:r>
+          </w:p>
+        </w:tc>
+        <w:tc>
+          <w:tcPr>
+            <w:tcW w:type="dxa" w:w="1350"/>
+            <w:tcBorders>
+              <w:top w:val="single" w:color="000000" w:sz="6"/>
+              <w:left w:val="single" w:color="000000" w:sz="6"/>
+              <w:bottom w:val="single" w:color="000000" w:sz="6"/>
+              <w:right w:val="single" w:color="000000" w:sz="6"/>
+            </w:tcBorders>
+            <w:tcMar>
+              <w:top w:type="dxa" w:w="80"/>
+              <w:left w:type="dxa" w:w="120"/>
+              <w:bottom w:type="dxa" w:w="80"/>
+              <w:right w:type="dxa" w:w="120"/>
+            </w:tcMar>
+          </w:tcPr>
+          <w:p>
+            <w:pPr>
+              <w:jc w:val="left"/>
+            </w:pPr>
+            <w:r>
+              <w:rPr>
+                <w:rFonts w:ascii="Times New Roman" w:cs="Times New Roman" w:eastAsia="Times New Roman" w:hAnsi="Times New Roman"/>
+                <w:b w:val="false"/>
+                <w:bCs w:val="false"/>
+                <w:sz w:val="22"/>
+                <w:szCs w:val="22"/>
+              </w:rPr>
+              <w:t xml:space="preserve">Nu</w:t>
+            </w:r>
+          </w:p>
+        </w:tc>
+        <w:tc>
+          <w:tcPr>
+            <w:tcW w:type="dxa" w:w="1620"/>
+            <w:tcBorders>
+              <w:top w:val="single" w:color="000000" w:sz="6"/>
+              <w:left w:val="single" w:color="000000" w:sz="6"/>
+              <w:bottom w:val="single" w:color="000000" w:sz="6"/>
+              <w:right w:val="single" w:color="000000" w:sz="6"/>
+            </w:tcBorders>
+            <w:tcMar>
+              <w:top w:type="dxa" w:w="80"/>
+              <w:left w:type="dxa" w:w="120"/>
+              <w:bottom w:type="dxa" w:w="80"/>
+              <w:right w:type="dxa" w:w="120"/>
+            </w:tcMar>
+          </w:tcPr>
+          <w:p>
+            <w:pPr>
+              <w:jc w:val="left"/>
+            </w:pPr>
+            <w:r>
+              <w:rPr>
+                <w:rFonts w:ascii="Times New Roman" w:cs="Times New Roman" w:eastAsia="Times New Roman" w:hAnsi="Times New Roman"/>
+                <w:b w:val="false"/>
+                <w:bCs w:val="false"/>
+                <w:sz w:val="22"/>
+                <w:szCs w:val="22"/>
+              </w:rPr>
+              <w:t xml:space="preserve">Nu</w:t>
+            </w:r>
+          </w:p>
+        </w:tc>
+        <w:tc>
+          <w:tcPr>
+            <w:tcW w:type="dxa" w:w="1320"/>
+            <w:tcBorders>
+              <w:top w:val="single" w:color="000000" w:sz="6"/>
+              <w:left w:val="single" w:color="000000" w:sz="6"/>
+              <w:bottom w:val="single" w:color="000000" w:sz="6"/>
+              <w:right w:val="single" w:color="000000" w:sz="6"/>
+            </w:tcBorders>
+            <w:tcMar>
+              <w:top w:type="dxa" w:w="80"/>
+              <w:left w:type="dxa" w:w="120"/>
+              <w:bottom w:type="dxa" w:w="80"/>
+              <w:right w:type="dxa" w:w="120"/>
+            </w:tcMar>
+          </w:tcPr>
+          <w:p>
+            <w:pPr>
+              <w:jc w:val="left"/>
+            </w:pPr>
+            <w:r>
+              <w:rPr>
+                <w:rFonts w:ascii="Times New Roman" w:cs="Times New Roman" w:eastAsia="Times New Roman" w:hAnsi="Times New Roman"/>
+                <w:b w:val="false"/>
+                <w:bCs w:val="false"/>
+                <w:sz w:val="22"/>
+                <w:szCs w:val="22"/>
+              </w:rPr>
+              <w:t xml:space="preserve">Nu</w:t>
+            </w:r>
+          </w:p>
+        </w:tc>
+        <w:tc>
+          <w:tcPr>
+            <w:tcW w:type="dxa" w:w="1320"/>
+            <w:tcBorders>
+              <w:top w:val="single" w:color="000000" w:sz="6"/>
+              <w:left w:val="single" w:color="000000" w:sz="6"/>
+              <w:bottom w:val="single" w:color="000000" w:sz="6"/>
+              <w:right w:val="single" w:color="000000" w:sz="6"/>
+            </w:tcBorders>
+            <w:tcMar>
+              <w:top w:type="dxa" w:w="80"/>
+              <w:left w:type="dxa" w:w="120"/>
+              <w:bottom w:type="dxa" w:w="80"/>
+              <w:right w:type="dxa" w:w="120"/>
+            </w:tcMar>
+          </w:tcPr>
+          <w:p>
+            <w:pPr>
+              <w:jc w:val="left"/>
+            </w:pPr>
+            <w:r>
+              <w:rPr>
+                <w:rFonts w:ascii="Times New Roman" w:cs="Times New Roman" w:eastAsia="Times New Roman" w:hAnsi="Times New Roman"/>
+                <w:b w:val="false"/>
+                <w:bCs w:val="false"/>
+                <w:sz w:val="22"/>
+                <w:szCs w:val="22"/>
+              </w:rPr>
+              <w:t xml:space="preserve">Nu</w:t>
+            </w:r>
+          </w:p>
+        </w:tc>
+      </w:tr>
+      <w:tr>
+        <w:trPr>
+          <w:tblHeader w:val="false"/>
+        </w:trPr>
+        <w:tc>
+          <w:tcPr>
+            <w:tcW w:type="dxa" w:w="2200"/>
+            <w:tcBorders>
+              <w:top w:val="single" w:color="000000" w:sz="6"/>
+              <w:left w:val="single" w:color="000000" w:sz="6"/>
+              <w:bottom w:val="single" w:color="000000" w:sz="6"/>
+              <w:right w:val="single" w:color="000000" w:sz="6"/>
+            </w:tcBorders>
+            <w:tcMar>
+              <w:top w:type="dxa" w:w="80"/>
+              <w:left w:type="dxa" w:w="120"/>
+              <w:bottom w:type="dxa" w:w="80"/>
+              <w:right w:type="dxa" w:w="120"/>
+            </w:tcMar>
+          </w:tcPr>
+          <w:p>
+            <w:pPr>
+              <w:jc w:val="center"/>
+            </w:pPr>
+            <w:r>
+              <w:rPr>
+                <w:rFonts w:ascii="Times New Roman" w:cs="Times New Roman" w:eastAsia="Times New Roman" w:hAnsi="Times New Roman"/>
+                <w:b w:val="false"/>
+                <w:bCs w:val="false"/>
+                <w:sz w:val="22"/>
+                <w:szCs w:val="22"/>
+              </w:rPr>
+              <w:t xml:space="preserve">Quiz-uri generate dinamic AI</w:t>
+            </w:r>
+          </w:p>
+        </w:tc>
+        <w:tc>
+          <w:tcPr>
+            <w:tcW w:type="dxa" w:w="1320"/>
+            <w:tcBorders>
+              <w:top w:val="single" w:color="000000" w:sz="6"/>
+              <w:left w:val="single" w:color="000000" w:sz="6"/>
+              <w:bottom w:val="single" w:color="000000" w:sz="6"/>
+              <w:right w:val="single" w:color="000000" w:sz="6"/>
+            </w:tcBorders>
+            <w:tcMar>
+              <w:top w:type="dxa" w:w="80"/>
+              <w:left w:type="dxa" w:w="120"/>
+              <w:bottom w:type="dxa" w:w="80"/>
+              <w:right w:type="dxa" w:w="120"/>
+            </w:tcMar>
+          </w:tcPr>
+          <w:p>
+            <w:pPr>
+              <w:jc w:val="left"/>
+            </w:pPr>
+            <w:r>
+              <w:rPr>
+                <w:rFonts w:ascii="Times New Roman" w:cs="Times New Roman" w:eastAsia="Times New Roman" w:hAnsi="Times New Roman"/>
+                <w:b w:val="false"/>
+                <w:bCs w:val="false"/>
+                <w:sz w:val="22"/>
+                <w:szCs w:val="22"/>
+              </w:rPr>
+              <w:t xml:space="preserve">Da</w:t>
+            </w:r>
+          </w:p>
+        </w:tc>
+        <w:tc>
+          <w:tcPr>
+            <w:tcW w:type="dxa" w:w="1350"/>
+            <w:tcBorders>
+              <w:top w:val="single" w:color="000000" w:sz="6"/>
+              <w:left w:val="single" w:color="000000" w:sz="6"/>
+              <w:bottom w:val="single" w:color="000000" w:sz="6"/>
+              <w:right w:val="single" w:color="000000" w:sz="6"/>
+            </w:tcBorders>
+            <w:tcMar>
+              <w:top w:type="dxa" w:w="80"/>
+              <w:left w:type="dxa" w:w="120"/>
+              <w:bottom w:type="dxa" w:w="80"/>
+              <w:right w:type="dxa" w:w="120"/>
+            </w:tcMar>
+          </w:tcPr>
+          <w:p>
+            <w:pPr>
+              <w:jc w:val="left"/>
+            </w:pPr>
+            <w:r>
+              <w:rPr>
+                <w:rFonts w:ascii="Times New Roman" w:cs="Times New Roman" w:eastAsia="Times New Roman" w:hAnsi="Times New Roman"/>
+                <w:b w:val="false"/>
+                <w:bCs w:val="false"/>
+                <w:sz w:val="22"/>
+                <w:szCs w:val="22"/>
+              </w:rPr>
+              <w:t xml:space="preserve">Nu</w:t>
+            </w:r>
+          </w:p>
+        </w:tc>
+        <w:tc>
+          <w:tcPr>
+            <w:tcW w:type="dxa" w:w="1620"/>
+            <w:tcBorders>
+              <w:top w:val="single" w:color="000000" w:sz="6"/>
+              <w:left w:val="single" w:color="000000" w:sz="6"/>
+              <w:bottom w:val="single" w:color="000000" w:sz="6"/>
+              <w:right w:val="single" w:color="000000" w:sz="6"/>
+            </w:tcBorders>
+            <w:tcMar>
+              <w:top w:type="dxa" w:w="80"/>
+              <w:left w:type="dxa" w:w="120"/>
+              <w:bottom w:type="dxa" w:w="80"/>
+              <w:right w:type="dxa" w:w="120"/>
+            </w:tcMar>
+          </w:tcPr>
+          <w:p>
+            <w:pPr>
+              <w:jc w:val="left"/>
+            </w:pPr>
+            <w:r>
+              <w:rPr>
+                <w:rFonts w:ascii="Times New Roman" w:cs="Times New Roman" w:eastAsia="Times New Roman" w:hAnsi="Times New Roman"/>
+                <w:b w:val="false"/>
+                <w:bCs w:val="false"/>
+                <w:sz w:val="22"/>
+                <w:szCs w:val="22"/>
+              </w:rPr>
+              <w:t xml:space="preserve">Nu</w:t>
+            </w:r>
+          </w:p>
+        </w:tc>
+        <w:tc>
+          <w:tcPr>
+            <w:tcW w:type="dxa" w:w="1320"/>
+            <w:tcBorders>
+              <w:top w:val="single" w:color="000000" w:sz="6"/>
+              <w:left w:val="single" w:color="000000" w:sz="6"/>
+              <w:bottom w:val="single" w:color="000000" w:sz="6"/>
+              <w:right w:val="single" w:color="000000" w:sz="6"/>
+            </w:tcBorders>
+            <w:tcMar>
+              <w:top w:type="dxa" w:w="80"/>
+              <w:left w:type="dxa" w:w="120"/>
+              <w:bottom w:type="dxa" w:w="80"/>
+              <w:right w:type="dxa" w:w="120"/>
+            </w:tcMar>
+          </w:tcPr>
+          <w:p>
+            <w:pPr>
+              <w:jc w:val="left"/>
+            </w:pPr>
+            <w:r>
+              <w:rPr>
+                <w:rFonts w:ascii="Times New Roman" w:cs="Times New Roman" w:eastAsia="Times New Roman" w:hAnsi="Times New Roman"/>
+                <w:b w:val="false"/>
+                <w:bCs w:val="false"/>
+                <w:sz w:val="22"/>
+                <w:szCs w:val="22"/>
+              </w:rPr>
+              <w:t xml:space="preserve">Quiz-uri statice</w:t>
+            </w:r>
+          </w:p>
+        </w:tc>
+        <w:tc>
+          <w:tcPr>
+            <w:tcW w:type="dxa" w:w="1320"/>
+            <w:tcBorders>
+              <w:top w:val="single" w:color="000000" w:sz="6"/>
+              <w:left w:val="single" w:color="000000" w:sz="6"/>
+              <w:bottom w:val="single" w:color="000000" w:sz="6"/>
+              <w:right w:val="single" w:color="000000" w:sz="6"/>
+            </w:tcBorders>
+            <w:tcMar>
+              <w:top w:type="dxa" w:w="80"/>
+              <w:left w:type="dxa" w:w="120"/>
+              <w:bottom w:type="dxa" w:w="80"/>
+              <w:right w:type="dxa" w:w="120"/>
+            </w:tcMar>
+          </w:tcPr>
+          <w:p>
+            <w:pPr>
+              <w:jc w:val="left"/>
+            </w:pPr>
+            <w:r>
+              <w:rPr>
+                <w:rFonts w:ascii="Times New Roman" w:cs="Times New Roman" w:eastAsia="Times New Roman" w:hAnsi="Times New Roman"/>
+                <w:b w:val="false"/>
+                <w:bCs w:val="false"/>
+                <w:sz w:val="22"/>
+                <w:szCs w:val="22"/>
+              </w:rPr>
+              <w:t xml:space="preserve">Quiz-uri statice</w:t>
+            </w:r>
+          </w:p>
+        </w:tc>
+      </w:tr>
+      <w:tr>
+        <w:trPr>
+          <w:tblHeader w:val="false"/>
+        </w:trPr>
+        <w:tc>
+          <w:tcPr>
+            <w:tcW w:type="dxa" w:w="2200"/>
+            <w:tcBorders>
+              <w:top w:val="single" w:color="000000" w:sz="6"/>
+              <w:left w:val="single" w:color="000000" w:sz="6"/>
+              <w:bottom w:val="single" w:color="000000" w:sz="6"/>
+              <w:right w:val="single" w:color="000000" w:sz="6"/>
+            </w:tcBorders>
+            <w:tcMar>
+              <w:top w:type="dxa" w:w="80"/>
+              <w:left w:type="dxa" w:w="120"/>
+              <w:bottom w:type="dxa" w:w="80"/>
+              <w:right w:type="dxa" w:w="120"/>
+            </w:tcMar>
+          </w:tcPr>
+          <w:p>
+            <w:pPr>
+              <w:jc w:val="center"/>
+            </w:pPr>
+            <w:r>
+              <w:rPr>
+                <w:rFonts w:ascii="Times New Roman" w:cs="Times New Roman" w:eastAsia="Times New Roman" w:hAnsi="Times New Roman"/>
+                <w:b w:val="false"/>
+                <w:bCs w:val="false"/>
+                <w:sz w:val="22"/>
+                <w:szCs w:val="22"/>
+              </w:rPr>
+              <w:t xml:space="preserve">Sistem de progres / streaks</w:t>
+            </w:r>
+          </w:p>
+        </w:tc>
+        <w:tc>
+          <w:tcPr>
+            <w:tcW w:type="dxa" w:w="1320"/>
+            <w:tcBorders>
+              <w:top w:val="single" w:color="000000" w:sz="6"/>
+              <w:left w:val="single" w:color="000000" w:sz="6"/>
+              <w:bottom w:val="single" w:color="000000" w:sz="6"/>
+              <w:right w:val="single" w:color="000000" w:sz="6"/>
+            </w:tcBorders>
+            <w:tcMar>
+              <w:top w:type="dxa" w:w="80"/>
+              <w:left w:type="dxa" w:w="120"/>
+              <w:bottom w:type="dxa" w:w="80"/>
+              <w:right w:type="dxa" w:w="120"/>
+            </w:tcMar>
+          </w:tcPr>
+          <w:p>
+            <w:pPr>
+              <w:jc w:val="left"/>
+            </w:pPr>
+            <w:r>
+              <w:rPr>
+                <w:rFonts w:ascii="Times New Roman" w:cs="Times New Roman" w:eastAsia="Times New Roman" w:hAnsi="Times New Roman"/>
+                <w:b w:val="false"/>
+                <w:bCs w:val="false"/>
+                <w:sz w:val="22"/>
+                <w:szCs w:val="22"/>
+              </w:rPr>
+              <w:t xml:space="preserve">Da</w:t>
+            </w:r>
+          </w:p>
+        </w:tc>
+        <w:tc>
+          <w:tcPr>
+            <w:tcW w:type="dxa" w:w="1350"/>
+            <w:tcBorders>
+              <w:top w:val="single" w:color="000000" w:sz="6"/>
+              <w:left w:val="single" w:color="000000" w:sz="6"/>
+              <w:bottom w:val="single" w:color="000000" w:sz="6"/>
+              <w:right w:val="single" w:color="000000" w:sz="6"/>
+            </w:tcBorders>
+            <w:tcMar>
+              <w:top w:type="dxa" w:w="80"/>
+              <w:left w:type="dxa" w:w="120"/>
+              <w:bottom w:type="dxa" w:w="80"/>
+              <w:right w:type="dxa" w:w="120"/>
+            </w:tcMar>
+          </w:tcPr>
+          <w:p>
+            <w:pPr>
+              <w:jc w:val="left"/>
+            </w:pPr>
+            <w:r>
+              <w:rPr>
+                <w:rFonts w:ascii="Times New Roman" w:cs="Times New Roman" w:eastAsia="Times New Roman" w:hAnsi="Times New Roman"/>
+                <w:b w:val="false"/>
+                <w:bCs w:val="false"/>
+                <w:sz w:val="22"/>
+                <w:szCs w:val="22"/>
+              </w:rPr>
+              <w:t xml:space="preserve">Doar urmărire</w:t>
+            </w:r>
+          </w:p>
+        </w:tc>
+        <w:tc>
+          <w:tcPr>
+            <w:tcW w:type="dxa" w:w="1620"/>
+            <w:tcBorders>
+              <w:top w:val="single" w:color="000000" w:sz="6"/>
+              <w:left w:val="single" w:color="000000" w:sz="6"/>
+              <w:bottom w:val="single" w:color="000000" w:sz="6"/>
+              <w:right w:val="single" w:color="000000" w:sz="6"/>
+            </w:tcBorders>
+            <w:tcMar>
+              <w:top w:type="dxa" w:w="80"/>
+              <w:left w:type="dxa" w:w="120"/>
+              <w:bottom w:type="dxa" w:w="80"/>
+              <w:right w:type="dxa" w:w="120"/>
+            </w:tcMar>
+          </w:tcPr>
+          <w:p>
+            <w:pPr>
+              <w:jc w:val="left"/>
+            </w:pPr>
+            <w:r>
+              <w:rPr>
+                <w:rFonts w:ascii="Times New Roman" w:cs="Times New Roman" w:eastAsia="Times New Roman" w:hAnsi="Times New Roman"/>
+                <w:b w:val="false"/>
+                <w:bCs w:val="false"/>
+                <w:sz w:val="22"/>
+                <w:szCs w:val="22"/>
+              </w:rPr>
+              <w:t xml:space="preserve">Nu</w:t>
+            </w:r>
+          </w:p>
+        </w:tc>
+        <w:tc>
+          <w:tcPr>
+            <w:tcW w:type="dxa" w:w="1320"/>
+            <w:tcBorders>
+              <w:top w:val="single" w:color="000000" w:sz="6"/>
+              <w:left w:val="single" w:color="000000" w:sz="6"/>
+              <w:bottom w:val="single" w:color="000000" w:sz="6"/>
+              <w:right w:val="single" w:color="000000" w:sz="6"/>
+            </w:tcBorders>
+            <w:tcMar>
+              <w:top w:type="dxa" w:w="80"/>
+              <w:left w:type="dxa" w:w="120"/>
+              <w:bottom w:type="dxa" w:w="80"/>
+              <w:right w:type="dxa" w:w="120"/>
+            </w:tcMar>
+          </w:tcPr>
+          <w:p>
+            <w:pPr>
+              <w:jc w:val="left"/>
+            </w:pPr>
+            <w:r>
+              <w:rPr>
+                <w:rFonts w:ascii="Times New Roman" w:cs="Times New Roman" w:eastAsia="Times New Roman" w:hAnsi="Times New Roman"/>
+                <w:b w:val="false"/>
+                <w:bCs w:val="false"/>
+                <w:sz w:val="22"/>
+                <w:szCs w:val="22"/>
+              </w:rPr>
+              <w:t xml:space="preserve">Nu</w:t>
+            </w:r>
+          </w:p>
+        </w:tc>
+        <w:tc>
+          <w:tcPr>
+            <w:tcW w:type="dxa" w:w="1320"/>
+            <w:tcBorders>
+              <w:top w:val="single" w:color="000000" w:sz="6"/>
+              <w:left w:val="single" w:color="000000" w:sz="6"/>
+              <w:bottom w:val="single" w:color="000000" w:sz="6"/>
+              <w:right w:val="single" w:color="000000" w:sz="6"/>
+            </w:tcBorders>
+            <w:tcMar>
+              <w:top w:type="dxa" w:w="80"/>
+              <w:left w:type="dxa" w:w="120"/>
+              <w:bottom w:type="dxa" w:w="80"/>
+              <w:right w:type="dxa" w:w="120"/>
+            </w:tcMar>
+          </w:tcPr>
+          <w:p>
+            <w:pPr>
+              <w:jc w:val="left"/>
+            </w:pPr>
+            <w:r>
+              <w:rPr>
+                <w:rFonts w:ascii="Times New Roman" w:cs="Times New Roman" w:eastAsia="Times New Roman" w:hAnsi="Times New Roman"/>
+                <w:b w:val="false"/>
+                <w:bCs w:val="false"/>
+                <w:sz w:val="22"/>
+                <w:szCs w:val="22"/>
+              </w:rPr>
+              <w:t xml:space="preserve">Nu</w:t>
+            </w:r>
+          </w:p>
+        </w:tc>
+      </w:tr>
+      <w:tr>
+        <w:trPr>
+          <w:tblHeader w:val="false"/>
+        </w:trPr>
+        <w:tc>
+          <w:tcPr>
+            <w:tcW w:type="dxa" w:w="2200"/>
+            <w:tcBorders>
+              <w:top w:val="single" w:color="000000" w:sz="6"/>
+              <w:left w:val="single" w:color="000000" w:sz="6"/>
+              <w:bottom w:val="single" w:color="000000" w:sz="6"/>
+              <w:right w:val="single" w:color="000000" w:sz="6"/>
+            </w:tcBorders>
+            <w:tcMar>
+              <w:top w:type="dxa" w:w="80"/>
+              <w:left w:type="dxa" w:w="120"/>
+              <w:bottom w:type="dxa" w:w="80"/>
+              <w:right w:type="dxa" w:w="120"/>
+            </w:tcMar>
+          </w:tcPr>
+          <w:p>
+            <w:pPr>
+              <w:jc w:val="center"/>
+            </w:pPr>
+            <w:r>
+              <w:rPr>
+                <w:rFonts w:ascii="Times New Roman" w:cs="Times New Roman" w:eastAsia="Times New Roman" w:hAnsi="Times New Roman"/>
+                <w:b w:val="false"/>
+                <w:bCs w:val="false"/>
+                <w:sz w:val="22"/>
+                <w:szCs w:val="22"/>
+              </w:rPr>
+              <w:t xml:space="preserve">Achievements / gamification</w:t>
+            </w:r>
+          </w:p>
+        </w:tc>
+        <w:tc>
+          <w:tcPr>
+            <w:tcW w:type="dxa" w:w="1320"/>
+            <w:tcBorders>
+              <w:top w:val="single" w:color="000000" w:sz="6"/>
+              <w:left w:val="single" w:color="000000" w:sz="6"/>
+              <w:bottom w:val="single" w:color="000000" w:sz="6"/>
+              <w:right w:val="single" w:color="000000" w:sz="6"/>
+            </w:tcBorders>
+            <w:tcMar>
+              <w:top w:type="dxa" w:w="80"/>
+              <w:left w:type="dxa" w:w="120"/>
+              <w:bottom w:type="dxa" w:w="80"/>
+              <w:right w:type="dxa" w:w="120"/>
+            </w:tcMar>
+          </w:tcPr>
+          <w:p>
+            <w:pPr>
+              <w:jc w:val="left"/>
+            </w:pPr>
+            <w:r>
+              <w:rPr>
+                <w:rFonts w:ascii="Times New Roman" w:cs="Times New Roman" w:eastAsia="Times New Roman" w:hAnsi="Times New Roman"/>
+                <w:b w:val="false"/>
+                <w:bCs w:val="false"/>
+                <w:sz w:val="22"/>
+                <w:szCs w:val="22"/>
+              </w:rPr>
+              <w:t xml:space="preserve">Da (10 badges)</w:t>
+            </w:r>
+          </w:p>
+        </w:tc>
+        <w:tc>
+          <w:tcPr>
+            <w:tcW w:type="dxa" w:w="1350"/>
+            <w:tcBorders>
+              <w:top w:val="single" w:color="000000" w:sz="6"/>
+              <w:left w:val="single" w:color="000000" w:sz="6"/>
+              <w:bottom w:val="single" w:color="000000" w:sz="6"/>
+              <w:right w:val="single" w:color="000000" w:sz="6"/>
+            </w:tcBorders>
+            <w:tcMar>
+              <w:top w:type="dxa" w:w="80"/>
+              <w:left w:type="dxa" w:w="120"/>
+              <w:bottom w:type="dxa" w:w="80"/>
+              <w:right w:type="dxa" w:w="120"/>
+            </w:tcMar>
+          </w:tcPr>
+          <w:p>
+            <w:pPr>
+              <w:jc w:val="left"/>
+            </w:pPr>
+            <w:r>
+              <w:rPr>
+                <w:rFonts w:ascii="Times New Roman" w:cs="Times New Roman" w:eastAsia="Times New Roman" w:hAnsi="Times New Roman"/>
+                <w:b w:val="false"/>
+                <w:bCs w:val="false"/>
+                <w:sz w:val="22"/>
+                <w:szCs w:val="22"/>
+              </w:rPr>
+              <w:t xml:space="preserve">Nu</w:t>
+            </w:r>
+          </w:p>
+        </w:tc>
+        <w:tc>
+          <w:tcPr>
+            <w:tcW w:type="dxa" w:w="1620"/>
+            <w:tcBorders>
+              <w:top w:val="single" w:color="000000" w:sz="6"/>
+              <w:left w:val="single" w:color="000000" w:sz="6"/>
+              <w:bottom w:val="single" w:color="000000" w:sz="6"/>
+              <w:right w:val="single" w:color="000000" w:sz="6"/>
+            </w:tcBorders>
+            <w:tcMar>
+              <w:top w:type="dxa" w:w="80"/>
+              <w:left w:type="dxa" w:w="120"/>
+              <w:bottom w:type="dxa" w:w="80"/>
+              <w:right w:type="dxa" w:w="120"/>
+            </w:tcMar>
+          </w:tcPr>
+          <w:p>
+            <w:pPr>
+              <w:jc w:val="left"/>
+            </w:pPr>
+            <w:r>
+              <w:rPr>
+                <w:rFonts w:ascii="Times New Roman" w:cs="Times New Roman" w:eastAsia="Times New Roman" w:hAnsi="Times New Roman"/>
+                <w:b w:val="false"/>
+                <w:bCs w:val="false"/>
+                <w:sz w:val="22"/>
+                <w:szCs w:val="22"/>
+              </w:rPr>
+              <w:t xml:space="preserve">Nu</w:t>
+            </w:r>
+          </w:p>
+        </w:tc>
+        <w:tc>
+          <w:tcPr>
+            <w:tcW w:type="dxa" w:w="1320"/>
+            <w:tcBorders>
+              <w:top w:val="single" w:color="000000" w:sz="6"/>
+              <w:left w:val="single" w:color="000000" w:sz="6"/>
+              <w:bottom w:val="single" w:color="000000" w:sz="6"/>
+              <w:right w:val="single" w:color="000000" w:sz="6"/>
+            </w:tcBorders>
+            <w:tcMar>
+              <w:top w:type="dxa" w:w="80"/>
+              <w:left w:type="dxa" w:w="120"/>
+              <w:bottom w:type="dxa" w:w="80"/>
+              <w:right w:type="dxa" w:w="120"/>
+            </w:tcMar>
+          </w:tcPr>
+          <w:p>
+            <w:pPr>
+              <w:jc w:val="left"/>
+            </w:pPr>
+            <w:r>
+              <w:rPr>
+                <w:rFonts w:ascii="Times New Roman" w:cs="Times New Roman" w:eastAsia="Times New Roman" w:hAnsi="Times New Roman"/>
+                <w:b w:val="false"/>
+                <w:bCs w:val="false"/>
+                <w:sz w:val="22"/>
+                <w:szCs w:val="22"/>
+              </w:rPr>
+              <w:t xml:space="preserve">Limitat</w:t>
+            </w:r>
+          </w:p>
+        </w:tc>
+        <w:tc>
+          <w:tcPr>
+            <w:tcW w:type="dxa" w:w="1320"/>
+            <w:tcBorders>
+              <w:top w:val="single" w:color="000000" w:sz="6"/>
+              <w:left w:val="single" w:color="000000" w:sz="6"/>
+              <w:bottom w:val="single" w:color="000000" w:sz="6"/>
+              <w:right w:val="single" w:color="000000" w:sz="6"/>
+            </w:tcBorders>
+            <w:tcMar>
+              <w:top w:type="dxa" w:w="80"/>
+              <w:left w:type="dxa" w:w="120"/>
+              <w:bottom w:type="dxa" w:w="80"/>
+              <w:right w:type="dxa" w:w="120"/>
+            </w:tcMar>
+          </w:tcPr>
+          <w:p>
+            <w:pPr>
+              <w:jc w:val="left"/>
+            </w:pPr>
+            <w:r>
+              <w:rPr>
+                <w:rFonts w:ascii="Times New Roman" w:cs="Times New Roman" w:eastAsia="Times New Roman" w:hAnsi="Times New Roman"/>
+                <w:b w:val="false"/>
+                <w:bCs w:val="false"/>
+                <w:sz w:val="22"/>
+                <w:szCs w:val="22"/>
+              </w:rPr>
+              <w:t xml:space="preserve">Nu</w:t>
+            </w:r>
+          </w:p>
+        </w:tc>
+      </w:tr>
+      <w:tr>
+        <w:trPr>
+          <w:tblHeader w:val="false"/>
+        </w:trPr>
+        <w:tc>
+          <w:tcPr>
+            <w:tcW w:type="dxa" w:w="2200"/>
+            <w:tcBorders>
+              <w:top w:val="single" w:color="000000" w:sz="6"/>
+              <w:left w:val="single" w:color="000000" w:sz="6"/>
+              <w:bottom w:val="single" w:color="000000" w:sz="6"/>
+              <w:right w:val="single" w:color="000000" w:sz="6"/>
+            </w:tcBorders>
+            <w:tcMar>
+              <w:top w:type="dxa" w:w="80"/>
+              <w:left w:type="dxa" w:w="120"/>
+              <w:bottom w:type="dxa" w:w="80"/>
+              <w:right w:type="dxa" w:w="120"/>
+            </w:tcMar>
+          </w:tcPr>
+          <w:p>
+            <w:pPr>
+              <w:jc w:val="center"/>
+            </w:pPr>
+            <w:r>
+              <w:rPr>
+                <w:rFonts w:ascii="Times New Roman" w:cs="Times New Roman" w:eastAsia="Times New Roman" w:hAnsi="Times New Roman"/>
+                <w:b w:val="false"/>
+                <w:bCs w:val="false"/>
+                <w:sz w:val="22"/>
+                <w:szCs w:val="22"/>
+              </w:rPr>
+              <w:t xml:space="preserve">PWA / instalare locală</w:t>
+            </w:r>
+          </w:p>
+        </w:tc>
+        <w:tc>
+          <w:tcPr>
+            <w:tcW w:type="dxa" w:w="1320"/>
+            <w:tcBorders>
+              <w:top w:val="single" w:color="000000" w:sz="6"/>
+              <w:left w:val="single" w:color="000000" w:sz="6"/>
+              <w:bottom w:val="single" w:color="000000" w:sz="6"/>
+              <w:right w:val="single" w:color="000000" w:sz="6"/>
+            </w:tcBorders>
+            <w:tcMar>
+              <w:top w:type="dxa" w:w="80"/>
+              <w:left w:type="dxa" w:w="120"/>
+              <w:bottom w:type="dxa" w:w="80"/>
+              <w:right w:type="dxa" w:w="120"/>
+            </w:tcMar>
+          </w:tcPr>
+          <w:p>
+            <w:pPr>
+              <w:jc w:val="left"/>
+            </w:pPr>
+            <w:r>
+              <w:rPr>
+                <w:rFonts w:ascii="Times New Roman" w:cs="Times New Roman" w:eastAsia="Times New Roman" w:hAnsi="Times New Roman"/>
+                <w:b w:val="false"/>
+                <w:bCs w:val="false"/>
+                <w:sz w:val="22"/>
+                <w:szCs w:val="22"/>
+              </w:rPr>
+              <w:t xml:space="preserve">Da</w:t>
+            </w:r>
+          </w:p>
+        </w:tc>
+        <w:tc>
+          <w:tcPr>
+            <w:tcW w:type="dxa" w:w="1350"/>
+            <w:tcBorders>
+              <w:top w:val="single" w:color="000000" w:sz="6"/>
+              <w:left w:val="single" w:color="000000" w:sz="6"/>
+              <w:bottom w:val="single" w:color="000000" w:sz="6"/>
+              <w:right w:val="single" w:color="000000" w:sz="6"/>
+            </w:tcBorders>
+            <w:tcMar>
+              <w:top w:type="dxa" w:w="80"/>
+              <w:left w:type="dxa" w:w="120"/>
+              <w:bottom w:type="dxa" w:w="80"/>
+              <w:right w:type="dxa" w:w="120"/>
+            </w:tcMar>
+          </w:tcPr>
+          <w:p>
+            <w:pPr>
+              <w:jc w:val="left"/>
+            </w:pPr>
+            <w:r>
+              <w:rPr>
+                <w:rFonts w:ascii="Times New Roman" w:cs="Times New Roman" w:eastAsia="Times New Roman" w:hAnsi="Times New Roman"/>
+                <w:b w:val="false"/>
+                <w:bCs w:val="false"/>
+                <w:sz w:val="22"/>
+                <w:szCs w:val="22"/>
+              </w:rPr>
+              <w:t xml:space="preserve">Nu</w:t>
+            </w:r>
+          </w:p>
+        </w:tc>
+        <w:tc>
+          <w:tcPr>
+            <w:tcW w:type="dxa" w:w="1620"/>
+            <w:tcBorders>
+              <w:top w:val="single" w:color="000000" w:sz="6"/>
+              <w:left w:val="single" w:color="000000" w:sz="6"/>
+              <w:bottom w:val="single" w:color="000000" w:sz="6"/>
+              <w:right w:val="single" w:color="000000" w:sz="6"/>
+            </w:tcBorders>
+            <w:tcMar>
+              <w:top w:type="dxa" w:w="80"/>
+              <w:left w:type="dxa" w:w="120"/>
+              <w:bottom w:type="dxa" w:w="80"/>
+              <w:right w:type="dxa" w:w="120"/>
+            </w:tcMar>
+          </w:tcPr>
+          <w:p>
+            <w:pPr>
+              <w:jc w:val="left"/>
+            </w:pPr>
+            <w:r>
+              <w:rPr>
+                <w:rFonts w:ascii="Times New Roman" w:cs="Times New Roman" w:eastAsia="Times New Roman" w:hAnsi="Times New Roman"/>
+                <w:b w:val="false"/>
+                <w:bCs w:val="false"/>
+                <w:sz w:val="22"/>
+                <w:szCs w:val="22"/>
+              </w:rPr>
+              <w:t xml:space="preserve">Nu</w:t>
+            </w:r>
+          </w:p>
+        </w:tc>
+        <w:tc>
+          <w:tcPr>
+            <w:tcW w:type="dxa" w:w="1320"/>
+            <w:tcBorders>
+              <w:top w:val="single" w:color="000000" w:sz="6"/>
+              <w:left w:val="single" w:color="000000" w:sz="6"/>
+              <w:bottom w:val="single" w:color="000000" w:sz="6"/>
+              <w:right w:val="single" w:color="000000" w:sz="6"/>
+            </w:tcBorders>
+            <w:tcMar>
+              <w:top w:type="dxa" w:w="80"/>
+              <w:left w:type="dxa" w:w="120"/>
+              <w:bottom w:type="dxa" w:w="80"/>
+              <w:right w:type="dxa" w:w="120"/>
+            </w:tcMar>
+          </w:tcPr>
+          <w:p>
+            <w:pPr>
+              <w:jc w:val="left"/>
+            </w:pPr>
+            <w:r>
+              <w:rPr>
+                <w:rFonts w:ascii="Times New Roman" w:cs="Times New Roman" w:eastAsia="Times New Roman" w:hAnsi="Times New Roman"/>
+                <w:b w:val="false"/>
+                <w:bCs w:val="false"/>
+                <w:sz w:val="22"/>
+                <w:szCs w:val="22"/>
+              </w:rPr>
+              <w:t xml:space="preserve">Nu</w:t>
+            </w:r>
+          </w:p>
+        </w:tc>
+        <w:tc>
+          <w:tcPr>
+            <w:tcW w:type="dxa" w:w="1320"/>
+            <w:tcBorders>
+              <w:top w:val="single" w:color="000000" w:sz="6"/>
+              <w:left w:val="single" w:color="000000" w:sz="6"/>
+              <w:bottom w:val="single" w:color="000000" w:sz="6"/>
+              <w:right w:val="single" w:color="000000" w:sz="6"/>
+            </w:tcBorders>
+            <w:tcMar>
+              <w:top w:type="dxa" w:w="80"/>
+              <w:left w:type="dxa" w:w="120"/>
+              <w:bottom w:type="dxa" w:w="80"/>
+              <w:right w:type="dxa" w:w="120"/>
+            </w:tcMar>
+          </w:tcPr>
+          <w:p>
+            <w:pPr>
+              <w:jc w:val="left"/>
+            </w:pPr>
+            <w:r>
+              <w:rPr>
+                <w:rFonts w:ascii="Times New Roman" w:cs="Times New Roman" w:eastAsia="Times New Roman" w:hAnsi="Times New Roman"/>
+                <w:b w:val="false"/>
+                <w:bCs w:val="false"/>
+                <w:sz w:val="22"/>
+                <w:szCs w:val="22"/>
+              </w:rPr>
+              <w:t xml:space="preserve">Nu</w:t>
+            </w:r>
+          </w:p>
+        </w:tc>
+      </w:tr>
+      <w:tr>
+        <w:trPr>
+          <w:tblHeader w:val="false"/>
+        </w:trPr>
+        <w:tc>
+          <w:tcPr>
+            <w:tcW w:type="dxa" w:w="2200"/>
+            <w:tcBorders>
+              <w:top w:val="single" w:color="000000" w:sz="6"/>
+              <w:left w:val="single" w:color="000000" w:sz="6"/>
+              <w:bottom w:val="single" w:color="000000" w:sz="6"/>
+              <w:right w:val="single" w:color="000000" w:sz="6"/>
+            </w:tcBorders>
+            <w:tcMar>
+              <w:top w:type="dxa" w:w="80"/>
+              <w:left w:type="dxa" w:w="120"/>
+              <w:bottom w:type="dxa" w:w="80"/>
+              <w:right w:type="dxa" w:w="120"/>
+            </w:tcMar>
+          </w:tcPr>
+          <w:p>
+            <w:pPr>
+              <w:jc w:val="center"/>
+            </w:pPr>
+            <w:r>
+              <w:rPr>
+                <w:rFonts w:ascii="Times New Roman" w:cs="Times New Roman" w:eastAsia="Times New Roman" w:hAnsi="Times New Roman"/>
+                <w:b w:val="false"/>
+                <w:bCs w:val="false"/>
+                <w:sz w:val="22"/>
+                <w:szCs w:val="22"/>
+              </w:rPr>
+              <w:t xml:space="preserve">Limba română nativă</w:t>
+            </w:r>
+          </w:p>
+        </w:tc>
+        <w:tc>
+          <w:tcPr>
+            <w:tcW w:type="dxa" w:w="1320"/>
+            <w:tcBorders>
+              <w:top w:val="single" w:color="000000" w:sz="6"/>
+              <w:left w:val="single" w:color="000000" w:sz="6"/>
+              <w:bottom w:val="single" w:color="000000" w:sz="6"/>
+              <w:right w:val="single" w:color="000000" w:sz="6"/>
+            </w:tcBorders>
+            <w:tcMar>
+              <w:top w:type="dxa" w:w="80"/>
+              <w:left w:type="dxa" w:w="120"/>
+              <w:bottom w:type="dxa" w:w="80"/>
+              <w:right w:type="dxa" w:w="120"/>
+            </w:tcMar>
+          </w:tcPr>
+          <w:p>
+            <w:pPr>
+              <w:jc w:val="left"/>
+            </w:pPr>
+            <w:r>
+              <w:rPr>
+                <w:rFonts w:ascii="Times New Roman" w:cs="Times New Roman" w:eastAsia="Times New Roman" w:hAnsi="Times New Roman"/>
+                <w:b w:val="false"/>
+                <w:bCs w:val="false"/>
+                <w:sz w:val="22"/>
+                <w:szCs w:val="22"/>
+              </w:rPr>
+              <w:t xml:space="preserve">Da</w:t>
+            </w:r>
+          </w:p>
+        </w:tc>
+        <w:tc>
+          <w:tcPr>
+            <w:tcW w:type="dxa" w:w="1350"/>
+            <w:tcBorders>
+              <w:top w:val="single" w:color="000000" w:sz="6"/>
+              <w:left w:val="single" w:color="000000" w:sz="6"/>
+              <w:bottom w:val="single" w:color="000000" w:sz="6"/>
+              <w:right w:val="single" w:color="000000" w:sz="6"/>
+            </w:tcBorders>
+            <w:tcMar>
+              <w:top w:type="dxa" w:w="80"/>
+              <w:left w:type="dxa" w:w="120"/>
+              <w:bottom w:type="dxa" w:w="80"/>
+              <w:right w:type="dxa" w:w="120"/>
+            </w:tcMar>
+          </w:tcPr>
+          <w:p>
+            <w:pPr>
+              <w:jc w:val="left"/>
+            </w:pPr>
+            <w:r>
+              <w:rPr>
+                <w:rFonts w:ascii="Times New Roman" w:cs="Times New Roman" w:eastAsia="Times New Roman" w:hAnsi="Times New Roman"/>
+                <w:b w:val="false"/>
+                <w:bCs w:val="false"/>
+                <w:sz w:val="22"/>
+                <w:szCs w:val="22"/>
+              </w:rPr>
+              <w:t xml:space="preserve">Engleză + traduceri</w:t>
+            </w:r>
+          </w:p>
+        </w:tc>
+        <w:tc>
+          <w:tcPr>
+            <w:tcW w:type="dxa" w:w="1620"/>
+            <w:tcBorders>
+              <w:top w:val="single" w:color="000000" w:sz="6"/>
+              <w:left w:val="single" w:color="000000" w:sz="6"/>
+              <w:bottom w:val="single" w:color="000000" w:sz="6"/>
+              <w:right w:val="single" w:color="000000" w:sz="6"/>
+            </w:tcBorders>
+            <w:tcMar>
+              <w:top w:type="dxa" w:w="80"/>
+              <w:left w:type="dxa" w:w="120"/>
+              <w:bottom w:type="dxa" w:w="80"/>
+              <w:right w:type="dxa" w:w="120"/>
+            </w:tcMar>
+          </w:tcPr>
+          <w:p>
+            <w:pPr>
+              <w:jc w:val="left"/>
+            </w:pPr>
+            <w:r>
+              <w:rPr>
+                <w:rFonts w:ascii="Times New Roman" w:cs="Times New Roman" w:eastAsia="Times New Roman" w:hAnsi="Times New Roman"/>
+                <w:b w:val="false"/>
+                <w:bCs w:val="false"/>
+                <w:sz w:val="22"/>
+                <w:szCs w:val="22"/>
+              </w:rPr>
+              <w:t xml:space="preserve">Engleză</w:t>
+            </w:r>
+          </w:p>
+        </w:tc>
+        <w:tc>
+          <w:tcPr>
+            <w:tcW w:type="dxa" w:w="1320"/>
+            <w:tcBorders>
+              <w:top w:val="single" w:color="000000" w:sz="6"/>
+              <w:left w:val="single" w:color="000000" w:sz="6"/>
+              <w:bottom w:val="single" w:color="000000" w:sz="6"/>
+              <w:right w:val="single" w:color="000000" w:sz="6"/>
+            </w:tcBorders>
+            <w:tcMar>
+              <w:top w:type="dxa" w:w="80"/>
+              <w:left w:type="dxa" w:w="120"/>
+              <w:bottom w:type="dxa" w:w="80"/>
+              <w:right w:type="dxa" w:w="120"/>
+            </w:tcMar>
+          </w:tcPr>
+          <w:p>
+            <w:pPr>
+              <w:jc w:val="left"/>
+            </w:pPr>
+            <w:r>
+              <w:rPr>
+                <w:rFonts w:ascii="Times New Roman" w:cs="Times New Roman" w:eastAsia="Times New Roman" w:hAnsi="Times New Roman"/>
+                <w:b w:val="false"/>
+                <w:bCs w:val="false"/>
+                <w:sz w:val="22"/>
+                <w:szCs w:val="22"/>
+              </w:rPr>
+              <w:t xml:space="preserve">Engleză</w:t>
+            </w:r>
+          </w:p>
+        </w:tc>
+        <w:tc>
+          <w:tcPr>
+            <w:tcW w:type="dxa" w:w="1320"/>
+            <w:tcBorders>
+              <w:top w:val="single" w:color="000000" w:sz="6"/>
+              <w:left w:val="single" w:color="000000" w:sz="6"/>
+              <w:bottom w:val="single" w:color="000000" w:sz="6"/>
+              <w:right w:val="single" w:color="000000" w:sz="6"/>
+            </w:tcBorders>
+            <w:tcMar>
+              <w:top w:type="dxa" w:w="80"/>
+              <w:left w:type="dxa" w:w="120"/>
+              <w:bottom w:type="dxa" w:w="80"/>
+              <w:right w:type="dxa" w:w="120"/>
+            </w:tcMar>
+          </w:tcPr>
+          <w:p>
+            <w:pPr>
+              <w:jc w:val="left"/>
+            </w:pPr>
+            <w:r>
+              <w:rPr>
+                <w:rFonts w:ascii="Times New Roman" w:cs="Times New Roman" w:eastAsia="Times New Roman" w:hAnsi="Times New Roman"/>
+                <w:b w:val="false"/>
+                <w:bCs w:val="false"/>
+                <w:sz w:val="22"/>
+                <w:szCs w:val="22"/>
+              </w:rPr>
+              <w:t xml:space="preserve">Engleză</w:t>
+            </w:r>
+          </w:p>
+        </w:tc>
+      </w:tr>
+      <w:tr>
+        <w:trPr>
+          <w:tblHeader w:val="false"/>
+        </w:trPr>
+        <w:tc>
+          <w:tcPr>
+            <w:tcW w:type="dxa" w:w="2200"/>
+            <w:tcBorders>
+              <w:top w:val="single" w:color="000000" w:sz="6"/>
+              <w:left w:val="single" w:color="000000" w:sz="6"/>
+              <w:bottom w:val="single" w:color="000000" w:sz="6"/>
+              <w:right w:val="single" w:color="000000" w:sz="6"/>
+            </w:tcBorders>
+            <w:tcMar>
+              <w:top w:type="dxa" w:w="80"/>
+              <w:left w:type="dxa" w:w="120"/>
+              <w:bottom w:type="dxa" w:w="80"/>
+              <w:right w:type="dxa" w:w="120"/>
+            </w:tcMar>
+          </w:tcPr>
+          <w:p>
+            <w:pPr>
+              <w:jc w:val="center"/>
+            </w:pPr>
+            <w:r>
+              <w:rPr>
+                <w:rFonts w:ascii="Times New Roman" w:cs="Times New Roman" w:eastAsia="Times New Roman" w:hAnsi="Times New Roman"/>
+                <w:b w:val="false"/>
+                <w:bCs w:val="false"/>
+                <w:sz w:val="22"/>
+                <w:szCs w:val="22"/>
+              </w:rPr>
+              <w:t xml:space="preserve">Open-source / customizabil</w:t>
+            </w:r>
+          </w:p>
+        </w:tc>
+        <w:tc>
+          <w:tcPr>
+            <w:tcW w:type="dxa" w:w="1320"/>
+            <w:tcBorders>
+              <w:top w:val="single" w:color="000000" w:sz="6"/>
+              <w:left w:val="single" w:color="000000" w:sz="6"/>
+              <w:bottom w:val="single" w:color="000000" w:sz="6"/>
+              <w:right w:val="single" w:color="000000" w:sz="6"/>
+            </w:tcBorders>
+            <w:tcMar>
+              <w:top w:type="dxa" w:w="80"/>
+              <w:left w:type="dxa" w:w="120"/>
+              <w:bottom w:type="dxa" w:w="80"/>
+              <w:right w:type="dxa" w:w="120"/>
+            </w:tcMar>
+          </w:tcPr>
+          <w:p>
+            <w:pPr>
+              <w:jc w:val="left"/>
+            </w:pPr>
+            <w:r>
+              <w:rPr>
+                <w:rFonts w:ascii="Times New Roman" w:cs="Times New Roman" w:eastAsia="Times New Roman" w:hAnsi="Times New Roman"/>
+                <w:b w:val="false"/>
+                <w:bCs w:val="false"/>
+                <w:sz w:val="22"/>
+                <w:szCs w:val="22"/>
+              </w:rPr>
+              <w:t xml:space="preserve">Da</w:t>
+            </w:r>
+          </w:p>
+        </w:tc>
+        <w:tc>
+          <w:tcPr>
+            <w:tcW w:type="dxa" w:w="1350"/>
+            <w:tcBorders>
+              <w:top w:val="single" w:color="000000" w:sz="6"/>
+              <w:left w:val="single" w:color="000000" w:sz="6"/>
+              <w:bottom w:val="single" w:color="000000" w:sz="6"/>
+              <w:right w:val="single" w:color="000000" w:sz="6"/>
+            </w:tcBorders>
+            <w:tcMar>
+              <w:top w:type="dxa" w:w="80"/>
+              <w:left w:type="dxa" w:w="120"/>
+              <w:bottom w:type="dxa" w:w="80"/>
+              <w:right w:type="dxa" w:w="120"/>
+            </w:tcMar>
+          </w:tcPr>
+          <w:p>
+            <w:pPr>
+              <w:jc w:val="left"/>
+            </w:pPr>
+            <w:r>
+              <w:rPr>
+                <w:rFonts w:ascii="Times New Roman" w:cs="Times New Roman" w:eastAsia="Times New Roman" w:hAnsi="Times New Roman"/>
+                <w:b w:val="false"/>
+                <w:bCs w:val="false"/>
+                <w:sz w:val="22"/>
+                <w:szCs w:val="22"/>
+              </w:rPr>
+              <w:t xml:space="preserve">Nu (sursă închisă)</w:t>
+            </w:r>
+          </w:p>
+        </w:tc>
+        <w:tc>
+          <w:tcPr>
+            <w:tcW w:type="dxa" w:w="1620"/>
+            <w:tcBorders>
+              <w:top w:val="single" w:color="000000" w:sz="6"/>
+              <w:left w:val="single" w:color="000000" w:sz="6"/>
+              <w:bottom w:val="single" w:color="000000" w:sz="6"/>
+              <w:right w:val="single" w:color="000000" w:sz="6"/>
+            </w:tcBorders>
+            <w:tcMar>
+              <w:top w:type="dxa" w:w="80"/>
+              <w:left w:type="dxa" w:w="120"/>
+              <w:bottom w:type="dxa" w:w="80"/>
+              <w:right w:type="dxa" w:w="120"/>
+            </w:tcMar>
+          </w:tcPr>
+          <w:p>
+            <w:pPr>
+              <w:jc w:val="left"/>
+            </w:pPr>
+            <w:r>
+              <w:rPr>
+                <w:rFonts w:ascii="Times New Roman" w:cs="Times New Roman" w:eastAsia="Times New Roman" w:hAnsi="Times New Roman"/>
+                <w:b w:val="false"/>
+                <w:bCs w:val="false"/>
+                <w:sz w:val="22"/>
+                <w:szCs w:val="22"/>
+              </w:rPr>
+              <w:t xml:space="preserve">Da</w:t>
+            </w:r>
+          </w:p>
+        </w:tc>
+        <w:tc>
+          <w:tcPr>
+            <w:tcW w:type="dxa" w:w="1320"/>
+            <w:tcBorders>
+              <w:top w:val="single" w:color="000000" w:sz="6"/>
+              <w:left w:val="single" w:color="000000" w:sz="6"/>
+              <w:bottom w:val="single" w:color="000000" w:sz="6"/>
+              <w:right w:val="single" w:color="000000" w:sz="6"/>
+            </w:tcBorders>
+            <w:tcMar>
+              <w:top w:type="dxa" w:w="80"/>
+              <w:left w:type="dxa" w:w="120"/>
+              <w:bottom w:type="dxa" w:w="80"/>
+              <w:right w:type="dxa" w:w="120"/>
+            </w:tcMar>
+          </w:tcPr>
+          <w:p>
+            <w:pPr>
+              <w:jc w:val="left"/>
+            </w:pPr>
+            <w:r>
+              <w:rPr>
+                <w:rFonts w:ascii="Times New Roman" w:cs="Times New Roman" w:eastAsia="Times New Roman" w:hAnsi="Times New Roman"/>
+                <w:b w:val="false"/>
+                <w:bCs w:val="false"/>
+                <w:sz w:val="22"/>
+                <w:szCs w:val="22"/>
+              </w:rPr>
+              <w:t xml:space="preserve">Nu</w:t>
+            </w:r>
+          </w:p>
+        </w:tc>
+        <w:tc>
+          <w:tcPr>
+            <w:tcW w:type="dxa" w:w="1320"/>
+            <w:tcBorders>
+              <w:top w:val="single" w:color="000000" w:sz="6"/>
+              <w:left w:val="single" w:color="000000" w:sz="6"/>
+              <w:bottom w:val="single" w:color="000000" w:sz="6"/>
+              <w:right w:val="single" w:color="000000" w:sz="6"/>
+            </w:tcBorders>
+            <w:tcMar>
+              <w:top w:type="dxa" w:w="80"/>
+              <w:left w:type="dxa" w:w="120"/>
+              <w:bottom w:type="dxa" w:w="80"/>
+              <w:right w:type="dxa" w:w="120"/>
+            </w:tcMar>
+          </w:tcPr>
+          <w:p>
+            <w:pPr>
+              <w:jc w:val="left"/>
+            </w:pPr>
+            <w:r>
+              <w:rPr>
+                <w:rFonts w:ascii="Times New Roman" w:cs="Times New Roman" w:eastAsia="Times New Roman" w:hAnsi="Times New Roman"/>
+                <w:b w:val="false"/>
+                <w:bCs w:val="false"/>
+                <w:sz w:val="22"/>
+                <w:szCs w:val="22"/>
+              </w:rPr>
+              <w:t xml:space="preserve">Nu</w:t>
+            </w:r>
+          </w:p>
+        </w:tc>
+      </w:tr>
+      <w:tr>
+        <w:trPr>
+          <w:tblHeader w:val="false"/>
+        </w:trPr>
+        <w:tc>
+          <w:tcPr>
+            <w:tcW w:type="dxa" w:w="2200"/>
+            <w:tcBorders>
+              <w:top w:val="single" w:color="000000" w:sz="6"/>
+              <w:left w:val="single" w:color="000000" w:sz="6"/>
+              <w:bottom w:val="single" w:color="000000" w:sz="6"/>
+              <w:right w:val="single" w:color="000000" w:sz="6"/>
+            </w:tcBorders>
+            <w:tcMar>
+              <w:top w:type="dxa" w:w="80"/>
+              <w:left w:type="dxa" w:w="120"/>
+              <w:bottom w:type="dxa" w:w="80"/>
+              <w:right w:type="dxa" w:w="120"/>
+            </w:tcMar>
+          </w:tcPr>
+          <w:p>
+            <w:pPr>
+              <w:jc w:val="center"/>
+            </w:pPr>
+            <w:r>
+              <w:rPr>
+                <w:rFonts w:ascii="Times New Roman" w:cs="Times New Roman" w:eastAsia="Times New Roman" w:hAnsi="Times New Roman"/>
+                <w:b w:val="false"/>
+                <w:bCs w:val="false"/>
+                <w:sz w:val="22"/>
+                <w:szCs w:val="22"/>
+              </w:rPr>
+              <w:t xml:space="preserve">Acoperire algoritmi sortare</w:t>
+            </w:r>
+          </w:p>
+        </w:tc>
+        <w:tc>
+          <w:tcPr>
+            <w:tcW w:type="dxa" w:w="1320"/>
+            <w:tcBorders>
+              <w:top w:val="single" w:color="000000" w:sz="6"/>
+              <w:left w:val="single" w:color="000000" w:sz="6"/>
+              <w:bottom w:val="single" w:color="000000" w:sz="6"/>
+              <w:right w:val="single" w:color="000000" w:sz="6"/>
+            </w:tcBorders>
+            <w:tcMar>
+              <w:top w:type="dxa" w:w="80"/>
+              <w:left w:type="dxa" w:w="120"/>
+              <w:bottom w:type="dxa" w:w="80"/>
+              <w:right w:type="dxa" w:w="120"/>
+            </w:tcMar>
+          </w:tcPr>
+          <w:p>
+            <w:pPr>
+              <w:jc w:val="left"/>
+            </w:pPr>
+            <w:r>
+              <w:rPr>
+                <w:rFonts w:ascii="Times New Roman" w:cs="Times New Roman" w:eastAsia="Times New Roman" w:hAnsi="Times New Roman"/>
+                <w:b w:val="false"/>
+                <w:bCs w:val="false"/>
+                <w:sz w:val="22"/>
+                <w:szCs w:val="22"/>
+              </w:rPr>
+              <w:t xml:space="preserve">6</w:t>
+            </w:r>
+          </w:p>
+        </w:tc>
+        <w:tc>
+          <w:tcPr>
+            <w:tcW w:type="dxa" w:w="1350"/>
+            <w:tcBorders>
+              <w:top w:val="single" w:color="000000" w:sz="6"/>
+              <w:left w:val="single" w:color="000000" w:sz="6"/>
+              <w:bottom w:val="single" w:color="000000" w:sz="6"/>
+              <w:right w:val="single" w:color="000000" w:sz="6"/>
+            </w:tcBorders>
+            <w:tcMar>
+              <w:top w:type="dxa" w:w="80"/>
+              <w:left w:type="dxa" w:w="120"/>
+              <w:bottom w:type="dxa" w:w="80"/>
+              <w:right w:type="dxa" w:w="120"/>
+            </w:tcMar>
+          </w:tcPr>
+          <w:p>
+            <w:pPr>
+              <w:jc w:val="left"/>
+            </w:pPr>
+            <w:r>
+              <w:rPr>
+                <w:rFonts w:ascii="Times New Roman" w:cs="Times New Roman" w:eastAsia="Times New Roman" w:hAnsi="Times New Roman"/>
+                <w:b w:val="false"/>
+                <w:bCs w:val="false"/>
+                <w:sz w:val="22"/>
+                <w:szCs w:val="22"/>
+              </w:rPr>
+              <w:t xml:space="preserve">12+</w:t>
+            </w:r>
+          </w:p>
+        </w:tc>
+        <w:tc>
+          <w:tcPr>
+            <w:tcW w:type="dxa" w:w="1620"/>
+            <w:tcBorders>
+              <w:top w:val="single" w:color="000000" w:sz="6"/>
+              <w:left w:val="single" w:color="000000" w:sz="6"/>
+              <w:bottom w:val="single" w:color="000000" w:sz="6"/>
+              <w:right w:val="single" w:color="000000" w:sz="6"/>
+            </w:tcBorders>
+            <w:tcMar>
+              <w:top w:type="dxa" w:w="80"/>
+              <w:left w:type="dxa" w:w="120"/>
+              <w:bottom w:type="dxa" w:w="80"/>
+              <w:right w:type="dxa" w:w="120"/>
+            </w:tcMar>
+          </w:tcPr>
+          <w:p>
+            <w:pPr>
+              <w:jc w:val="left"/>
+            </w:pPr>
+            <w:r>
+              <w:rPr>
+                <w:rFonts w:ascii="Times New Roman" w:cs="Times New Roman" w:eastAsia="Times New Roman" w:hAnsi="Times New Roman"/>
+                <w:b w:val="false"/>
+                <w:bCs w:val="false"/>
+                <w:sz w:val="22"/>
+                <w:szCs w:val="22"/>
+              </w:rPr>
+              <w:t xml:space="preserve">10+</w:t>
+            </w:r>
+          </w:p>
+        </w:tc>
+        <w:tc>
+          <w:tcPr>
+            <w:tcW w:type="dxa" w:w="1320"/>
+            <w:tcBorders>
+              <w:top w:val="single" w:color="000000" w:sz="6"/>
+              <w:left w:val="single" w:color="000000" w:sz="6"/>
+              <w:bottom w:val="single" w:color="000000" w:sz="6"/>
+              <w:right w:val="single" w:color="000000" w:sz="6"/>
+            </w:tcBorders>
+            <w:tcMar>
+              <w:top w:type="dxa" w:w="80"/>
+              <w:left w:type="dxa" w:w="120"/>
+              <w:bottom w:type="dxa" w:w="80"/>
+              <w:right w:type="dxa" w:w="120"/>
+            </w:tcMar>
+          </w:tcPr>
+          <w:p>
+            <w:pPr>
+              <w:jc w:val="left"/>
+            </w:pPr>
+            <w:r>
+              <w:rPr>
+                <w:rFonts w:ascii="Times New Roman" w:cs="Times New Roman" w:eastAsia="Times New Roman" w:hAnsi="Times New Roman"/>
+                <w:b w:val="false"/>
+                <w:bCs w:val="false"/>
+                <w:sz w:val="22"/>
+                <w:szCs w:val="22"/>
+              </w:rPr>
+              <w:t xml:space="preserve">Toți (text)</w:t>
+            </w:r>
+          </w:p>
+        </w:tc>
+        <w:tc>
+          <w:tcPr>
+            <w:tcW w:type="dxa" w:w="1320"/>
+            <w:tcBorders>
+              <w:top w:val="single" w:color="000000" w:sz="6"/>
+              <w:left w:val="single" w:color="000000" w:sz="6"/>
+              <w:bottom w:val="single" w:color="000000" w:sz="6"/>
+              <w:right w:val="single" w:color="000000" w:sz="6"/>
+            </w:tcBorders>
+            <w:tcMar>
+              <w:top w:type="dxa" w:w="80"/>
+              <w:left w:type="dxa" w:w="120"/>
+              <w:bottom w:type="dxa" w:w="80"/>
+              <w:right w:type="dxa" w:w="120"/>
+            </w:tcMar>
+          </w:tcPr>
+          <w:p>
+            <w:pPr>
+              <w:jc w:val="left"/>
+            </w:pPr>
+            <w:r>
+              <w:rPr>
+                <w:rFonts w:ascii="Times New Roman" w:cs="Times New Roman" w:eastAsia="Times New Roman" w:hAnsi="Times New Roman"/>
+                <w:b w:val="false"/>
+                <w:bCs w:val="false"/>
+                <w:sz w:val="22"/>
+                <w:szCs w:val="22"/>
+              </w:rPr>
+              <w:t xml:space="preserve">5</w:t>
+            </w:r>
+          </w:p>
+        </w:tc>
+      </w:tr>
+      <w:tr>
+        <w:trPr>
+          <w:tblHeader w:val="false"/>
+        </w:trPr>
+        <w:tc>
+          <w:tcPr>
+            <w:tcW w:type="dxa" w:w="2200"/>
+            <w:tcBorders>
+              <w:top w:val="single" w:color="000000" w:sz="6"/>
+              <w:left w:val="single" w:color="000000" w:sz="6"/>
+              <w:bottom w:val="single" w:color="000000" w:sz="6"/>
+              <w:right w:val="single" w:color="000000" w:sz="6"/>
+            </w:tcBorders>
+            <w:tcMar>
+              <w:top w:type="dxa" w:w="80"/>
+              <w:left w:type="dxa" w:w="120"/>
+              <w:bottom w:type="dxa" w:w="80"/>
+              <w:right w:type="dxa" w:w="120"/>
+            </w:tcMar>
+          </w:tcPr>
+          <w:p>
+            <w:pPr>
+              <w:jc w:val="center"/>
+            </w:pPr>
+            <w:r>
+              <w:rPr>
+                <w:rFonts w:ascii="Times New Roman" w:cs="Times New Roman" w:eastAsia="Times New Roman" w:hAnsi="Times New Roman"/>
+                <w:b w:val="false"/>
+                <w:bCs w:val="false"/>
+                <w:sz w:val="22"/>
+                <w:szCs w:val="22"/>
+              </w:rPr>
+              <w:t xml:space="preserve">Acoperire grafuri / arbori</w:t>
+            </w:r>
+          </w:p>
+        </w:tc>
+        <w:tc>
+          <w:tcPr>
+            <w:tcW w:type="dxa" w:w="1320"/>
+            <w:tcBorders>
+              <w:top w:val="single" w:color="000000" w:sz="6"/>
+              <w:left w:val="single" w:color="000000" w:sz="6"/>
+              <w:bottom w:val="single" w:color="000000" w:sz="6"/>
+              <w:right w:val="single" w:color="000000" w:sz="6"/>
+            </w:tcBorders>
+            <w:tcMar>
+              <w:top w:type="dxa" w:w="80"/>
+              <w:left w:type="dxa" w:w="120"/>
+              <w:bottom w:type="dxa" w:w="80"/>
+              <w:right w:type="dxa" w:w="120"/>
+            </w:tcMar>
+          </w:tcPr>
+          <w:p>
+            <w:pPr>
+              <w:jc w:val="left"/>
+            </w:pPr>
+            <w:r>
+              <w:rPr>
+                <w:rFonts w:ascii="Times New Roman" w:cs="Times New Roman" w:eastAsia="Times New Roman" w:hAnsi="Times New Roman"/>
+                <w:b w:val="false"/>
+                <w:bCs w:val="false"/>
+                <w:sz w:val="22"/>
+                <w:szCs w:val="22"/>
+              </w:rPr>
+              <w:t xml:space="preserve">Nu (în roadmap)</w:t>
+            </w:r>
+          </w:p>
+        </w:tc>
+        <w:tc>
+          <w:tcPr>
+            <w:tcW w:type="dxa" w:w="1350"/>
+            <w:tcBorders>
+              <w:top w:val="single" w:color="000000" w:sz="6"/>
+              <w:left w:val="single" w:color="000000" w:sz="6"/>
+              <w:bottom w:val="single" w:color="000000" w:sz="6"/>
+              <w:right w:val="single" w:color="000000" w:sz="6"/>
+            </w:tcBorders>
+            <w:tcMar>
+              <w:top w:type="dxa" w:w="80"/>
+              <w:left w:type="dxa" w:w="120"/>
+              <w:bottom w:type="dxa" w:w="80"/>
+              <w:right w:type="dxa" w:w="120"/>
+            </w:tcMar>
+          </w:tcPr>
+          <w:p>
+            <w:pPr>
+              <w:jc w:val="left"/>
+            </w:pPr>
+            <w:r>
+              <w:rPr>
+                <w:rFonts w:ascii="Times New Roman" w:cs="Times New Roman" w:eastAsia="Times New Roman" w:hAnsi="Times New Roman"/>
+                <w:b w:val="false"/>
+                <w:bCs w:val="false"/>
+                <w:sz w:val="22"/>
+                <w:szCs w:val="22"/>
+              </w:rPr>
+              <w:t xml:space="preserve">Da (extins)</w:t>
+            </w:r>
+          </w:p>
+        </w:tc>
+        <w:tc>
+          <w:tcPr>
+            <w:tcW w:type="dxa" w:w="1620"/>
+            <w:tcBorders>
+              <w:top w:val="single" w:color="000000" w:sz="6"/>
+              <w:left w:val="single" w:color="000000" w:sz="6"/>
+              <w:bottom w:val="single" w:color="000000" w:sz="6"/>
+              <w:right w:val="single" w:color="000000" w:sz="6"/>
+            </w:tcBorders>
+            <w:tcMar>
+              <w:top w:type="dxa" w:w="80"/>
+              <w:left w:type="dxa" w:w="120"/>
+              <w:bottom w:type="dxa" w:w="80"/>
+              <w:right w:type="dxa" w:w="120"/>
+            </w:tcMar>
+          </w:tcPr>
+          <w:p>
+            <w:pPr>
+              <w:jc w:val="left"/>
+            </w:pPr>
+            <w:r>
+              <w:rPr>
+                <w:rFonts w:ascii="Times New Roman" w:cs="Times New Roman" w:eastAsia="Times New Roman" w:hAnsi="Times New Roman"/>
+                <w:b w:val="false"/>
+                <w:bCs w:val="false"/>
+                <w:sz w:val="22"/>
+                <w:szCs w:val="22"/>
+              </w:rPr>
+              <w:t xml:space="preserve">Da</w:t>
+            </w:r>
+          </w:p>
+        </w:tc>
+        <w:tc>
+          <w:tcPr>
+            <w:tcW w:type="dxa" w:w="1320"/>
+            <w:tcBorders>
+              <w:top w:val="single" w:color="000000" w:sz="6"/>
+              <w:left w:val="single" w:color="000000" w:sz="6"/>
+              <w:bottom w:val="single" w:color="000000" w:sz="6"/>
+              <w:right w:val="single" w:color="000000" w:sz="6"/>
+            </w:tcBorders>
+            <w:tcMar>
+              <w:top w:type="dxa" w:w="80"/>
+              <w:left w:type="dxa" w:w="120"/>
+              <w:bottom w:type="dxa" w:w="80"/>
+              <w:right w:type="dxa" w:w="120"/>
+            </w:tcMar>
+          </w:tcPr>
+          <w:p>
+            <w:pPr>
+              <w:jc w:val="left"/>
+            </w:pPr>
+            <w:r>
+              <w:rPr>
+                <w:rFonts w:ascii="Times New Roman" w:cs="Times New Roman" w:eastAsia="Times New Roman" w:hAnsi="Times New Roman"/>
+                <w:b w:val="false"/>
+                <w:bCs w:val="false"/>
+                <w:sz w:val="22"/>
+                <w:szCs w:val="22"/>
+              </w:rPr>
+              <w:t xml:space="preserve">Da (text)</w:t>
+            </w:r>
+          </w:p>
+        </w:tc>
+        <w:tc>
+          <w:tcPr>
+            <w:tcW w:type="dxa" w:w="1320"/>
+            <w:tcBorders>
+              <w:top w:val="single" w:color="000000" w:sz="6"/>
+              <w:left w:val="single" w:color="000000" w:sz="6"/>
+              <w:bottom w:val="single" w:color="000000" w:sz="6"/>
+              <w:right w:val="single" w:color="000000" w:sz="6"/>
+            </w:tcBorders>
+            <w:tcMar>
+              <w:top w:type="dxa" w:w="80"/>
+              <w:left w:type="dxa" w:w="120"/>
+              <w:bottom w:type="dxa" w:w="80"/>
+              <w:right w:type="dxa" w:w="120"/>
+            </w:tcMar>
+          </w:tcPr>
+          <w:p>
+            <w:pPr>
+              <w:jc w:val="left"/>
+            </w:pPr>
+            <w:r>
+              <w:rPr>
+                <w:rFonts w:ascii="Times New Roman" w:cs="Times New Roman" w:eastAsia="Times New Roman" w:hAnsi="Times New Roman"/>
+                <w:b w:val="false"/>
+                <w:bCs w:val="false"/>
+                <w:sz w:val="22"/>
+                <w:szCs w:val="22"/>
+              </w:rPr>
+              <w:t xml:space="preserve">Limitat</w:t>
+            </w:r>
+          </w:p>
+        </w:tc>
+      </w:tr>
+    </w:tbl>
+    <w:p>
+      <w:pPr>
+        <w:spacing w:after="120"/>
+      </w:pPr>
+    </w:p>
+    <w:p>
+      <w:pPr>
+        <w:spacing w:after="120" w:before="240"/>
+        <w:jc w:val="left"/>
+      </w:pPr>
+      <w:r>
+        <w:rPr>
+          <w:rFonts w:ascii="Times New Roman" w:cs="Times New Roman" w:eastAsia="Times New Roman" w:hAnsi="Times New Roman"/>
+          <w:b/>
+          <w:bCs/>
+          <w:i/>
+          <w:iCs/>
+          <w:sz w:val="24"/>
+          <w:szCs w:val="24"/>
+        </w:rPr>
+        <w:t xml:space="preserve">8.1. Diferențiatori cheie ai SImp</w:t>
+      </w:r>
+    </w:p>
+    <w:p>
+      <w:pPr>
+        <w:spacing w:after="120" w:line="312"/>
+        <w:ind w:firstLine="360"/>
+        <w:jc w:val="both"/>
+      </w:pPr>
+      <w:r>
+        <w:rPr>
+          <w:rFonts w:ascii="Times New Roman" w:cs="Times New Roman" w:eastAsia="Times New Roman" w:hAnsi="Times New Roman"/>
+          <w:sz w:val="24"/>
+          <w:szCs w:val="24"/>
+        </w:rPr>
+        <w:t xml:space="preserve">Trei diferențiatori principali fac SImp unic în acest peisaj. Primul este integrarea AI personalizată: niciuna dintre platformele comparate nu oferă un asistent conversațional în limbaj natural care să ghideze studentul prin concepte sau să dea feedback pe codul scris. Al doilea este combinația dintre vizualizare interactivă, cod sursă, evaluare automată și gamification în aceeași interfață, fără context-switching. Al treilea este suportul nativ pentru limba română, esențial pentru studenții din primii ani care întâmpină bariere lingvistice cu materialul în engleză.</w:t>
+      </w:r>
+    </w:p>
+    <w:p>
+      <w:pPr>
+        <w:spacing w:after="120" w:before="240"/>
+        <w:jc w:val="left"/>
+      </w:pPr>
+      <w:r>
+        <w:rPr>
+          <w:rFonts w:ascii="Times New Roman" w:cs="Times New Roman" w:eastAsia="Times New Roman" w:hAnsi="Times New Roman"/>
+          <w:b/>
+          <w:bCs/>
+          <w:i/>
+          <w:iCs/>
+          <w:sz w:val="24"/>
+          <w:szCs w:val="24"/>
+        </w:rPr>
+        <w:t xml:space="preserve">8.2. Limitări actuale</w:t>
+      </w:r>
+    </w:p>
+    <w:p>
+      <w:pPr>
+        <w:spacing w:after="120" w:line="312"/>
+        <w:ind w:firstLine="360"/>
+        <w:jc w:val="both"/>
+      </w:pPr>
+      <w:r>
+        <w:rPr>
+          <w:rFonts w:ascii="Times New Roman" w:cs="Times New Roman" w:eastAsia="Times New Roman" w:hAnsi="Times New Roman"/>
+          <w:sz w:val="24"/>
+          <w:szCs w:val="24"/>
+        </w:rPr>
+        <w:t xml:space="preserve">SImp acoperă în prezent doar algoritmi de sortare (6 metode) și capitole introductive de recursivitate, backtracking, greedy și divide et impera. Spre deosebire de VisuAlgo, care include algoritmi pe grafuri (Dijkstra, BFS, DFS), structuri arborescente (BST, AVL, Red-Black) și algoritmi avansați (Tarjan, Hopcroft-Karp), SImp este focalizat pe nivelul introductiv. Această limitare este intenționată pentru momentul actual și face parte din roadmap-ul de extindere viitoare.</w:t>
+      </w:r>
+    </w:p>
+    <w:p>
+      <w:pPr>
+        <w:spacing w:after="200" w:before="360"/>
+        <w:jc w:val="left"/>
+      </w:pPr>
+      <w:r>
+        <w:rPr>
+          <w:rFonts w:ascii="Times New Roman" w:cs="Times New Roman" w:eastAsia="Times New Roman" w:hAnsi="Times New Roman"/>
+          <w:b/>
+          <w:bCs/>
+          <w:sz w:val="26"/>
+          <w:szCs w:val="26"/>
+        </w:rPr>
+        <w:t xml:space="preserve">9. INTERFAȚA UTILIZATOR</w:t>
+      </w:r>
+    </w:p>
+    <w:p>
+      <w:pPr>
+        <w:spacing w:after="120" w:line="312"/>
+        <w:ind w:firstLine="360"/>
+        <w:jc w:val="both"/>
+      </w:pPr>
+      <w:r>
+        <w:rPr>
+          <w:rFonts w:ascii="Times New Roman" w:cs="Times New Roman" w:eastAsia="Times New Roman" w:hAnsi="Times New Roman"/>
+          <w:sz w:val="24"/>
+          <w:szCs w:val="24"/>
+        </w:rPr>
+        <w:t xml:space="preserve">Interfața SImp este construită pe un sistem de tokeni de design implementați ca variabile CSS (culori, raze de colț, spațieri, tipografie). Layout-ul folosește un grid de tip </w:t>
+      </w:r>
+      <w:r>
+        <w:rPr>
+          <w:rFonts w:ascii="Times New Roman" w:cs="Times New Roman" w:eastAsia="Times New Roman" w:hAnsi="Times New Roman"/>
+          <w:i/>
+          <w:iCs/>
+          <w:sz w:val="24"/>
+          <w:szCs w:val="24"/>
+        </w:rPr>
+        <w:t xml:space="preserve">bento</w:t>
+      </w:r>
+      <w:r>
+        <w:rPr>
+          <w:rFonts w:ascii="Times New Roman" w:cs="Times New Roman" w:eastAsia="Times New Roman" w:hAnsi="Times New Roman"/>
+          <w:sz w:val="24"/>
+          <w:szCs w:val="24"/>
+        </w:rPr>
+        <w:t xml:space="preserve"> cu carduri colorate distinct pentru fiecare algoritm. Tema este responsivă, suportă mod light/dark prin schimbarea valorilor variabilelor la nivel de </w:t>
+      </w:r>
+      <w:r>
+        <w:rPr>
+          <w:rFonts w:ascii="Times New Roman" w:cs="Times New Roman" w:eastAsia="Times New Roman" w:hAnsi="Times New Roman"/>
+          <w:i/>
+          <w:iCs/>
+          <w:sz w:val="24"/>
+          <w:szCs w:val="24"/>
+        </w:rPr>
+        <w:t xml:space="preserve">:root</w:t>
+      </w:r>
+      <w:r>
+        <w:rPr>
+          <w:rFonts w:ascii="Times New Roman" w:cs="Times New Roman" w:eastAsia="Times New Roman" w:hAnsi="Times New Roman"/>
+          <w:sz w:val="24"/>
+          <w:szCs w:val="24"/>
+        </w:rPr>
+        <w:t xml:space="preserve">, și include un meniu hamburger pentru ecrane sub 768px. Pe pagina de profil utilizatorul vizualizează scorul, streak-ul, achievements deblocate (cu vizualizare locked vs unlocked) și progresul pe fiecare algoritm. Notificările sunt afișate ca toast animate în colț, dismissable la click sau auto după 5 secunde.</w:t>
+      </w:r>
+    </w:p>
+    <w:p>
+      <w:pPr>
+        <w:spacing w:after="120" w:line="312"/>
+        <w:ind w:firstLine="360"/>
+        <w:jc w:val="both"/>
+      </w:pPr>
+      <w:r>
+        <w:rPr>
+          <w:rFonts w:ascii="Times New Roman" w:cs="Times New Roman" w:eastAsia="Times New Roman" w:hAnsi="Times New Roman"/>
+          <w:sz w:val="24"/>
+          <w:szCs w:val="24"/>
+        </w:rPr>
+        <w:t xml:space="preserve">Pentru accesibilitate, interfața include skip-to-content link, aria-label pe butoanele cu doar SVG, suport pentru navigarea cu tastatură, focus styles vizibile și respectarea preferinței prefers-reduced-motion atât pentru animații cât și pentru efectele audio. PWA-ul permite instalarea aplicației pe Android și iOS, cu service worker care păstrează asset-urile statice în cache pentru utilizare offline.</w:t>
+      </w:r>
+    </w:p>
+    <w:p>
+      <w:pPr>
+        <w:spacing w:after="200" w:before="360"/>
+        <w:jc w:val="left"/>
+      </w:pPr>
+      <w:r>
+        <w:rPr>
+          <w:rFonts w:ascii="Times New Roman" w:cs="Times New Roman" w:eastAsia="Times New Roman" w:hAnsi="Times New Roman"/>
+          <w:b/>
+          <w:bCs/>
+          <w:sz w:val="26"/>
+          <w:szCs w:val="26"/>
+        </w:rPr>
+        <w:t xml:space="preserve">10. REZULTATE FINALE ȘI CONCLUZII</w:t>
+      </w:r>
+    </w:p>
+    <w:p>
+      <w:pPr>
+        <w:spacing w:after="120" w:line="312"/>
+        <w:ind w:firstLine="360"/>
+        <w:jc w:val="both"/>
+      </w:pPr>
+      <w:r>
+        <w:rPr>
+          <w:rFonts w:ascii="Times New Roman" w:cs="Times New Roman" w:eastAsia="Times New Roman" w:hAnsi="Times New Roman"/>
+          <w:sz w:val="24"/>
+          <w:szCs w:val="24"/>
+        </w:rPr>
+        <w:t xml:space="preserve">SImp Portal reprezintă o soluție modernă pentru o problemă clasică în educația tehnică. În urma dezvoltării și a celor șapte runde de audit + fix-uri (peste 60 de probleme identificate și rezolvate), platforma a atins un nivel de maturitate suficient pentru utilizare în context academic real. S-au putut formula următoarele concluzii:</w:t>
       </w:r>
     </w:p>
     <w:p>
@@ -3274,7 +8853,7 @@
           <w:sz w:val="24"/>
           <w:szCs w:val="24"/>
         </w:rPr>
-        <w:t xml:space="preserve">vizualizatorul Canvas, sincronizat cu evidențierea liniei de cod, oferă o intuiție clară asupra diferenței dintre algoritmii O(n²) și cei O(n log n);</w:t>
+        <w:t xml:space="preserve">integrarea într-o singură platformă a teoriei, codului sursă C++, vizualizării și a evaluării reduce semnificativ timpul necesar pentru asimilarea unui algoritm nou;</w:t>
       </w:r>
     </w:p>
     <w:p>
@@ -3293,7 +8872,7 @@
           <w:sz w:val="24"/>
           <w:szCs w:val="24"/>
         </w:rPr>
-        <w:t xml:space="preserve">măsurile de securitate implementate fac aplicația robustă față de atacurile web frecvente listate în OWASP Top 10;</w:t>
+        <w:t xml:space="preserve">vizualizatorul Canvas, sincronizat cu evidențierea liniei de cod și efectele audio, oferă o intuiție clară asupra diferenței dintre algoritmii O(n²) și O(n log n);</w:t>
       </w:r>
     </w:p>
     <w:p>
@@ -3312,7 +8891,64 @@
           <w:sz w:val="24"/>
           <w:szCs w:val="24"/>
         </w:rPr>
-        <w:t xml:space="preserve">modulul Profesor AI bazat pe Groq + Llama 3.3 70B reprezintă o direcție promițătoare pentru personalizarea procesului de învățare.</w:t>
+        <w:t xml:space="preserve">modulul AI (Groq + Llama 3.3 70B) cu trei moduri distincte (chat, quiz, code feedback) personalizează experiența la nivelul fiecărui utilizator;</w:t>
+      </w:r>
+    </w:p>
+    <w:p>
+      <w:pPr>
+        <w:pStyle w:val="ListParagraph"/>
+        <w:numPr>
+          <w:ilvl w:val="0"/>
+          <w:numId w:val="2"/>
+        </w:numPr>
+        <w:spacing w:after="80" w:line="312"/>
+        <w:jc w:val="both"/>
+      </w:pPr>
+      <w:r>
+        <w:rPr>
+          <w:rFonts w:ascii="Times New Roman" w:cs="Times New Roman" w:eastAsia="Times New Roman" w:hAnsi="Times New Roman"/>
+          <w:sz w:val="24"/>
+          <w:szCs w:val="24"/>
+        </w:rPr>
+        <w:t xml:space="preserve">sistemul de gamification (10 achievements + streak zilnic) crește semnificativ retenția prin recompensare imediată;</w:t>
+      </w:r>
+    </w:p>
+    <w:p>
+      <w:pPr>
+        <w:pStyle w:val="ListParagraph"/>
+        <w:numPr>
+          <w:ilvl w:val="0"/>
+          <w:numId w:val="2"/>
+        </w:numPr>
+        <w:spacing w:after="80" w:line="312"/>
+        <w:jc w:val="both"/>
+      </w:pPr>
+      <w:r>
+        <w:rPr>
+          <w:rFonts w:ascii="Times New Roman" w:cs="Times New Roman" w:eastAsia="Times New Roman" w:hAnsi="Times New Roman"/>
+          <w:sz w:val="24"/>
+          <w:szCs w:val="24"/>
+        </w:rPr>
+        <w:t xml:space="preserve">măsurile de securitate aplicate (CSP cu nonce, CSRF, prepared statements, audit log, reset parolă cu token SHA-256) fac aplicația robustă față de OWASP Top 10;</w:t>
+      </w:r>
+    </w:p>
+    <w:p>
+      <w:pPr>
+        <w:pStyle w:val="ListParagraph"/>
+        <w:numPr>
+          <w:ilvl w:val="0"/>
+          <w:numId w:val="2"/>
+        </w:numPr>
+        <w:spacing w:after="80" w:line="312"/>
+        <w:jc w:val="both"/>
+      </w:pPr>
+      <w:r>
+        <w:rPr>
+          <w:rFonts w:ascii="Times New Roman" w:cs="Times New Roman" w:eastAsia="Times New Roman" w:hAnsi="Times New Roman"/>
+          <w:sz w:val="24"/>
+          <w:szCs w:val="24"/>
+        </w:rPr>
+        <w:t xml:space="preserve">CI/CD cu PHPUnit + PHPStan + GitHub Actions + Docker oferă siguranța că modificările viitoare nu introduc regresii.</w:t>
       </w:r>
     </w:p>
     <w:p>
@@ -3327,7 +8963,7 @@
           <w:sz w:val="24"/>
           <w:szCs w:val="24"/>
         </w:rPr>
-        <w:t xml:space="preserve">Direcțiile viitoare de dezvoltare includ extinderea cu algoritmi suplimentari (Heap Sort, Radix Sort, Tim Sort), adăugarea unor module dedicate algoritmilor pe grafuri și pe arbori, integrarea unei evaluări automate a complexității codului scris de utilizator, precum și implementarea unui sistem de notificări și de gamification mai elaborat (badge-uri, ligi).</w:t>
+        <w:t xml:space="preserve">Direcțiile viitoare de dezvoltare includ: extinderea cu algoritmi pe grafuri (Dijkstra, BFS, DFS) și pe arbori (BST, AVL); integrarea unui model AI capabil să evalueze automat complexitatea codului scris de utilizator; suport multilingv (română + engleză) prin sistem i18n; backup automat al bazei de date; și instrumentare cu Sentry pentru monitorizare în producție.</w:t>
       </w:r>
     </w:p>
     <w:p>
@@ -3343,7 +8979,7 @@
           <w:sz w:val="26"/>
           <w:szCs w:val="26"/>
         </w:rPr>
-        <w:t xml:space="preserve">9. BIBLIOGRAFIE</w:t>
+        <w:t xml:space="preserve">11. BIBLIOGRAFIE</w:t>
       </w:r>
     </w:p>
     <w:p>
@@ -3463,7 +9099,7 @@
           <w:sz w:val="24"/>
           <w:szCs w:val="24"/>
         </w:rPr>
-        <w:t xml:space="preserve">[8] Groq Inc., Groq API Documentation – Chat Completions, https://console.groq.com/docs/api-reference</w:t>
+        <w:t xml:space="preserve">[8] Mozilla Developer Network, Service Worker API, https://developer.mozilla.org/en-US/docs/Web/API/Service_Worker_API</w:t>
       </w:r>
     </w:p>
     <w:p>
@@ -3478,7 +9114,7 @@
           <w:sz w:val="24"/>
           <w:szCs w:val="24"/>
         </w:rPr>
-        <w:t xml:space="preserve">[9] Meta AI, Llama 3.3 Model Card, https://huggingface.co/meta-llama/Llama-3.3-70B-Instruct</w:t>
+        <w:t xml:space="preserve">[9] Groq Inc., Groq API Documentation – Chat Completions, https://console.groq.com/docs/api-reference</w:t>
       </w:r>
     </w:p>
     <w:p>
@@ -3493,7 +9129,7 @@
           <w:sz w:val="24"/>
           <w:szCs w:val="24"/>
         </w:rPr>
-        <w:t xml:space="preserve">[10] OneCompiler, Online C++ Compiler, https://onecompiler.com/cpp</w:t>
+        <w:t xml:space="preserve">[10] Meta AI, Llama 3.3 Model Card, https://huggingface.co/meta-llama/Llama-3.3-70B-Instruct</w:t>
       </w:r>
     </w:p>
     <w:p>
@@ -3508,7 +9144,97 @@
           <w:sz w:val="24"/>
           <w:szCs w:val="24"/>
         </w:rPr>
-        <w:t xml:space="preserve">[11] Oracle Corporation, MySQL 8.0 Reference Manual: Prepared Statements, https://dev.mysql.com/doc/refman/8.0/en/sql-prepared-statements.html</w:t>
+        <w:t xml:space="preserve">[11] OneCompiler, Online C++ Compiler, https://onecompiler.com/cpp</w:t>
+      </w:r>
+    </w:p>
+    <w:p>
+      <w:pPr>
+        <w:spacing w:after="80" w:line="312"/>
+        <w:ind w:left="360" w:hanging="360"/>
+        <w:jc w:val="both"/>
+      </w:pPr>
+      <w:r>
+        <w:rPr>
+          <w:rFonts w:ascii="Times New Roman" w:cs="Times New Roman" w:eastAsia="Times New Roman" w:hAnsi="Times New Roman"/>
+          <w:sz w:val="24"/>
+          <w:szCs w:val="24"/>
+        </w:rPr>
+        <w:t xml:space="preserve">[12] Oracle Corporation, MySQL 8.0 Reference Manual: Prepared Statements, https://dev.mysql.com/doc/refman/8.0/en/sql-prepared-statements.html</w:t>
+      </w:r>
+    </w:p>
+    <w:p>
+      <w:pPr>
+        <w:spacing w:after="80" w:line="312"/>
+        <w:ind w:left="360" w:hanging="360"/>
+        <w:jc w:val="both"/>
+      </w:pPr>
+      <w:r>
+        <w:rPr>
+          <w:rFonts w:ascii="Times New Roman" w:cs="Times New Roman" w:eastAsia="Times New Roman" w:hAnsi="Times New Roman"/>
+          <w:sz w:val="24"/>
+          <w:szCs w:val="24"/>
+        </w:rPr>
+        <w:t xml:space="preserve">[13] Halim, S., VisuAlgo – Visualising data structures and algorithms through animation, https://visualgo.net/</w:t>
+      </w:r>
+    </w:p>
+    <w:p>
+      <w:pPr>
+        <w:spacing w:after="80" w:line="312"/>
+        <w:ind w:left="360" w:hanging="360"/>
+        <w:jc w:val="both"/>
+      </w:pPr>
+      <w:r>
+        <w:rPr>
+          <w:rFonts w:ascii="Times New Roman" w:cs="Times New Roman" w:eastAsia="Times New Roman" w:hAnsi="Times New Roman"/>
+          <w:sz w:val="24"/>
+          <w:szCs w:val="24"/>
+        </w:rPr>
+        <w:t xml:space="preserve">[14] Algorithm Visualizer team, Algorithm Visualizer – Open-source platform, https://algorithm-visualizer.org/</w:t>
+      </w:r>
+    </w:p>
+    <w:p>
+      <w:pPr>
+        <w:spacing w:after="80" w:line="312"/>
+        <w:ind w:left="360" w:hanging="360"/>
+        <w:jc w:val="both"/>
+      </w:pPr>
+      <w:r>
+        <w:rPr>
+          <w:rFonts w:ascii="Times New Roman" w:cs="Times New Roman" w:eastAsia="Times New Roman" w:hAnsi="Times New Roman"/>
+          <w:sz w:val="24"/>
+          <w:szCs w:val="24"/>
+        </w:rPr>
+        <w:t xml:space="preserve">[15] GeeksforGeeks, Sorting Algorithms, https://www.geeksforgeeks.org/sorting-algorithms/</w:t>
+      </w:r>
+    </w:p>
+    <w:p>
+      <w:pPr>
+        <w:spacing w:after="80" w:line="312"/>
+        <w:ind w:left="360" w:hanging="360"/>
+        <w:jc w:val="both"/>
+      </w:pPr>
+      <w:r>
+        <w:rPr>
+          <w:rFonts w:ascii="Times New Roman" w:cs="Times New Roman" w:eastAsia="Times New Roman" w:hAnsi="Times New Roman"/>
+          <w:sz w:val="24"/>
+          <w:szCs w:val="24"/>
+        </w:rPr>
+        <w:t xml:space="preserve">[16] PHPUnit Project, PHPUnit – The PHP Testing Framework, https://phpunit.de/</w:t>
+      </w:r>
+    </w:p>
+    <w:p>
+      <w:pPr>
+        <w:spacing w:after="80" w:line="312"/>
+        <w:ind w:left="360" w:hanging="360"/>
+        <w:jc w:val="both"/>
+      </w:pPr>
+      <w:r>
+        <w:rPr>
+          <w:rFonts w:ascii="Times New Roman" w:cs="Times New Roman" w:eastAsia="Times New Roman" w:hAnsi="Times New Roman"/>
+          <w:sz w:val="24"/>
+          <w:szCs w:val="24"/>
+        </w:rPr>
+        <w:t xml:space="preserve">[17] Web.dev, Progressive Web Apps Documentation, https://web.dev/progressive-web-apps/</w:t>
       </w:r>
     </w:p>
     <w:sectPr>
